--- a/docs/Relatório de testes TCC.docx
+++ b/docs/Relatório de testes TCC.docx
@@ -23,6 +23,18 @@
         </w:rPr>
         <w:t>Relatório de testes manuais unitários, integração e ponto a ponto.</w:t>
       </w:r>
+    </w:p>
+    <w:p>
+      <w:pPr>
+        <w:jc w:val="center"/>
+        <w:rPr>
+          <w:rFonts w:ascii="Arial" w:hAnsi="Arial" w:cs="Arial"/>
+          <w:b/>
+          <w:bCs/>
+          <w:sz w:val="32"/>
+          <w:szCs w:val="32"/>
+        </w:rPr>
+      </w:pPr>
     </w:p>
     <w:p>
       <w:pPr>
@@ -57,7 +69,7 @@
                     </pic:cNvPicPr>
                   </pic:nvPicPr>
                   <pic:blipFill>
-                    <a:blip r:embed="rId7" cstate="print">
+                    <a:blip r:embed="rId8" cstate="print">
                       <a:extLst>
                         <a:ext uri="{28A0092B-C50C-407E-A947-70E740481C1C}">
                           <a14:useLocalDpi xmlns:a14="http://schemas.microsoft.com/office/drawing/2010/main" val="0"/>
@@ -175,6 +187,14 @@
     </w:p>
     <w:p>
       <w:pPr>
+        <w:jc w:val="center"/>
+        <w:rPr>
+          <w:rFonts w:ascii="Arial" w:hAnsi="Arial" w:cs="Arial"/>
+        </w:rPr>
+      </w:pPr>
+    </w:p>
+    <w:p>
+      <w:pPr>
         <w:rPr>
           <w:rFonts w:ascii="Arial" w:hAnsi="Arial" w:cs="Arial"/>
         </w:rPr>
@@ -186,6 +206,14 @@
           <w:bCs/>
         </w:rPr>
         <w:t>IMPLEMENTAÇÃO JWT</w:t>
+      </w:r>
+      <w:r>
+        <w:rPr>
+          <w:rFonts w:ascii="Arial" w:hAnsi="Arial" w:cs="Arial"/>
+          <w:b/>
+          <w:bCs/>
+        </w:rPr>
+        <w:t xml:space="preserve"> AUTENTICAÇÃO DE USUÁRIO</w:t>
       </w:r>
     </w:p>
     <w:p>
@@ -221,7 +249,7 @@
                     </pic:cNvPicPr>
                   </pic:nvPicPr>
                   <pic:blipFill>
-                    <a:blip r:embed="rId8" cstate="print">
+                    <a:blip r:embed="rId9" cstate="print">
                       <a:extLst>
                         <a:ext uri="{28A0092B-C50C-407E-A947-70E740481C1C}">
                           <a14:useLocalDpi xmlns:a14="http://schemas.microsoft.com/office/drawing/2010/main" val="0"/>
@@ -255,6 +283,7 @@
     </w:p>
     <w:p>
       <w:pPr>
+        <w:jc w:val="both"/>
         <w:rPr>
           <w:rFonts w:ascii="Arial" w:hAnsi="Arial" w:cs="Arial"/>
           <w:b/>
@@ -365,39 +394,245 @@
     </w:p>
     <w:p>
       <w:pPr>
-        <w:rPr>
-          <w:rFonts w:ascii="Arial" w:hAnsi="Arial" w:cs="Arial"/>
-          <w:b/>
-          <w:bCs/>
-        </w:rPr>
-      </w:pPr>
-      <w:r>
-        <w:rPr>
-          <w:rFonts w:ascii="Arial" w:hAnsi="Arial" w:cs="Arial"/>
-          <w:b/>
-          <w:bCs/>
-        </w:rPr>
-        <w:t>LOGIN E GERAÇÃO TOKEN</w:t>
-      </w:r>
-    </w:p>
-    <w:p>
-      <w:pPr>
-        <w:jc w:val="both"/>
-        <w:rPr>
-          <w:rFonts w:ascii="Arial" w:hAnsi="Arial" w:cs="Arial"/>
-        </w:rPr>
-      </w:pPr>
-      <w:r>
-        <w:rPr>
-          <w:rFonts w:ascii="Arial" w:hAnsi="Arial" w:cs="Arial"/>
+        <w:jc w:val="both"/>
+        <w:rPr>
+          <w:rFonts w:ascii="Arial" w:hAnsi="Arial" w:cs="Arial"/>
+          <w:b/>
+          <w:bCs/>
+        </w:rPr>
+      </w:pPr>
+    </w:p>
+    <w:p>
+      <w:pPr>
+        <w:jc w:val="both"/>
+        <w:rPr>
+          <w:rFonts w:ascii="Arial" w:hAnsi="Arial" w:cs="Arial"/>
+          <w:b/>
+          <w:bCs/>
+        </w:rPr>
+      </w:pPr>
+    </w:p>
+    <w:p>
+      <w:pPr>
+        <w:jc w:val="both"/>
+        <w:rPr>
+          <w:rFonts w:ascii="Arial" w:hAnsi="Arial" w:cs="Arial"/>
+          <w:b/>
+          <w:bCs/>
+        </w:rPr>
+      </w:pPr>
+      <w:r>
+        <w:rPr>
+          <w:rFonts w:ascii="Arial" w:hAnsi="Arial" w:cs="Arial"/>
+          <w:b/>
+          <w:bCs/>
+        </w:rPr>
+        <w:t xml:space="preserve">Retorno: </w:t>
+      </w:r>
+      <w:r>
+        <w:rPr>
+          <w:rFonts w:ascii="Arial" w:hAnsi="Arial" w:cs="Arial"/>
+          <w:b/>
+          <w:bCs/>
+        </w:rPr>
+        <w:t>400</w:t>
+      </w:r>
+      <w:r>
+        <w:rPr>
+          <w:rFonts w:ascii="Arial" w:hAnsi="Arial" w:cs="Arial"/>
+          <w:b/>
+          <w:bCs/>
+        </w:rPr>
+        <w:t xml:space="preserve"> </w:t>
+      </w:r>
+      <w:r>
+        <w:rPr>
+          <w:rFonts w:ascii="Arial" w:hAnsi="Arial" w:cs="Arial"/>
+          <w:b/>
+          <w:bCs/>
+        </w:rPr>
+        <w:t>Bad Request</w:t>
+      </w:r>
+    </w:p>
+    <w:p>
+      <w:pPr>
+        <w:jc w:val="both"/>
+        <w:rPr>
+          <w:rFonts w:ascii="Arial" w:hAnsi="Arial" w:cs="Arial"/>
+        </w:rPr>
+      </w:pPr>
+      <w:r>
+        <w:rPr>
+          <w:rFonts w:ascii="Arial" w:hAnsi="Arial" w:cs="Arial"/>
+        </w:rPr>
+        <w:t xml:space="preserve">Isso ocorre quando os dados no processo de requisição são inválidos ou estão incompletos, como </w:t>
+      </w:r>
+      <w:r>
+        <w:rPr>
+          <w:rFonts w:ascii="Arial" w:hAnsi="Arial" w:cs="Arial"/>
+          <w:b/>
+          <w:bCs/>
+        </w:rPr>
+        <w:t xml:space="preserve">E-mail </w:t>
+      </w:r>
+      <w:r>
+        <w:rPr>
+          <w:rFonts w:ascii="Arial" w:hAnsi="Arial" w:cs="Arial"/>
+        </w:rPr>
+        <w:t xml:space="preserve">repetido ou com informações e caracteres incompletos. Isso retorna </w:t>
+      </w:r>
+      <w:r>
+        <w:rPr>
+          <w:rFonts w:ascii="Arial" w:hAnsi="Arial" w:cs="Arial"/>
+          <w:b/>
+          <w:bCs/>
+        </w:rPr>
+        <w:t>Error 400 Bad Request</w:t>
+      </w:r>
+      <w:r>
+        <w:rPr>
+          <w:rFonts w:ascii="Arial" w:hAnsi="Arial" w:cs="Arial"/>
+        </w:rPr>
+        <w:t xml:space="preserve"> na requisição.</w:t>
+      </w:r>
+    </w:p>
+    <w:p>
+      <w:pPr>
+        <w:jc w:val="both"/>
+        <w:rPr>
+          <w:rFonts w:ascii="Arial" w:hAnsi="Arial" w:cs="Arial"/>
+        </w:rPr>
+      </w:pPr>
+    </w:p>
+    <w:p>
+      <w:pPr>
+        <w:jc w:val="both"/>
+        <w:rPr>
+          <w:rFonts w:ascii="Arial" w:hAnsi="Arial" w:cs="Arial"/>
+          <w:b/>
+          <w:bCs/>
+        </w:rPr>
+      </w:pPr>
+      <w:r>
+        <w:rPr>
+          <w:rFonts w:ascii="Arial" w:hAnsi="Arial" w:cs="Arial"/>
+          <w:b/>
+          <w:bCs/>
+        </w:rPr>
+        <w:t>Retorno: 409 Conflict</w:t>
+      </w:r>
+    </w:p>
+    <w:p>
+      <w:pPr>
+        <w:jc w:val="both"/>
+        <w:rPr>
+          <w:rFonts w:ascii="Arial" w:hAnsi="Arial" w:cs="Arial"/>
+        </w:rPr>
+      </w:pPr>
+      <w:r>
+        <w:rPr>
+          <w:rFonts w:ascii="Arial" w:hAnsi="Arial" w:cs="Arial"/>
+        </w:rPr>
+        <w:t xml:space="preserve">Isso ocorre quando já existe um usuário cadastrado com o mesmo e-mail. </w:t>
+      </w:r>
+      <w:r>
+        <w:rPr>
+          <w:rFonts w:ascii="Arial" w:hAnsi="Arial" w:cs="Arial"/>
+        </w:rPr>
+        <w:t xml:space="preserve">Justamente por isso, na requisição é retornado </w:t>
+      </w:r>
+      <w:r>
+        <w:rPr>
+          <w:rFonts w:ascii="Arial" w:hAnsi="Arial" w:cs="Arial"/>
+          <w:b/>
+          <w:bCs/>
+        </w:rPr>
+        <w:t xml:space="preserve">409 Conflict </w:t>
+      </w:r>
+      <w:r>
+        <w:rPr>
+          <w:rFonts w:ascii="Arial" w:hAnsi="Arial" w:cs="Arial"/>
+        </w:rPr>
+        <w:t xml:space="preserve">pois há um conflito de informações no processo de cadastro de </w:t>
+      </w:r>
+      <w:r>
+        <w:rPr>
+          <w:rFonts w:ascii="Arial" w:hAnsi="Arial" w:cs="Arial"/>
+          <w:b/>
+          <w:bCs/>
+        </w:rPr>
+        <w:t>administrador</w:t>
+      </w:r>
+      <w:r>
+        <w:rPr>
+          <w:rFonts w:ascii="Arial" w:hAnsi="Arial" w:cs="Arial"/>
+        </w:rPr>
+        <w:t xml:space="preserve"> e </w:t>
+      </w:r>
+      <w:r>
+        <w:rPr>
+          <w:rFonts w:ascii="Arial" w:hAnsi="Arial" w:cs="Arial"/>
+          <w:b/>
+          <w:bCs/>
+        </w:rPr>
+        <w:t>cliente</w:t>
+      </w:r>
+      <w:r>
+        <w:rPr>
+          <w:rFonts w:ascii="Arial" w:hAnsi="Arial" w:cs="Arial"/>
+        </w:rPr>
+        <w:t>.</w:t>
+      </w:r>
+    </w:p>
+    <w:p>
+      <w:pPr>
+        <w:rPr>
+          <w:rFonts w:ascii="Arial" w:hAnsi="Arial" w:cs="Arial"/>
+        </w:rPr>
+      </w:pPr>
+    </w:p>
+    <w:p>
+      <w:pPr>
+        <w:rPr>
+          <w:rFonts w:ascii="Arial" w:hAnsi="Arial" w:cs="Arial"/>
+          <w:b/>
+          <w:bCs/>
+        </w:rPr>
+      </w:pPr>
+      <w:r>
+        <w:rPr>
+          <w:rFonts w:ascii="Arial" w:hAnsi="Arial" w:cs="Arial"/>
+          <w:b/>
+          <w:bCs/>
+        </w:rPr>
+        <w:t xml:space="preserve">Retorno: 500 </w:t>
+      </w:r>
+      <w:r>
+        <w:rPr>
+          <w:rFonts w:ascii="Arial" w:hAnsi="Arial" w:cs="Arial"/>
+          <w:b/>
+          <w:bCs/>
+        </w:rPr>
+        <w:t>Internal Server Error</w:t>
+      </w:r>
+    </w:p>
+    <w:p>
+      <w:pPr>
+        <w:rPr>
+          <w:rFonts w:ascii="Arial" w:hAnsi="Arial" w:cs="Arial"/>
+          <w:b/>
+          <w:bCs/>
+        </w:rPr>
+      </w:pPr>
+      <w:r>
+        <w:rPr>
           <w:noProof/>
         </w:rPr>
-        <w:lastRenderedPageBreak/>
         <w:drawing>
-          <wp:inline distT="0" distB="0" distL="0" distR="0" wp14:anchorId="00361FA7" wp14:editId="1CE51DDC">
-            <wp:extent cx="5393055" cy="2836545"/>
-            <wp:effectExtent l="0" t="0" r="0" b="1905"/>
-            <wp:docPr id="1899416740" name="Imagem 3"/>
+          <wp:inline distT="0" distB="0" distL="0" distR="0" wp14:anchorId="6BDECF9B" wp14:editId="3A231651">
+            <wp:extent cx="5400040" cy="1188085"/>
+            <wp:effectExtent l="0" t="0" r="0" b="0"/>
+            <wp:docPr id="3" name="Imagem 3" descr="Insira aqui a descrição dessa imagem para ajudar na acessibilidade"/>
             <wp:cNvGraphicFramePr>
               <a:graphicFrameLocks xmlns:a="http://schemas.openxmlformats.org/drawingml/2006/main" noChangeAspect="1"/>
             </wp:cNvGraphicFramePr>
@@ -405,13 +640,13 @@
               <a:graphicData uri="http://schemas.openxmlformats.org/drawingml/2006/picture">
                 <pic:pic xmlns:pic="http://schemas.openxmlformats.org/drawingml/2006/picture">
                   <pic:nvPicPr>
-                    <pic:cNvPr id="0" name="Picture 4"/>
+                    <pic:cNvPr id="0" name="Picture 3" descr="Insira aqui a descrição dessa imagem para ajudar na acessibilidade"/>
                     <pic:cNvPicPr>
                       <a:picLocks noChangeAspect="1" noChangeArrowheads="1"/>
                     </pic:cNvPicPr>
                   </pic:nvPicPr>
                   <pic:blipFill>
-                    <a:blip r:embed="rId9" cstate="print">
+                    <a:blip r:embed="rId10">
                       <a:extLst>
                         <a:ext uri="{28A0092B-C50C-407E-A947-70E740481C1C}">
                           <a14:useLocalDpi xmlns:a14="http://schemas.microsoft.com/office/drawing/2010/main" val="0"/>
@@ -426,7 +661,7 @@
                   <pic:spPr bwMode="auto">
                     <a:xfrm>
                       <a:off x="0" y="0"/>
-                      <a:ext cx="5393055" cy="2836545"/>
+                      <a:ext cx="5400040" cy="1188085"/>
                     </a:xfrm>
                     <a:prstGeom prst="rect">
                       <a:avLst/>
@@ -445,6 +680,61 @@
     </w:p>
     <w:p>
       <w:pPr>
+        <w:jc w:val="both"/>
+        <w:rPr>
+          <w:rFonts w:ascii="Arial" w:hAnsi="Arial" w:cs="Arial"/>
+        </w:rPr>
+      </w:pPr>
+      <w:r>
+        <w:rPr>
+          <w:rFonts w:ascii="Arial" w:hAnsi="Arial" w:cs="Arial"/>
+        </w:rPr>
+        <w:t xml:space="preserve">Indica uma falha no servidor durante o processo de criação, possivelmente algo relacionado com a ativação do </w:t>
+      </w:r>
+      <w:r>
+        <w:rPr>
+          <w:rFonts w:ascii="Arial" w:hAnsi="Arial" w:cs="Arial"/>
+          <w:b/>
+          <w:bCs/>
+        </w:rPr>
+        <w:t>Back-End</w:t>
+      </w:r>
+      <w:r>
+        <w:rPr>
+          <w:rFonts w:ascii="Arial" w:hAnsi="Arial" w:cs="Arial"/>
+        </w:rPr>
+        <w:t xml:space="preserve"> ou pacote de softwares (ambiente de servidor local no computador).  </w:t>
+      </w:r>
+    </w:p>
+    <w:p>
+      <w:pPr>
+        <w:jc w:val="both"/>
+        <w:rPr>
+          <w:rFonts w:ascii="Arial" w:hAnsi="Arial" w:cs="Arial"/>
+        </w:rPr>
+      </w:pPr>
+    </w:p>
+    <w:p>
+      <w:pPr>
+        <w:jc w:val="both"/>
+        <w:rPr>
+          <w:rFonts w:ascii="Arial" w:hAnsi="Arial" w:cs="Arial"/>
+          <w:b/>
+          <w:bCs/>
+        </w:rPr>
+      </w:pPr>
+      <w:r>
+        <w:rPr>
+          <w:rFonts w:ascii="Arial" w:hAnsi="Arial" w:cs="Arial"/>
+          <w:b/>
+          <w:bCs/>
+        </w:rPr>
+        <w:t>LOGIN E GERAÇÃO TOKEN</w:t>
+      </w:r>
+    </w:p>
+    <w:p>
+      <w:pPr>
+        <w:jc w:val="both"/>
         <w:rPr>
           <w:rFonts w:ascii="Arial" w:hAnsi="Arial" w:cs="Arial"/>
           <w:b/>
@@ -473,7 +763,80 @@
           <w:b/>
           <w:bCs/>
         </w:rPr>
-        <w:t xml:space="preserve"> Created</w:t>
+        <w:t xml:space="preserve"> </w:t>
+      </w:r>
+      <w:r>
+        <w:rPr>
+          <w:rFonts w:ascii="Arial" w:hAnsi="Arial" w:cs="Arial"/>
+          <w:b/>
+          <w:bCs/>
+        </w:rPr>
+        <w:t>Requisição bem sucedida</w:t>
+      </w:r>
+    </w:p>
+    <w:p>
+      <w:pPr>
+        <w:jc w:val="both"/>
+        <w:rPr>
+          <w:rFonts w:ascii="Arial" w:hAnsi="Arial" w:cs="Arial"/>
+        </w:rPr>
+      </w:pPr>
+      <w:r>
+        <w:rPr>
+          <w:rFonts w:ascii="Arial" w:hAnsi="Arial" w:cs="Arial"/>
+          <w:noProof/>
+        </w:rPr>
+        <w:drawing>
+          <wp:inline distT="0" distB="0" distL="0" distR="0" wp14:anchorId="00361FA7" wp14:editId="68C9D516">
+            <wp:extent cx="5393055" cy="1285875"/>
+            <wp:effectExtent l="0" t="0" r="0" b="9525"/>
+            <wp:docPr id="1899416740" name="Imagem 3"/>
+            <wp:cNvGraphicFramePr>
+              <a:graphicFrameLocks xmlns:a="http://schemas.openxmlformats.org/drawingml/2006/main" noChangeAspect="1"/>
+            </wp:cNvGraphicFramePr>
+            <a:graphic xmlns:a="http://schemas.openxmlformats.org/drawingml/2006/main">
+              <a:graphicData uri="http://schemas.openxmlformats.org/drawingml/2006/picture">
+                <pic:pic xmlns:pic="http://schemas.openxmlformats.org/drawingml/2006/picture">
+                  <pic:nvPicPr>
+                    <pic:cNvPr id="0" name="Picture 4"/>
+                    <pic:cNvPicPr>
+                      <a:picLocks noChangeAspect="1" noChangeArrowheads="1"/>
+                    </pic:cNvPicPr>
+                  </pic:nvPicPr>
+                  <pic:blipFill rotWithShape="1">
+                    <a:blip r:embed="rId11" cstate="print">
+                      <a:extLst>
+                        <a:ext uri="{28A0092B-C50C-407E-A947-70E740481C1C}">
+                          <a14:useLocalDpi xmlns:a14="http://schemas.microsoft.com/office/drawing/2010/main" val="0"/>
+                        </a:ext>
+                      </a:extLst>
+                    </a:blip>
+                    <a:srcRect b="54667"/>
+                    <a:stretch/>
+                  </pic:blipFill>
+                  <pic:spPr bwMode="auto">
+                    <a:xfrm>
+                      <a:off x="0" y="0"/>
+                      <a:ext cx="5393055" cy="1285875"/>
+                    </a:xfrm>
+                    <a:prstGeom prst="rect">
+                      <a:avLst/>
+                    </a:prstGeom>
+                    <a:noFill/>
+                    <a:ln>
+                      <a:noFill/>
+                    </a:ln>
+                    <a:extLst>
+                      <a:ext uri="{53640926-AAD7-44D8-BBD7-CCE9431645EC}">
+                        <a14:shadowObscured xmlns:a14="http://schemas.microsoft.com/office/drawing/2010/main"/>
+                      </a:ext>
+                    </a:extLst>
+                  </pic:spPr>
+                </pic:pic>
+              </a:graphicData>
+            </a:graphic>
+          </wp:inline>
+        </w:drawing>
       </w:r>
     </w:p>
     <w:p>
@@ -519,34 +882,142 @@
         <w:jc w:val="both"/>
         <w:rPr>
           <w:rFonts w:ascii="Arial" w:hAnsi="Arial" w:cs="Arial"/>
-        </w:rPr>
-      </w:pPr>
-    </w:p>
-    <w:p>
-      <w:pPr>
-        <w:jc w:val="both"/>
-        <w:rPr>
-          <w:rFonts w:ascii="Arial" w:hAnsi="Arial" w:cs="Arial"/>
-          <w:b/>
-          <w:bCs/>
-        </w:rPr>
-      </w:pPr>
-      <w:r>
-        <w:rPr>
-          <w:rFonts w:ascii="Arial" w:hAnsi="Arial" w:cs="Arial"/>
-          <w:b/>
-          <w:bCs/>
-        </w:rPr>
-        <w:t>ERRO DE REQUISIÇÃO</w:t>
-      </w:r>
-    </w:p>
-    <w:p>
-      <w:pPr>
-        <w:jc w:val="both"/>
-        <w:rPr>
-          <w:rFonts w:ascii="Arial" w:hAnsi="Arial" w:cs="Arial"/>
-          <w:b/>
-          <w:bCs/>
+          <w:b/>
+          <w:bCs/>
+        </w:rPr>
+      </w:pPr>
+      <w:r>
+        <w:rPr>
+          <w:rFonts w:ascii="Arial" w:hAnsi="Arial" w:cs="Arial"/>
+          <w:b/>
+          <w:bCs/>
+        </w:rPr>
+        <w:t xml:space="preserve">Retorno: 400 Bad </w:t>
+      </w:r>
+      <w:r>
+        <w:rPr>
+          <w:rFonts w:ascii="Arial" w:hAnsi="Arial" w:cs="Arial"/>
+          <w:b/>
+          <w:bCs/>
+        </w:rPr>
+        <w:tab/>
+        <w:t>Request</w:t>
+      </w:r>
+    </w:p>
+    <w:p>
+      <w:pPr>
+        <w:jc w:val="both"/>
+        <w:rPr>
+          <w:rFonts w:ascii="Arial" w:hAnsi="Arial" w:cs="Arial"/>
+        </w:rPr>
+      </w:pPr>
+      <w:r>
+        <w:rPr>
+          <w:rFonts w:ascii="Arial" w:hAnsi="Arial" w:cs="Arial"/>
+        </w:rPr>
+        <w:lastRenderedPageBreak/>
+        <w:t>Ocorre quando o cliente não envia todos os dados obrigatórios (ex.: e-mail ou senha ausentes).</w:t>
+      </w:r>
+    </w:p>
+    <w:p>
+      <w:pPr>
+        <w:jc w:val="both"/>
+        <w:rPr>
+          <w:rFonts w:ascii="Arial" w:hAnsi="Arial" w:cs="Arial"/>
+        </w:rPr>
+      </w:pPr>
+    </w:p>
+    <w:p>
+      <w:pPr>
+        <w:jc w:val="both"/>
+        <w:rPr>
+          <w:rFonts w:ascii="Arial" w:hAnsi="Arial" w:cs="Arial"/>
+          <w:b/>
+          <w:bCs/>
+        </w:rPr>
+      </w:pPr>
+      <w:r>
+        <w:rPr>
+          <w:rFonts w:ascii="Arial" w:hAnsi="Arial" w:cs="Arial"/>
+          <w:b/>
+          <w:bCs/>
+        </w:rPr>
+        <w:t xml:space="preserve">Retorno: 401 </w:t>
+      </w:r>
+      <w:r>
+        <w:rPr>
+          <w:rFonts w:ascii="Arial" w:hAnsi="Arial" w:cs="Arial"/>
+          <w:b/>
+          <w:bCs/>
+        </w:rPr>
+        <w:t>Unauthorized</w:t>
+      </w:r>
+    </w:p>
+    <w:p>
+      <w:pPr>
+        <w:jc w:val="both"/>
+        <w:rPr>
+          <w:rFonts w:ascii="Arial" w:hAnsi="Arial" w:cs="Arial"/>
+        </w:rPr>
+      </w:pPr>
+      <w:r>
+        <w:rPr>
+          <w:rFonts w:ascii="Arial" w:hAnsi="Arial" w:cs="Arial"/>
+        </w:rPr>
+        <w:t>Ocorre quando o usuário fornece credenciais incorretas (e-mail não encontrado ou senha inválida).</w:t>
+      </w:r>
+    </w:p>
+    <w:p>
+      <w:pPr>
+        <w:jc w:val="both"/>
+        <w:rPr>
+          <w:rFonts w:ascii="Arial" w:hAnsi="Arial" w:cs="Arial"/>
+        </w:rPr>
+      </w:pPr>
+    </w:p>
+    <w:p>
+      <w:pPr>
+        <w:jc w:val="both"/>
+        <w:rPr>
+          <w:rFonts w:ascii="Arial" w:hAnsi="Arial" w:cs="Arial"/>
+          <w:b/>
+          <w:bCs/>
+        </w:rPr>
+      </w:pPr>
+      <w:r>
+        <w:rPr>
+          <w:rFonts w:ascii="Arial" w:hAnsi="Arial" w:cs="Arial"/>
+          <w:b/>
+          <w:bCs/>
+        </w:rPr>
+        <w:t>Retorno: 404 Not Found</w:t>
+      </w:r>
+    </w:p>
+    <w:p>
+      <w:pPr>
+        <w:jc w:val="both"/>
+        <w:rPr>
+          <w:rFonts w:ascii="Arial" w:hAnsi="Arial" w:cs="Arial"/>
+        </w:rPr>
+      </w:pPr>
+      <w:r>
+        <w:rPr>
+          <w:rFonts w:ascii="Arial" w:hAnsi="Arial" w:cs="Arial"/>
+        </w:rPr>
+        <w:t>Ocorre quando o usuário</w:t>
+      </w:r>
+      <w:r>
+        <w:rPr>
+          <w:rFonts w:ascii="Arial" w:hAnsi="Arial" w:cs="Arial"/>
+        </w:rPr>
+        <w:t xml:space="preserve"> não é encontrado e suas credenciais não são validadas na requisição.</w:t>
+      </w:r>
+    </w:p>
+    <w:p>
+      <w:pPr>
+        <w:jc w:val="both"/>
+        <w:rPr>
+          <w:rFonts w:ascii="Arial" w:hAnsi="Arial" w:cs="Arial"/>
         </w:rPr>
       </w:pPr>
       <w:r>
@@ -557,10 +1028,10 @@
           <w:noProof/>
         </w:rPr>
         <w:drawing>
-          <wp:inline distT="0" distB="0" distL="0" distR="0" wp14:anchorId="6865BCAD" wp14:editId="5F57D59F">
+          <wp:inline distT="0" distB="0" distL="0" distR="0" wp14:anchorId="0018FFCA" wp14:editId="5A199BEF">
             <wp:extent cx="5384800" cy="2641600"/>
             <wp:effectExtent l="0" t="0" r="6350" b="6350"/>
-            <wp:docPr id="1771532051" name="Imagem 4"/>
+            <wp:docPr id="1" name="Imagem 4"/>
             <wp:cNvGraphicFramePr>
               <a:graphicFrameLocks xmlns:a="http://schemas.openxmlformats.org/drawingml/2006/main" noChangeAspect="1"/>
             </wp:cNvGraphicFramePr>
@@ -574,7 +1045,7 @@
                     </pic:cNvPicPr>
                   </pic:nvPicPr>
                   <pic:blipFill>
-                    <a:blip r:embed="rId10" cstate="print">
+                    <a:blip r:embed="rId12" cstate="print">
                       <a:extLst>
                         <a:ext uri="{28A0092B-C50C-407E-A947-70E740481C1C}">
                           <a14:useLocalDpi xmlns:a14="http://schemas.microsoft.com/office/drawing/2010/main" val="0"/>
@@ -621,85 +1092,33 @@
           <w:b/>
           <w:bCs/>
         </w:rPr>
-        <w:t>Retorno 404</w:t>
-      </w:r>
-    </w:p>
-    <w:p>
-      <w:pPr>
-        <w:jc w:val="both"/>
-        <w:rPr>
-          <w:rFonts w:ascii="Arial" w:hAnsi="Arial" w:cs="Arial"/>
-        </w:rPr>
-      </w:pPr>
-      <w:r>
-        <w:rPr>
-          <w:rFonts w:ascii="Arial" w:hAnsi="Arial" w:cs="Arial"/>
-        </w:rPr>
-        <w:t xml:space="preserve">Quando o usuário não é encontrado, ou há um erro de digitação </w:t>
-      </w:r>
-      <w:r>
-        <w:rPr>
-          <w:rFonts w:ascii="Arial" w:hAnsi="Arial" w:cs="Arial"/>
-        </w:rPr>
-        <w:t>a requisição retorna com a mensagem “Usuário não encontrado”.</w:t>
-      </w:r>
-    </w:p>
-    <w:p>
-      <w:pPr>
-        <w:jc w:val="both"/>
-        <w:rPr>
-          <w:rFonts w:ascii="Arial" w:hAnsi="Arial" w:cs="Arial"/>
-        </w:rPr>
-      </w:pPr>
-    </w:p>
-    <w:p>
-      <w:pPr>
-        <w:jc w:val="both"/>
-        <w:rPr>
-          <w:rFonts w:ascii="Arial" w:hAnsi="Arial" w:cs="Arial"/>
-          <w:b/>
-          <w:bCs/>
-        </w:rPr>
-      </w:pPr>
-      <w:r>
-        <w:rPr>
-          <w:rFonts w:ascii="Arial" w:hAnsi="Arial" w:cs="Arial"/>
-          <w:b/>
-          <w:bCs/>
-        </w:rPr>
-        <w:t xml:space="preserve">TELAS </w:t>
-      </w:r>
-      <w:r>
-        <w:rPr>
-          <w:rFonts w:ascii="Arial" w:hAnsi="Arial" w:cs="Arial"/>
-          <w:b/>
-          <w:bCs/>
-        </w:rPr>
-        <w:t>DO PROGRAMA</w:t>
-      </w:r>
-    </w:p>
-    <w:p>
-      <w:pPr>
-        <w:jc w:val="both"/>
-        <w:rPr>
-          <w:rFonts w:ascii="Arial" w:hAnsi="Arial" w:cs="Arial"/>
-          <w:b/>
-          <w:bCs/>
-        </w:rPr>
-      </w:pPr>
-      <w:r>
-        <w:rPr>
-          <w:rFonts w:ascii="Arial" w:hAnsi="Arial" w:cs="Arial"/>
-          <w:b/>
-          <w:bCs/>
+        <w:t xml:space="preserve">Retorno: 500 </w:t>
+      </w:r>
+      <w:r>
+        <w:rPr>
+          <w:rFonts w:ascii="Arial" w:hAnsi="Arial" w:cs="Arial"/>
+          <w:b/>
+          <w:bCs/>
+        </w:rPr>
+        <w:t>Internal Server Error</w:t>
+      </w:r>
+    </w:p>
+    <w:p>
+      <w:pPr>
+        <w:jc w:val="both"/>
+        <w:rPr>
+          <w:rFonts w:ascii="Arial" w:hAnsi="Arial" w:cs="Arial"/>
+        </w:rPr>
+      </w:pPr>
+      <w:r>
+        <w:rPr>
           <w:noProof/>
         </w:rPr>
-        <w:lastRenderedPageBreak/>
         <w:drawing>
-          <wp:inline distT="0" distB="0" distL="0" distR="0" wp14:anchorId="2805143D" wp14:editId="1854CA8F">
-            <wp:extent cx="5393055" cy="2531745"/>
-            <wp:effectExtent l="0" t="0" r="0" b="1905"/>
-            <wp:docPr id="388088484" name="Imagem 4"/>
+          <wp:inline distT="0" distB="0" distL="0" distR="0" wp14:anchorId="61623E6C" wp14:editId="78B0BBA7">
+            <wp:extent cx="5400040" cy="1188085"/>
+            <wp:effectExtent l="0" t="0" r="0" b="0"/>
+            <wp:docPr id="2" name="Imagem 2" descr="Insira aqui a descrição dessa imagem para ajudar na acessibilidade"/>
             <wp:cNvGraphicFramePr>
               <a:graphicFrameLocks xmlns:a="http://schemas.openxmlformats.org/drawingml/2006/main" noChangeAspect="1"/>
             </wp:cNvGraphicFramePr>
@@ -707,13 +1126,13 @@
               <a:graphicData uri="http://schemas.openxmlformats.org/drawingml/2006/picture">
                 <pic:pic xmlns:pic="http://schemas.openxmlformats.org/drawingml/2006/picture">
                   <pic:nvPicPr>
-                    <pic:cNvPr id="0" name="Picture 7"/>
+                    <pic:cNvPr id="0" name="Picture 1" descr="Insira aqui a descrição dessa imagem para ajudar na acessibilidade"/>
                     <pic:cNvPicPr>
                       <a:picLocks noChangeAspect="1" noChangeArrowheads="1"/>
                     </pic:cNvPicPr>
                   </pic:nvPicPr>
                   <pic:blipFill>
-                    <a:blip r:embed="rId11" cstate="print">
+                    <a:blip r:embed="rId10">
                       <a:extLst>
                         <a:ext uri="{28A0092B-C50C-407E-A947-70E740481C1C}">
                           <a14:useLocalDpi xmlns:a14="http://schemas.microsoft.com/office/drawing/2010/main" val="0"/>
@@ -728,7 +1147,7 @@
                   <pic:spPr bwMode="auto">
                     <a:xfrm>
                       <a:off x="0" y="0"/>
-                      <a:ext cx="5393055" cy="2531745"/>
+                      <a:ext cx="5400040" cy="1188085"/>
                     </a:xfrm>
                     <a:prstGeom prst="rect">
                       <a:avLst/>
@@ -756,26 +1175,113 @@
         <w:rPr>
           <w:rFonts w:ascii="Arial" w:hAnsi="Arial" w:cs="Arial"/>
         </w:rPr>
-        <w:t>Tela de login</w:t>
-      </w:r>
-    </w:p>
-    <w:p>
-      <w:pPr>
-        <w:jc w:val="both"/>
-        <w:rPr>
-          <w:rFonts w:ascii="Arial" w:hAnsi="Arial" w:cs="Arial"/>
-        </w:rPr>
-      </w:pPr>
-      <w:r>
-        <w:rPr>
-          <w:rFonts w:ascii="Arial" w:hAnsi="Arial" w:cs="Arial"/>
-          <w:noProof/>
+        <w:t xml:space="preserve">Indica uma falha no servidor durante o processo de criação, possivelmente algo relacionado com a ativação do </w:t>
+      </w:r>
+      <w:r>
+        <w:rPr>
+          <w:rFonts w:ascii="Arial" w:hAnsi="Arial" w:cs="Arial"/>
+          <w:b/>
+          <w:bCs/>
+        </w:rPr>
+        <w:t>Back-End</w:t>
+      </w:r>
+      <w:r>
+        <w:rPr>
+          <w:rFonts w:ascii="Arial" w:hAnsi="Arial" w:cs="Arial"/>
+        </w:rPr>
+        <w:t xml:space="preserve"> ou pacote de softwares (ambiente de servidor local no computador).  </w:t>
+      </w:r>
+    </w:p>
+    <w:p>
+      <w:pPr>
+        <w:jc w:val="both"/>
+        <w:rPr>
+          <w:rFonts w:ascii="Arial" w:hAnsi="Arial" w:cs="Arial"/>
+        </w:rPr>
+      </w:pPr>
+    </w:p>
+    <w:p>
+      <w:pPr>
+        <w:jc w:val="both"/>
+        <w:rPr>
+          <w:rFonts w:ascii="Arial" w:hAnsi="Arial" w:cs="Arial"/>
+          <w:b/>
+          <w:bCs/>
+        </w:rPr>
+      </w:pPr>
+      <w:r>
+        <w:rPr>
+          <w:rFonts w:ascii="Arial" w:hAnsi="Arial" w:cs="Arial"/>
+          <w:b/>
+          <w:bCs/>
+        </w:rPr>
+        <w:t>TESTES CONTROLLERS</w:t>
+      </w:r>
+    </w:p>
+    <w:p>
+      <w:pPr>
+        <w:pStyle w:val="NormalWeb"/>
+        <w:jc w:val="both"/>
+        <w:rPr>
+          <w:rStyle w:val="Forte"/>
+          <w:rFonts w:ascii="Arial" w:eastAsiaTheme="majorEastAsia" w:hAnsi="Arial" w:cs="Arial"/>
+        </w:rPr>
+      </w:pPr>
+    </w:p>
+    <w:p>
+      <w:pPr>
+        <w:pStyle w:val="NormalWeb"/>
+        <w:jc w:val="both"/>
+        <w:rPr>
+          <w:rStyle w:val="Forte"/>
+          <w:rFonts w:ascii="Arial" w:eastAsiaTheme="majorEastAsia" w:hAnsi="Arial" w:cs="Arial"/>
+        </w:rPr>
+      </w:pPr>
+      <w:r>
+        <w:rPr>
+          <w:rStyle w:val="Forte"/>
+          <w:rFonts w:ascii="Arial" w:eastAsiaTheme="majorEastAsia" w:hAnsi="Arial" w:cs="Arial"/>
+        </w:rPr>
+        <w:lastRenderedPageBreak/>
+        <w:t>CONTROLLER PRODUTOS</w:t>
+      </w:r>
+    </w:p>
+    <w:p>
+      <w:pPr>
+        <w:pStyle w:val="NormalWeb"/>
+        <w:jc w:val="both"/>
+        <w:rPr>
+          <w:rStyle w:val="Forte"/>
+          <w:rFonts w:ascii="Arial" w:eastAsiaTheme="majorEastAsia" w:hAnsi="Arial" w:cs="Arial"/>
+        </w:rPr>
+      </w:pPr>
+      <w:r>
+        <w:rPr>
+          <w:rStyle w:val="Forte"/>
+          <w:rFonts w:ascii="Arial" w:eastAsiaTheme="majorEastAsia" w:hAnsi="Arial" w:cs="Arial"/>
+        </w:rPr>
+        <w:t>201 Created</w:t>
+      </w:r>
+    </w:p>
+    <w:p>
+      <w:pPr>
+        <w:pStyle w:val="NormalWeb"/>
+        <w:jc w:val="both"/>
+        <w:rPr>
+          <w:rStyle w:val="Forte"/>
+          <w:rFonts w:ascii="Arial" w:eastAsiaTheme="majorEastAsia" w:hAnsi="Arial" w:cs="Arial"/>
+        </w:rPr>
+      </w:pPr>
+      <w:r>
+        <w:rPr>
+          <w:rStyle w:val="Forte"/>
+          <w:rFonts w:ascii="Arial" w:eastAsiaTheme="majorEastAsia" w:hAnsi="Arial" w:cs="Arial"/>
         </w:rPr>
         <w:drawing>
-          <wp:inline distT="0" distB="0" distL="0" distR="0" wp14:anchorId="5D2D12DC" wp14:editId="4F1F154C">
-            <wp:extent cx="5393055" cy="2582545"/>
-            <wp:effectExtent l="0" t="0" r="0" b="8255"/>
-            <wp:docPr id="176530286" name="Imagem 5"/>
+          <wp:inline distT="0" distB="0" distL="0" distR="0" wp14:anchorId="39ADED50" wp14:editId="4B110302">
+            <wp:extent cx="5400040" cy="1346200"/>
+            <wp:effectExtent l="0" t="0" r="0" b="6350"/>
+            <wp:docPr id="1942147849" name="Imagem 1" descr="Interface gráfica do usuário, Aplicativo, Teams&#10;&#10;O conteúdo gerado por IA pode estar incorreto."/>
             <wp:cNvGraphicFramePr>
               <a:graphicFrameLocks xmlns:a="http://schemas.openxmlformats.org/drawingml/2006/main" noChangeAspect="1"/>
             </wp:cNvGraphicFramePr>
@@ -783,13 +1289,1165 @@
               <a:graphicData uri="http://schemas.openxmlformats.org/drawingml/2006/picture">
                 <pic:pic xmlns:pic="http://schemas.openxmlformats.org/drawingml/2006/picture">
                   <pic:nvPicPr>
-                    <pic:cNvPr id="0" name="Picture 8"/>
+                    <pic:cNvPr id="1942147849" name="Imagem 1" descr="Interface gráfica do usuário, Aplicativo, Teams&#10;&#10;O conteúdo gerado por IA pode estar incorreto."/>
+                    <pic:cNvPicPr/>
+                  </pic:nvPicPr>
+                  <pic:blipFill>
+                    <a:blip r:embed="rId13"/>
+                    <a:stretch>
+                      <a:fillRect/>
+                    </a:stretch>
+                  </pic:blipFill>
+                  <pic:spPr>
+                    <a:xfrm>
+                      <a:off x="0" y="0"/>
+                      <a:ext cx="5400040" cy="1346200"/>
+                    </a:xfrm>
+                    <a:prstGeom prst="rect">
+                      <a:avLst/>
+                    </a:prstGeom>
+                  </pic:spPr>
+                </pic:pic>
+              </a:graphicData>
+            </a:graphic>
+          </wp:inline>
+        </w:drawing>
+      </w:r>
+    </w:p>
+    <w:p>
+      <w:pPr>
+        <w:pStyle w:val="NormalWeb"/>
+        <w:jc w:val="both"/>
+        <w:rPr>
+          <w:rFonts w:ascii="Arial" w:hAnsi="Arial" w:cs="Arial"/>
+        </w:rPr>
+      </w:pPr>
+      <w:r>
+        <w:rPr>
+          <w:rStyle w:val="Forte"/>
+          <w:rFonts w:ascii="Arial" w:eastAsiaTheme="majorEastAsia" w:hAnsi="Arial" w:cs="Arial"/>
+        </w:rPr>
+        <w:t>Endpoints a testar:</w:t>
+      </w:r>
+    </w:p>
+    <w:p>
+      <w:pPr>
+        <w:pStyle w:val="NormalWeb"/>
+        <w:numPr>
+          <w:ilvl w:val="0"/>
+          <w:numId w:val="1"/>
+        </w:numPr>
+        <w:jc w:val="both"/>
+        <w:rPr>
+          <w:rFonts w:ascii="Arial" w:hAnsi="Arial" w:cs="Arial"/>
+        </w:rPr>
+      </w:pPr>
+      <w:r>
+        <w:rPr>
+          <w:rStyle w:val="CdigoHTML"/>
+          <w:rFonts w:ascii="Arial" w:eastAsiaTheme="majorEastAsia" w:hAnsi="Arial" w:cs="Arial"/>
+        </w:rPr>
+        <w:t>POST /produtos</w:t>
+      </w:r>
+      <w:r>
+        <w:rPr>
+          <w:rFonts w:ascii="Arial" w:hAnsi="Arial" w:cs="Arial"/>
+        </w:rPr>
+        <w:t xml:space="preserve"> → criar produto</w:t>
+      </w:r>
+    </w:p>
+    <w:p>
+      <w:pPr>
+        <w:pStyle w:val="NormalWeb"/>
+        <w:numPr>
+          <w:ilvl w:val="0"/>
+          <w:numId w:val="1"/>
+        </w:numPr>
+        <w:jc w:val="both"/>
+        <w:rPr>
+          <w:rFonts w:ascii="Arial" w:hAnsi="Arial" w:cs="Arial"/>
+        </w:rPr>
+      </w:pPr>
+      <w:r>
+        <w:rPr>
+          <w:rStyle w:val="CdigoHTML"/>
+          <w:rFonts w:ascii="Arial" w:eastAsiaTheme="majorEastAsia" w:hAnsi="Arial" w:cs="Arial"/>
+        </w:rPr>
+        <w:t>GET /produtos</w:t>
+      </w:r>
+      <w:r>
+        <w:rPr>
+          <w:rFonts w:ascii="Arial" w:hAnsi="Arial" w:cs="Arial"/>
+        </w:rPr>
+        <w:t xml:space="preserve"> → listar produtos</w:t>
+      </w:r>
+    </w:p>
+    <w:p>
+      <w:pPr>
+        <w:pStyle w:val="NormalWeb"/>
+        <w:numPr>
+          <w:ilvl w:val="0"/>
+          <w:numId w:val="1"/>
+        </w:numPr>
+        <w:jc w:val="both"/>
+        <w:rPr>
+          <w:rFonts w:ascii="Arial" w:hAnsi="Arial" w:cs="Arial"/>
+        </w:rPr>
+      </w:pPr>
+      <w:r>
+        <w:rPr>
+          <w:rStyle w:val="CdigoHTML"/>
+          <w:rFonts w:ascii="Arial" w:eastAsiaTheme="majorEastAsia" w:hAnsi="Arial" w:cs="Arial"/>
+        </w:rPr>
+        <w:t>GET /produtos/:id</w:t>
+      </w:r>
+      <w:r>
+        <w:rPr>
+          <w:rFonts w:ascii="Arial" w:hAnsi="Arial" w:cs="Arial"/>
+        </w:rPr>
+        <w:t xml:space="preserve"> → buscar produto por ID</w:t>
+      </w:r>
+    </w:p>
+    <w:p>
+      <w:pPr>
+        <w:pStyle w:val="NormalWeb"/>
+        <w:numPr>
+          <w:ilvl w:val="0"/>
+          <w:numId w:val="1"/>
+        </w:numPr>
+        <w:jc w:val="both"/>
+        <w:rPr>
+          <w:rFonts w:ascii="Arial" w:hAnsi="Arial" w:cs="Arial"/>
+        </w:rPr>
+      </w:pPr>
+      <w:r>
+        <w:rPr>
+          <w:rStyle w:val="CdigoHTML"/>
+          <w:rFonts w:ascii="Arial" w:eastAsiaTheme="majorEastAsia" w:hAnsi="Arial" w:cs="Arial"/>
+        </w:rPr>
+        <w:t>PUT /produtos/:id</w:t>
+      </w:r>
+      <w:r>
+        <w:rPr>
+          <w:rFonts w:ascii="Arial" w:hAnsi="Arial" w:cs="Arial"/>
+        </w:rPr>
+        <w:t xml:space="preserve"> → atualizar produto</w:t>
+      </w:r>
+    </w:p>
+    <w:p>
+      <w:pPr>
+        <w:pStyle w:val="NormalWeb"/>
+        <w:numPr>
+          <w:ilvl w:val="0"/>
+          <w:numId w:val="1"/>
+        </w:numPr>
+        <w:jc w:val="both"/>
+        <w:rPr>
+          <w:rFonts w:ascii="Arial" w:hAnsi="Arial" w:cs="Arial"/>
+        </w:rPr>
+      </w:pPr>
+      <w:r>
+        <w:rPr>
+          <w:rStyle w:val="CdigoHTML"/>
+          <w:rFonts w:ascii="Arial" w:eastAsiaTheme="majorEastAsia" w:hAnsi="Arial" w:cs="Arial"/>
+        </w:rPr>
+        <w:t>DELETE /produtos/:id</w:t>
+      </w:r>
+      <w:r>
+        <w:rPr>
+          <w:rFonts w:ascii="Arial" w:hAnsi="Arial" w:cs="Arial"/>
+        </w:rPr>
+        <w:t xml:space="preserve"> → excluir produto</w:t>
+      </w:r>
+    </w:p>
+    <w:p>
+      <w:pPr>
+        <w:pStyle w:val="NormalWeb"/>
+        <w:jc w:val="both"/>
+        <w:rPr>
+          <w:rFonts w:ascii="Arial" w:hAnsi="Arial" w:cs="Arial"/>
+        </w:rPr>
+      </w:pPr>
+      <w:r>
+        <w:rPr>
+          <w:rStyle w:val="Forte"/>
+          <w:rFonts w:ascii="Arial" w:eastAsiaTheme="majorEastAsia" w:hAnsi="Arial" w:cs="Arial"/>
+        </w:rPr>
+        <w:t>Casos de teste sugeridos:</w:t>
+      </w:r>
+    </w:p>
+    <w:tbl>
+      <w:tblPr>
+        <w:tblW w:w="0" w:type="auto"/>
+        <w:tblCellSpacing w:w="15" w:type="dxa"/>
+        <w:tblCellMar>
+          <w:top w:w="15" w:type="dxa"/>
+          <w:left w:w="15" w:type="dxa"/>
+          <w:bottom w:w="15" w:type="dxa"/>
+          <w:right w:w="15" w:type="dxa"/>
+        </w:tblCellMar>
+        <w:tblLook w:val="04A0" w:firstRow="1" w:lastRow="0" w:firstColumn="1" w:lastColumn="0" w:noHBand="0" w:noVBand="1"/>
+      </w:tblPr>
+      <w:tblGrid>
+        <w:gridCol w:w="2216"/>
+        <w:gridCol w:w="2703"/>
+        <w:gridCol w:w="2351"/>
+        <w:gridCol w:w="1234"/>
+      </w:tblGrid>
+      <w:tr>
+        <w:trPr>
+          <w:tblHeader/>
+          <w:tblCellSpacing w:w="15" w:type="dxa"/>
+        </w:trPr>
+        <w:tc>
+          <w:tcPr>
+            <w:tcW w:w="0" w:type="auto"/>
+            <w:vAlign w:val="center"/>
+            <w:hideMark/>
+          </w:tcPr>
+          <w:p>
+            <w:pPr>
+              <w:jc w:val="both"/>
+              <w:rPr>
+                <w:rFonts w:ascii="Arial" w:hAnsi="Arial" w:cs="Arial"/>
+                <w:b/>
+                <w:bCs/>
+              </w:rPr>
+            </w:pPr>
+            <w:r>
+              <w:rPr>
+                <w:rFonts w:ascii="Arial" w:hAnsi="Arial" w:cs="Arial"/>
+                <w:b/>
+                <w:bCs/>
+              </w:rPr>
+              <w:t>Caso</w:t>
+            </w:r>
+          </w:p>
+        </w:tc>
+        <w:tc>
+          <w:tcPr>
+            <w:tcW w:w="0" w:type="auto"/>
+            <w:vAlign w:val="center"/>
+            <w:hideMark/>
+          </w:tcPr>
+          <w:p>
+            <w:pPr>
+              <w:jc w:val="both"/>
+              <w:rPr>
+                <w:rFonts w:ascii="Arial" w:hAnsi="Arial" w:cs="Arial"/>
+                <w:b/>
+                <w:bCs/>
+              </w:rPr>
+            </w:pPr>
+            <w:r>
+              <w:rPr>
+                <w:rFonts w:ascii="Arial" w:hAnsi="Arial" w:cs="Arial"/>
+                <w:b/>
+                <w:bCs/>
+              </w:rPr>
+              <w:t>Entrada</w:t>
+            </w:r>
+          </w:p>
+        </w:tc>
+        <w:tc>
+          <w:tcPr>
+            <w:tcW w:w="0" w:type="auto"/>
+            <w:vAlign w:val="center"/>
+            <w:hideMark/>
+          </w:tcPr>
+          <w:p>
+            <w:pPr>
+              <w:jc w:val="both"/>
+              <w:rPr>
+                <w:rFonts w:ascii="Arial" w:hAnsi="Arial" w:cs="Arial"/>
+                <w:b/>
+                <w:bCs/>
+              </w:rPr>
+            </w:pPr>
+            <w:r>
+              <w:rPr>
+                <w:rFonts w:ascii="Arial" w:hAnsi="Arial" w:cs="Arial"/>
+                <w:b/>
+                <w:bCs/>
+              </w:rPr>
+              <w:t>Esperado</w:t>
+            </w:r>
+          </w:p>
+        </w:tc>
+        <w:tc>
+          <w:tcPr>
+            <w:tcW w:w="0" w:type="auto"/>
+            <w:vAlign w:val="center"/>
+            <w:hideMark/>
+          </w:tcPr>
+          <w:p>
+            <w:pPr>
+              <w:jc w:val="both"/>
+              <w:rPr>
+                <w:rFonts w:ascii="Arial" w:hAnsi="Arial" w:cs="Arial"/>
+                <w:b/>
+                <w:bCs/>
+              </w:rPr>
+            </w:pPr>
+            <w:r>
+              <w:rPr>
+                <w:rFonts w:ascii="Arial" w:hAnsi="Arial" w:cs="Arial"/>
+                <w:b/>
+                <w:bCs/>
+              </w:rPr>
+              <w:t>Status HTTP</w:t>
+            </w:r>
+          </w:p>
+        </w:tc>
+      </w:tr>
+      <w:tr>
+        <w:trPr>
+          <w:tblCellSpacing w:w="15" w:type="dxa"/>
+        </w:trPr>
+        <w:tc>
+          <w:tcPr>
+            <w:tcW w:w="0" w:type="auto"/>
+            <w:vAlign w:val="center"/>
+            <w:hideMark/>
+          </w:tcPr>
+          <w:p>
+            <w:pPr>
+              <w:jc w:val="both"/>
+              <w:rPr>
+                <w:rFonts w:ascii="Arial" w:hAnsi="Arial" w:cs="Arial"/>
+              </w:rPr>
+            </w:pPr>
+            <w:r>
+              <w:rPr>
+                <w:rFonts w:ascii="Arial" w:hAnsi="Arial" w:cs="Arial"/>
+              </w:rPr>
+              <w:t>Criar produto válido</w:t>
+            </w:r>
+          </w:p>
+        </w:tc>
+        <w:tc>
+          <w:tcPr>
+            <w:tcW w:w="0" w:type="auto"/>
+            <w:vAlign w:val="center"/>
+            <w:hideMark/>
+          </w:tcPr>
+          <w:p>
+            <w:pPr>
+              <w:jc w:val="both"/>
+              <w:rPr>
+                <w:rFonts w:ascii="Arial" w:hAnsi="Arial" w:cs="Arial"/>
+              </w:rPr>
+            </w:pPr>
+            <w:r>
+              <w:rPr>
+                <w:rStyle w:val="CdigoHTML"/>
+                <w:rFonts w:ascii="Arial" w:eastAsiaTheme="majorEastAsia" w:hAnsi="Arial" w:cs="Arial"/>
+              </w:rPr>
+              <w:t>nome, descricao, codigoBarras, quantidade, localEstoque, fornecedorId</w:t>
+            </w:r>
+          </w:p>
+        </w:tc>
+        <w:tc>
+          <w:tcPr>
+            <w:tcW w:w="0" w:type="auto"/>
+            <w:vAlign w:val="center"/>
+            <w:hideMark/>
+          </w:tcPr>
+          <w:p>
+            <w:pPr>
+              <w:jc w:val="both"/>
+              <w:rPr>
+                <w:rFonts w:ascii="Arial" w:hAnsi="Arial" w:cs="Arial"/>
+              </w:rPr>
+            </w:pPr>
+            <w:r>
+              <w:rPr>
+                <w:rFonts w:ascii="Arial" w:hAnsi="Arial" w:cs="Arial"/>
+              </w:rPr>
+              <w:t>Produto criado no DB, retorna dados do produto</w:t>
+            </w:r>
+          </w:p>
+        </w:tc>
+        <w:tc>
+          <w:tcPr>
+            <w:tcW w:w="0" w:type="auto"/>
+            <w:vAlign w:val="center"/>
+            <w:hideMark/>
+          </w:tcPr>
+          <w:p>
+            <w:pPr>
+              <w:jc w:val="both"/>
+              <w:rPr>
+                <w:rFonts w:ascii="Arial" w:hAnsi="Arial" w:cs="Arial"/>
+              </w:rPr>
+            </w:pPr>
+            <w:r>
+              <w:rPr>
+                <w:rFonts w:ascii="Arial" w:hAnsi="Arial" w:cs="Arial"/>
+              </w:rPr>
+              <w:t>201 Created</w:t>
+            </w:r>
+          </w:p>
+        </w:tc>
+      </w:tr>
+      <w:tr>
+        <w:trPr>
+          <w:tblCellSpacing w:w="15" w:type="dxa"/>
+        </w:trPr>
+        <w:tc>
+          <w:tcPr>
+            <w:tcW w:w="0" w:type="auto"/>
+            <w:vAlign w:val="center"/>
+            <w:hideMark/>
+          </w:tcPr>
+          <w:p>
+            <w:pPr>
+              <w:jc w:val="both"/>
+              <w:rPr>
+                <w:rFonts w:ascii="Arial" w:hAnsi="Arial" w:cs="Arial"/>
+              </w:rPr>
+            </w:pPr>
+            <w:r>
+              <w:rPr>
+                <w:rFonts w:ascii="Arial" w:hAnsi="Arial" w:cs="Arial"/>
+              </w:rPr>
+              <w:t xml:space="preserve">Criar produto com </w:t>
+            </w:r>
+            <w:r>
+              <w:rPr>
+                <w:rStyle w:val="CdigoHTML"/>
+                <w:rFonts w:ascii="Arial" w:eastAsiaTheme="majorEastAsia" w:hAnsi="Arial" w:cs="Arial"/>
+              </w:rPr>
+              <w:t>codigoBarras</w:t>
+            </w:r>
+            <w:r>
+              <w:rPr>
+                <w:rFonts w:ascii="Arial" w:hAnsi="Arial" w:cs="Arial"/>
+              </w:rPr>
+              <w:t xml:space="preserve"> duplicado</w:t>
+            </w:r>
+          </w:p>
+        </w:tc>
+        <w:tc>
+          <w:tcPr>
+            <w:tcW w:w="0" w:type="auto"/>
+            <w:vAlign w:val="center"/>
+            <w:hideMark/>
+          </w:tcPr>
+          <w:p>
+            <w:pPr>
+              <w:jc w:val="both"/>
+              <w:rPr>
+                <w:rFonts w:ascii="Arial" w:hAnsi="Arial" w:cs="Arial"/>
+              </w:rPr>
+            </w:pPr>
+            <w:r>
+              <w:rPr>
+                <w:rFonts w:ascii="Arial" w:hAnsi="Arial" w:cs="Arial"/>
+              </w:rPr>
+              <w:t xml:space="preserve">Mesmo </w:t>
+            </w:r>
+            <w:r>
+              <w:rPr>
+                <w:rStyle w:val="CdigoHTML"/>
+                <w:rFonts w:ascii="Arial" w:eastAsiaTheme="majorEastAsia" w:hAnsi="Arial" w:cs="Arial"/>
+              </w:rPr>
+              <w:t>codigoBarras</w:t>
+            </w:r>
+            <w:r>
+              <w:rPr>
+                <w:rFonts w:ascii="Arial" w:hAnsi="Arial" w:cs="Arial"/>
+              </w:rPr>
+              <w:t xml:space="preserve"> de outro produto</w:t>
+            </w:r>
+          </w:p>
+        </w:tc>
+        <w:tc>
+          <w:tcPr>
+            <w:tcW w:w="0" w:type="auto"/>
+            <w:vAlign w:val="center"/>
+            <w:hideMark/>
+          </w:tcPr>
+          <w:p>
+            <w:pPr>
+              <w:jc w:val="both"/>
+              <w:rPr>
+                <w:rFonts w:ascii="Arial" w:hAnsi="Arial" w:cs="Arial"/>
+              </w:rPr>
+            </w:pPr>
+            <w:r>
+              <w:rPr>
+                <w:rFonts w:ascii="Arial" w:hAnsi="Arial" w:cs="Arial"/>
+              </w:rPr>
+              <w:t>Retorna erro de duplicidade</w:t>
+            </w:r>
+          </w:p>
+        </w:tc>
+        <w:tc>
+          <w:tcPr>
+            <w:tcW w:w="0" w:type="auto"/>
+            <w:vAlign w:val="center"/>
+            <w:hideMark/>
+          </w:tcPr>
+          <w:p>
+            <w:pPr>
+              <w:jc w:val="both"/>
+              <w:rPr>
+                <w:rFonts w:ascii="Arial" w:hAnsi="Arial" w:cs="Arial"/>
+              </w:rPr>
+            </w:pPr>
+            <w:r>
+              <w:rPr>
+                <w:rFonts w:ascii="Arial" w:hAnsi="Arial" w:cs="Arial"/>
+              </w:rPr>
+              <w:t>400 Bad Request</w:t>
+            </w:r>
+          </w:p>
+        </w:tc>
+      </w:tr>
+      <w:tr>
+        <w:trPr>
+          <w:tblCellSpacing w:w="15" w:type="dxa"/>
+        </w:trPr>
+        <w:tc>
+          <w:tcPr>
+            <w:tcW w:w="0" w:type="auto"/>
+            <w:vAlign w:val="center"/>
+            <w:hideMark/>
+          </w:tcPr>
+          <w:p>
+            <w:pPr>
+              <w:jc w:val="both"/>
+              <w:rPr>
+                <w:rFonts w:ascii="Arial" w:hAnsi="Arial" w:cs="Arial"/>
+              </w:rPr>
+            </w:pPr>
+            <w:r>
+              <w:rPr>
+                <w:rFonts w:ascii="Arial" w:hAnsi="Arial" w:cs="Arial"/>
+              </w:rPr>
+              <w:t>Buscar produto existente</w:t>
+            </w:r>
+          </w:p>
+        </w:tc>
+        <w:tc>
+          <w:tcPr>
+            <w:tcW w:w="0" w:type="auto"/>
+            <w:vAlign w:val="center"/>
+            <w:hideMark/>
+          </w:tcPr>
+          <w:p>
+            <w:pPr>
+              <w:jc w:val="both"/>
+              <w:rPr>
+                <w:rFonts w:ascii="Arial" w:hAnsi="Arial" w:cs="Arial"/>
+              </w:rPr>
+            </w:pPr>
+            <w:r>
+              <w:rPr>
+                <w:rFonts w:ascii="Arial" w:hAnsi="Arial" w:cs="Arial"/>
+              </w:rPr>
+              <w:t>ID válido</w:t>
+            </w:r>
+          </w:p>
+        </w:tc>
+        <w:tc>
+          <w:tcPr>
+            <w:tcW w:w="0" w:type="auto"/>
+            <w:vAlign w:val="center"/>
+            <w:hideMark/>
+          </w:tcPr>
+          <w:p>
+            <w:pPr>
+              <w:jc w:val="both"/>
+              <w:rPr>
+                <w:rFonts w:ascii="Arial" w:hAnsi="Arial" w:cs="Arial"/>
+              </w:rPr>
+            </w:pPr>
+            <w:r>
+              <w:rPr>
+                <w:rFonts w:ascii="Arial" w:hAnsi="Arial" w:cs="Arial"/>
+              </w:rPr>
+              <w:t>Retorna dados do produto</w:t>
+            </w:r>
+          </w:p>
+        </w:tc>
+        <w:tc>
+          <w:tcPr>
+            <w:tcW w:w="0" w:type="auto"/>
+            <w:vAlign w:val="center"/>
+            <w:hideMark/>
+          </w:tcPr>
+          <w:p>
+            <w:pPr>
+              <w:jc w:val="both"/>
+              <w:rPr>
+                <w:rFonts w:ascii="Arial" w:hAnsi="Arial" w:cs="Arial"/>
+              </w:rPr>
+            </w:pPr>
+            <w:r>
+              <w:rPr>
+                <w:rFonts w:ascii="Arial" w:hAnsi="Arial" w:cs="Arial"/>
+              </w:rPr>
+              <w:t>200 OK</w:t>
+            </w:r>
+          </w:p>
+        </w:tc>
+      </w:tr>
+      <w:tr>
+        <w:trPr>
+          <w:tblCellSpacing w:w="15" w:type="dxa"/>
+        </w:trPr>
+        <w:tc>
+          <w:tcPr>
+            <w:tcW w:w="0" w:type="auto"/>
+            <w:vAlign w:val="center"/>
+            <w:hideMark/>
+          </w:tcPr>
+          <w:p>
+            <w:pPr>
+              <w:jc w:val="both"/>
+              <w:rPr>
+                <w:rFonts w:ascii="Arial" w:hAnsi="Arial" w:cs="Arial"/>
+              </w:rPr>
+            </w:pPr>
+            <w:r>
+              <w:rPr>
+                <w:rFonts w:ascii="Arial" w:hAnsi="Arial" w:cs="Arial"/>
+              </w:rPr>
+              <w:t>Buscar produto inexistente</w:t>
+            </w:r>
+          </w:p>
+        </w:tc>
+        <w:tc>
+          <w:tcPr>
+            <w:tcW w:w="0" w:type="auto"/>
+            <w:vAlign w:val="center"/>
+            <w:hideMark/>
+          </w:tcPr>
+          <w:p>
+            <w:pPr>
+              <w:jc w:val="both"/>
+              <w:rPr>
+                <w:rFonts w:ascii="Arial" w:hAnsi="Arial" w:cs="Arial"/>
+              </w:rPr>
+            </w:pPr>
+            <w:r>
+              <w:rPr>
+                <w:rFonts w:ascii="Arial" w:hAnsi="Arial" w:cs="Arial"/>
+              </w:rPr>
+              <w:t>ID inválido</w:t>
+            </w:r>
+          </w:p>
+        </w:tc>
+        <w:tc>
+          <w:tcPr>
+            <w:tcW w:w="0" w:type="auto"/>
+            <w:vAlign w:val="center"/>
+            <w:hideMark/>
+          </w:tcPr>
+          <w:p>
+            <w:pPr>
+              <w:jc w:val="both"/>
+              <w:rPr>
+                <w:rFonts w:ascii="Arial" w:hAnsi="Arial" w:cs="Arial"/>
+              </w:rPr>
+            </w:pPr>
+            <w:r>
+              <w:rPr>
+                <w:rFonts w:ascii="Arial" w:hAnsi="Arial" w:cs="Arial"/>
+              </w:rPr>
+              <w:t>Retorna mensagem de erro</w:t>
+            </w:r>
+          </w:p>
+        </w:tc>
+        <w:tc>
+          <w:tcPr>
+            <w:tcW w:w="0" w:type="auto"/>
+            <w:vAlign w:val="center"/>
+            <w:hideMark/>
+          </w:tcPr>
+          <w:p>
+            <w:pPr>
+              <w:jc w:val="both"/>
+              <w:rPr>
+                <w:rFonts w:ascii="Arial" w:hAnsi="Arial" w:cs="Arial"/>
+              </w:rPr>
+            </w:pPr>
+            <w:r>
+              <w:rPr>
+                <w:rFonts w:ascii="Arial" w:hAnsi="Arial" w:cs="Arial"/>
+              </w:rPr>
+              <w:t>404 Not Found</w:t>
+            </w:r>
+          </w:p>
+        </w:tc>
+      </w:tr>
+      <w:tr>
+        <w:trPr>
+          <w:tblCellSpacing w:w="15" w:type="dxa"/>
+        </w:trPr>
+        <w:tc>
+          <w:tcPr>
+            <w:tcW w:w="0" w:type="auto"/>
+            <w:vAlign w:val="center"/>
+            <w:hideMark/>
+          </w:tcPr>
+          <w:p>
+            <w:pPr>
+              <w:jc w:val="both"/>
+              <w:rPr>
+                <w:rFonts w:ascii="Arial" w:hAnsi="Arial" w:cs="Arial"/>
+              </w:rPr>
+            </w:pPr>
+            <w:r>
+              <w:rPr>
+                <w:rFonts w:ascii="Arial" w:hAnsi="Arial" w:cs="Arial"/>
+              </w:rPr>
+              <w:t>Atualizar produto</w:t>
+            </w:r>
+          </w:p>
+        </w:tc>
+        <w:tc>
+          <w:tcPr>
+            <w:tcW w:w="0" w:type="auto"/>
+            <w:vAlign w:val="center"/>
+            <w:hideMark/>
+          </w:tcPr>
+          <w:p>
+            <w:pPr>
+              <w:jc w:val="both"/>
+              <w:rPr>
+                <w:rFonts w:ascii="Arial" w:hAnsi="Arial" w:cs="Arial"/>
+              </w:rPr>
+            </w:pPr>
+            <w:r>
+              <w:rPr>
+                <w:rFonts w:ascii="Arial" w:hAnsi="Arial" w:cs="Arial"/>
+              </w:rPr>
+              <w:t>Alterar quantidade ou descrição</w:t>
+            </w:r>
+          </w:p>
+        </w:tc>
+        <w:tc>
+          <w:tcPr>
+            <w:tcW w:w="0" w:type="auto"/>
+            <w:vAlign w:val="center"/>
+            <w:hideMark/>
+          </w:tcPr>
+          <w:p>
+            <w:pPr>
+              <w:jc w:val="both"/>
+              <w:rPr>
+                <w:rFonts w:ascii="Arial" w:hAnsi="Arial" w:cs="Arial"/>
+              </w:rPr>
+            </w:pPr>
+            <w:r>
+              <w:rPr>
+                <w:rFonts w:ascii="Arial" w:hAnsi="Arial" w:cs="Arial"/>
+              </w:rPr>
+              <w:t>Retorna produto atualizado</w:t>
+            </w:r>
+          </w:p>
+        </w:tc>
+        <w:tc>
+          <w:tcPr>
+            <w:tcW w:w="0" w:type="auto"/>
+            <w:vAlign w:val="center"/>
+            <w:hideMark/>
+          </w:tcPr>
+          <w:p>
+            <w:pPr>
+              <w:jc w:val="both"/>
+              <w:rPr>
+                <w:rFonts w:ascii="Arial" w:hAnsi="Arial" w:cs="Arial"/>
+              </w:rPr>
+            </w:pPr>
+            <w:r>
+              <w:rPr>
+                <w:rFonts w:ascii="Arial" w:hAnsi="Arial" w:cs="Arial"/>
+              </w:rPr>
+              <w:t>200 OK</w:t>
+            </w:r>
+          </w:p>
+        </w:tc>
+      </w:tr>
+      <w:tr>
+        <w:trPr>
+          <w:tblCellSpacing w:w="15" w:type="dxa"/>
+        </w:trPr>
+        <w:tc>
+          <w:tcPr>
+            <w:tcW w:w="0" w:type="auto"/>
+            <w:vAlign w:val="center"/>
+            <w:hideMark/>
+          </w:tcPr>
+          <w:p>
+            <w:pPr>
+              <w:jc w:val="both"/>
+              <w:rPr>
+                <w:rFonts w:ascii="Arial" w:hAnsi="Arial" w:cs="Arial"/>
+              </w:rPr>
+            </w:pPr>
+            <w:r>
+              <w:rPr>
+                <w:rFonts w:ascii="Arial" w:hAnsi="Arial" w:cs="Arial"/>
+              </w:rPr>
+              <w:t xml:space="preserve">Atualizar produto com </w:t>
+            </w:r>
+            <w:r>
+              <w:rPr>
+                <w:rStyle w:val="CdigoHTML"/>
+                <w:rFonts w:ascii="Arial" w:eastAsiaTheme="majorEastAsia" w:hAnsi="Arial" w:cs="Arial"/>
+              </w:rPr>
+              <w:t>codigoBarras</w:t>
+            </w:r>
+            <w:r>
+              <w:rPr>
+                <w:rFonts w:ascii="Arial" w:hAnsi="Arial" w:cs="Arial"/>
+              </w:rPr>
+              <w:t xml:space="preserve"> duplicado</w:t>
+            </w:r>
+          </w:p>
+        </w:tc>
+        <w:tc>
+          <w:tcPr>
+            <w:tcW w:w="0" w:type="auto"/>
+            <w:vAlign w:val="center"/>
+            <w:hideMark/>
+          </w:tcPr>
+          <w:p>
+            <w:pPr>
+              <w:jc w:val="both"/>
+              <w:rPr>
+                <w:rFonts w:ascii="Arial" w:hAnsi="Arial" w:cs="Arial"/>
+              </w:rPr>
+            </w:pPr>
+            <w:r>
+              <w:rPr>
+                <w:rFonts w:ascii="Arial" w:hAnsi="Arial" w:cs="Arial"/>
+              </w:rPr>
+              <w:t>Mesmo código de outro produto</w:t>
+            </w:r>
+          </w:p>
+        </w:tc>
+        <w:tc>
+          <w:tcPr>
+            <w:tcW w:w="0" w:type="auto"/>
+            <w:vAlign w:val="center"/>
+            <w:hideMark/>
+          </w:tcPr>
+          <w:p>
+            <w:pPr>
+              <w:jc w:val="both"/>
+              <w:rPr>
+                <w:rFonts w:ascii="Arial" w:hAnsi="Arial" w:cs="Arial"/>
+              </w:rPr>
+            </w:pPr>
+            <w:r>
+              <w:rPr>
+                <w:rFonts w:ascii="Arial" w:hAnsi="Arial" w:cs="Arial"/>
+              </w:rPr>
+              <w:t>Retorna erro</w:t>
+            </w:r>
+          </w:p>
+        </w:tc>
+        <w:tc>
+          <w:tcPr>
+            <w:tcW w:w="0" w:type="auto"/>
+            <w:vAlign w:val="center"/>
+            <w:hideMark/>
+          </w:tcPr>
+          <w:p>
+            <w:pPr>
+              <w:jc w:val="both"/>
+              <w:rPr>
+                <w:rFonts w:ascii="Arial" w:hAnsi="Arial" w:cs="Arial"/>
+              </w:rPr>
+            </w:pPr>
+            <w:r>
+              <w:rPr>
+                <w:rFonts w:ascii="Arial" w:hAnsi="Arial" w:cs="Arial"/>
+              </w:rPr>
+              <w:t>400 Bad Request</w:t>
+            </w:r>
+          </w:p>
+        </w:tc>
+      </w:tr>
+      <w:tr>
+        <w:trPr>
+          <w:tblCellSpacing w:w="15" w:type="dxa"/>
+        </w:trPr>
+        <w:tc>
+          <w:tcPr>
+            <w:tcW w:w="0" w:type="auto"/>
+            <w:vAlign w:val="center"/>
+            <w:hideMark/>
+          </w:tcPr>
+          <w:p>
+            <w:pPr>
+              <w:jc w:val="both"/>
+              <w:rPr>
+                <w:rFonts w:ascii="Arial" w:hAnsi="Arial" w:cs="Arial"/>
+              </w:rPr>
+            </w:pPr>
+            <w:r>
+              <w:rPr>
+                <w:rFonts w:ascii="Arial" w:hAnsi="Arial" w:cs="Arial"/>
+              </w:rPr>
+              <w:lastRenderedPageBreak/>
+              <w:t>Excluir produto existente</w:t>
+            </w:r>
+          </w:p>
+        </w:tc>
+        <w:tc>
+          <w:tcPr>
+            <w:tcW w:w="0" w:type="auto"/>
+            <w:vAlign w:val="center"/>
+            <w:hideMark/>
+          </w:tcPr>
+          <w:p>
+            <w:pPr>
+              <w:jc w:val="both"/>
+              <w:rPr>
+                <w:rFonts w:ascii="Arial" w:hAnsi="Arial" w:cs="Arial"/>
+              </w:rPr>
+            </w:pPr>
+            <w:r>
+              <w:rPr>
+                <w:rFonts w:ascii="Arial" w:hAnsi="Arial" w:cs="Arial"/>
+              </w:rPr>
+              <w:t>ID válido</w:t>
+            </w:r>
+          </w:p>
+        </w:tc>
+        <w:tc>
+          <w:tcPr>
+            <w:tcW w:w="0" w:type="auto"/>
+            <w:vAlign w:val="center"/>
+            <w:hideMark/>
+          </w:tcPr>
+          <w:p>
+            <w:pPr>
+              <w:jc w:val="both"/>
+              <w:rPr>
+                <w:rFonts w:ascii="Arial" w:hAnsi="Arial" w:cs="Arial"/>
+              </w:rPr>
+            </w:pPr>
+            <w:r>
+              <w:rPr>
+                <w:rFonts w:ascii="Arial" w:hAnsi="Arial" w:cs="Arial"/>
+              </w:rPr>
+              <w:t>Produto removido</w:t>
+            </w:r>
+          </w:p>
+        </w:tc>
+        <w:tc>
+          <w:tcPr>
+            <w:tcW w:w="0" w:type="auto"/>
+            <w:vAlign w:val="center"/>
+            <w:hideMark/>
+          </w:tcPr>
+          <w:p>
+            <w:pPr>
+              <w:jc w:val="both"/>
+              <w:rPr>
+                <w:rFonts w:ascii="Arial" w:hAnsi="Arial" w:cs="Arial"/>
+              </w:rPr>
+            </w:pPr>
+            <w:r>
+              <w:rPr>
+                <w:rFonts w:ascii="Arial" w:hAnsi="Arial" w:cs="Arial"/>
+              </w:rPr>
+              <w:t>204 No Content</w:t>
+            </w:r>
+          </w:p>
+        </w:tc>
+      </w:tr>
+      <w:tr>
+        <w:trPr>
+          <w:tblCellSpacing w:w="15" w:type="dxa"/>
+        </w:trPr>
+        <w:tc>
+          <w:tcPr>
+            <w:tcW w:w="0" w:type="auto"/>
+            <w:vAlign w:val="center"/>
+            <w:hideMark/>
+          </w:tcPr>
+          <w:p>
+            <w:pPr>
+              <w:jc w:val="both"/>
+              <w:rPr>
+                <w:rFonts w:ascii="Arial" w:hAnsi="Arial" w:cs="Arial"/>
+              </w:rPr>
+            </w:pPr>
+            <w:r>
+              <w:rPr>
+                <w:rFonts w:ascii="Arial" w:hAnsi="Arial" w:cs="Arial"/>
+              </w:rPr>
+              <w:t>Excluir produto inexistente</w:t>
+            </w:r>
+          </w:p>
+        </w:tc>
+        <w:tc>
+          <w:tcPr>
+            <w:tcW w:w="0" w:type="auto"/>
+            <w:vAlign w:val="center"/>
+            <w:hideMark/>
+          </w:tcPr>
+          <w:p>
+            <w:pPr>
+              <w:jc w:val="both"/>
+              <w:rPr>
+                <w:rFonts w:ascii="Arial" w:hAnsi="Arial" w:cs="Arial"/>
+              </w:rPr>
+            </w:pPr>
+            <w:r>
+              <w:rPr>
+                <w:rFonts w:ascii="Arial" w:hAnsi="Arial" w:cs="Arial"/>
+              </w:rPr>
+              <w:t>ID inválido</w:t>
+            </w:r>
+          </w:p>
+        </w:tc>
+        <w:tc>
+          <w:tcPr>
+            <w:tcW w:w="0" w:type="auto"/>
+            <w:vAlign w:val="center"/>
+            <w:hideMark/>
+          </w:tcPr>
+          <w:p>
+            <w:pPr>
+              <w:jc w:val="both"/>
+              <w:rPr>
+                <w:rFonts w:ascii="Arial" w:hAnsi="Arial" w:cs="Arial"/>
+              </w:rPr>
+            </w:pPr>
+            <w:r>
+              <w:rPr>
+                <w:rFonts w:ascii="Arial" w:hAnsi="Arial" w:cs="Arial"/>
+              </w:rPr>
+              <w:t>Retorna mensagem de erro</w:t>
+            </w:r>
+          </w:p>
+        </w:tc>
+        <w:tc>
+          <w:tcPr>
+            <w:tcW w:w="0" w:type="auto"/>
+            <w:vAlign w:val="center"/>
+            <w:hideMark/>
+          </w:tcPr>
+          <w:p>
+            <w:pPr>
+              <w:jc w:val="both"/>
+              <w:rPr>
+                <w:rFonts w:ascii="Arial" w:hAnsi="Arial" w:cs="Arial"/>
+              </w:rPr>
+            </w:pPr>
+            <w:r>
+              <w:rPr>
+                <w:rFonts w:ascii="Arial" w:hAnsi="Arial" w:cs="Arial"/>
+              </w:rPr>
+              <w:t>404 Not Found</w:t>
+            </w:r>
+          </w:p>
+        </w:tc>
+      </w:tr>
+    </w:tbl>
+    <w:p>
+      <w:pPr>
+        <w:jc w:val="both"/>
+        <w:rPr>
+          <w:rFonts w:ascii="Arial" w:hAnsi="Arial" w:cs="Arial"/>
+        </w:rPr>
+      </w:pPr>
+      <w:r>
+        <w:rPr>
+          <w:rFonts w:ascii="Arial" w:hAnsi="Arial" w:cs="Arial"/>
+        </w:rPr>
+        <w:pict w14:anchorId="28CED581">
+          <v:rect id="_x0000_i1025" style="width:0;height:1.5pt" o:hralign="center" o:hrstd="t" o:hr="t" fillcolor="#a0a0a0" stroked="f"/>
+        </w:pict>
+      </w:r>
+    </w:p>
+    <w:p>
+      <w:pPr>
+        <w:jc w:val="both"/>
+        <w:rPr>
+          <w:rFonts w:ascii="Arial" w:hAnsi="Arial" w:cs="Arial"/>
+          <w:b/>
+          <w:bCs/>
+        </w:rPr>
+      </w:pPr>
+    </w:p>
+    <w:p>
+      <w:pPr>
+        <w:jc w:val="both"/>
+        <w:rPr>
+          <w:rFonts w:ascii="Arial" w:hAnsi="Arial" w:cs="Arial"/>
+          <w:b/>
+          <w:bCs/>
+        </w:rPr>
+      </w:pPr>
+    </w:p>
+    <w:p>
+      <w:pPr>
+        <w:jc w:val="both"/>
+        <w:rPr>
+          <w:rFonts w:ascii="Arial" w:hAnsi="Arial" w:cs="Arial"/>
+          <w:b/>
+          <w:bCs/>
+        </w:rPr>
+      </w:pPr>
+    </w:p>
+    <w:p>
+      <w:pPr>
+        <w:jc w:val="both"/>
+        <w:rPr>
+          <w:rFonts w:ascii="Arial" w:hAnsi="Arial" w:cs="Arial"/>
+          <w:b/>
+          <w:bCs/>
+        </w:rPr>
+      </w:pPr>
+      <w:r>
+        <w:rPr>
+          <w:rFonts w:ascii="Arial" w:hAnsi="Arial" w:cs="Arial"/>
+          <w:b/>
+          <w:bCs/>
+        </w:rPr>
+        <w:t>Retorno: 500 Internal Server Error</w:t>
+      </w:r>
+    </w:p>
+    <w:p>
+      <w:pPr>
+        <w:jc w:val="both"/>
+        <w:rPr>
+          <w:rFonts w:ascii="Arial" w:hAnsi="Arial" w:cs="Arial"/>
+        </w:rPr>
+      </w:pPr>
+      <w:r>
+        <w:rPr>
+          <w:noProof/>
+        </w:rPr>
+        <w:drawing>
+          <wp:inline distT="0" distB="0" distL="0" distR="0" wp14:anchorId="5044CC62" wp14:editId="7A61BDCA">
+            <wp:extent cx="5400040" cy="1188085"/>
+            <wp:effectExtent l="0" t="0" r="0" b="0"/>
+            <wp:docPr id="5" name="Imagem 5" descr="Insira aqui a descrição dessa imagem para ajudar na acessibilidade"/>
+            <wp:cNvGraphicFramePr>
+              <a:graphicFrameLocks xmlns:a="http://schemas.openxmlformats.org/drawingml/2006/main" noChangeAspect="1"/>
+            </wp:cNvGraphicFramePr>
+            <a:graphic xmlns:a="http://schemas.openxmlformats.org/drawingml/2006/main">
+              <a:graphicData uri="http://schemas.openxmlformats.org/drawingml/2006/picture">
+                <pic:pic xmlns:pic="http://schemas.openxmlformats.org/drawingml/2006/picture">
+                  <pic:nvPicPr>
+                    <pic:cNvPr id="0" name="Picture 1" descr="Insira aqui a descrição dessa imagem para ajudar na acessibilidade"/>
                     <pic:cNvPicPr>
                       <a:picLocks noChangeAspect="1" noChangeArrowheads="1"/>
                     </pic:cNvPicPr>
                   </pic:nvPicPr>
                   <pic:blipFill>
-                    <a:blip r:embed="rId12" cstate="print">
+                    <a:blip r:embed="rId10">
                       <a:extLst>
                         <a:ext uri="{28A0092B-C50C-407E-A947-70E740481C1C}">
                           <a14:useLocalDpi xmlns:a14="http://schemas.microsoft.com/office/drawing/2010/main" val="0"/>
@@ -804,7 +2462,7 @@
                   <pic:spPr bwMode="auto">
                     <a:xfrm>
                       <a:off x="0" y="0"/>
-                      <a:ext cx="5393055" cy="2582545"/>
+                      <a:ext cx="5400040" cy="1188085"/>
                     </a:xfrm>
                     <a:prstGeom prst="rect">
                       <a:avLst/>
@@ -832,32 +2490,98 @@
         <w:rPr>
           <w:rFonts w:ascii="Arial" w:hAnsi="Arial" w:cs="Arial"/>
         </w:rPr>
-        <w:t>D</w:t>
-      </w:r>
-      <w:r>
-        <w:rPr>
-          <w:rFonts w:ascii="Arial" w:hAnsi="Arial" w:cs="Arial"/>
-        </w:rPr>
-        <w:t xml:space="preserve">ashboard </w:t>
-      </w:r>
-    </w:p>
-    <w:p>
-      <w:pPr>
-        <w:jc w:val="both"/>
-        <w:rPr>
-          <w:rFonts w:ascii="Arial" w:hAnsi="Arial" w:cs="Arial"/>
-        </w:rPr>
-      </w:pPr>
-      <w:r>
-        <w:rPr>
-          <w:rFonts w:ascii="Arial" w:hAnsi="Arial" w:cs="Arial"/>
-          <w:noProof/>
+        <w:t xml:space="preserve">Indica uma falha no servidor durante o processo de criação, possivelmente algo relacionado com a ativação do </w:t>
+      </w:r>
+      <w:r>
+        <w:rPr>
+          <w:rFonts w:ascii="Arial" w:hAnsi="Arial" w:cs="Arial"/>
+          <w:b/>
+          <w:bCs/>
+        </w:rPr>
+        <w:t>Back-End</w:t>
+      </w:r>
+      <w:r>
+        <w:rPr>
+          <w:rFonts w:ascii="Arial" w:hAnsi="Arial" w:cs="Arial"/>
+        </w:rPr>
+        <w:t xml:space="preserve"> ou pacote de softwares (ambiente de servidor local no computador).  </w:t>
+      </w:r>
+    </w:p>
+    <w:p>
+      <w:pPr>
+        <w:jc w:val="both"/>
+        <w:rPr>
+          <w:rStyle w:val="Forte"/>
+          <w:rFonts w:ascii="Arial" w:hAnsi="Arial" w:cs="Arial"/>
+        </w:rPr>
+      </w:pPr>
+    </w:p>
+    <w:p>
+      <w:pPr>
+        <w:jc w:val="both"/>
+        <w:rPr>
+          <w:rStyle w:val="Forte"/>
+          <w:rFonts w:ascii="Arial" w:hAnsi="Arial" w:cs="Arial"/>
+        </w:rPr>
+      </w:pPr>
+    </w:p>
+    <w:p>
+      <w:pPr>
+        <w:jc w:val="both"/>
+        <w:rPr>
+          <w:rStyle w:val="Forte"/>
+          <w:rFonts w:ascii="Arial" w:hAnsi="Arial" w:cs="Arial"/>
+        </w:rPr>
+      </w:pPr>
+    </w:p>
+    <w:p>
+      <w:pPr>
+        <w:jc w:val="both"/>
+        <w:rPr>
+          <w:rStyle w:val="Forte"/>
+          <w:rFonts w:ascii="Arial" w:hAnsi="Arial" w:cs="Arial"/>
+        </w:rPr>
+      </w:pPr>
+      <w:r>
+        <w:rPr>
+          <w:rStyle w:val="Forte"/>
+          <w:rFonts w:ascii="Arial" w:hAnsi="Arial" w:cs="Arial"/>
+        </w:rPr>
+        <w:t>CONTROLLER FORNECEDOR</w:t>
+      </w:r>
+    </w:p>
+    <w:p>
+      <w:pPr>
+        <w:jc w:val="both"/>
+        <w:rPr>
+          <w:rStyle w:val="Forte"/>
+          <w:rFonts w:ascii="Arial" w:hAnsi="Arial" w:cs="Arial"/>
+        </w:rPr>
+      </w:pPr>
+      <w:r>
+        <w:rPr>
+          <w:rStyle w:val="Forte"/>
+          <w:rFonts w:ascii="Arial" w:hAnsi="Arial" w:cs="Arial"/>
+        </w:rPr>
+        <w:t>201 Created</w:t>
+      </w:r>
+    </w:p>
+    <w:p>
+      <w:pPr>
+        <w:jc w:val="both"/>
+        <w:rPr>
+          <w:rFonts w:ascii="Arial" w:hAnsi="Arial" w:cs="Arial"/>
+        </w:rPr>
+      </w:pPr>
+      <w:r>
+        <w:rPr>
+          <w:rFonts w:ascii="Arial" w:hAnsi="Arial" w:cs="Arial"/>
         </w:rPr>
         <w:drawing>
-          <wp:inline distT="0" distB="0" distL="0" distR="0" wp14:anchorId="4BDB0B97" wp14:editId="3299D6ED">
-            <wp:extent cx="5393055" cy="2395855"/>
-            <wp:effectExtent l="0" t="0" r="0" b="4445"/>
-            <wp:docPr id="1810356016" name="Imagem 6"/>
+          <wp:inline distT="0" distB="0" distL="0" distR="0" wp14:anchorId="59D00CE1" wp14:editId="23232C8B">
+            <wp:extent cx="5400040" cy="1184910"/>
+            <wp:effectExtent l="0" t="0" r="0" b="0"/>
+            <wp:docPr id="447323122" name="Imagem 1" descr="Tela de computador com texto preto sobre fundo branco&#10;&#10;O conteúdo gerado por IA pode estar incorreto."/>
             <wp:cNvGraphicFramePr>
               <a:graphicFrameLocks xmlns:a="http://schemas.openxmlformats.org/drawingml/2006/main" noChangeAspect="1"/>
             </wp:cNvGraphicFramePr>
@@ -865,13 +2589,926 @@
               <a:graphicData uri="http://schemas.openxmlformats.org/drawingml/2006/picture">
                 <pic:pic xmlns:pic="http://schemas.openxmlformats.org/drawingml/2006/picture">
                   <pic:nvPicPr>
-                    <pic:cNvPr id="0" name="Picture 9"/>
+                    <pic:cNvPr id="447323122" name="Imagem 1" descr="Tela de computador com texto preto sobre fundo branco&#10;&#10;O conteúdo gerado por IA pode estar incorreto."/>
+                    <pic:cNvPicPr/>
+                  </pic:nvPicPr>
+                  <pic:blipFill>
+                    <a:blip r:embed="rId14"/>
+                    <a:stretch>
+                      <a:fillRect/>
+                    </a:stretch>
+                  </pic:blipFill>
+                  <pic:spPr>
+                    <a:xfrm>
+                      <a:off x="0" y="0"/>
+                      <a:ext cx="5400040" cy="1184910"/>
+                    </a:xfrm>
+                    <a:prstGeom prst="rect">
+                      <a:avLst/>
+                    </a:prstGeom>
+                  </pic:spPr>
+                </pic:pic>
+              </a:graphicData>
+            </a:graphic>
+          </wp:inline>
+        </w:drawing>
+      </w:r>
+    </w:p>
+    <w:p>
+      <w:pPr>
+        <w:jc w:val="both"/>
+        <w:rPr>
+          <w:rFonts w:ascii="Arial" w:hAnsi="Arial" w:cs="Arial"/>
+        </w:rPr>
+      </w:pPr>
+    </w:p>
+    <w:p>
+      <w:pPr>
+        <w:jc w:val="both"/>
+        <w:rPr>
+          <w:rFonts w:ascii="Arial" w:hAnsi="Arial" w:cs="Arial"/>
+          <w:b/>
+          <w:bCs/>
+        </w:rPr>
+      </w:pPr>
+    </w:p>
+    <w:p>
+      <w:pPr>
+        <w:jc w:val="both"/>
+        <w:rPr>
+          <w:rFonts w:ascii="Arial" w:hAnsi="Arial" w:cs="Arial"/>
+          <w:b/>
+          <w:bCs/>
+        </w:rPr>
+      </w:pPr>
+    </w:p>
+    <w:p>
+      <w:pPr>
+        <w:jc w:val="both"/>
+        <w:rPr>
+          <w:rFonts w:ascii="Arial" w:hAnsi="Arial" w:cs="Arial"/>
+          <w:b/>
+          <w:bCs/>
+        </w:rPr>
+      </w:pPr>
+    </w:p>
+    <w:p>
+      <w:pPr>
+        <w:jc w:val="both"/>
+        <w:rPr>
+          <w:rFonts w:ascii="Arial" w:hAnsi="Arial" w:cs="Arial"/>
+          <w:b/>
+          <w:bCs/>
+        </w:rPr>
+      </w:pPr>
+    </w:p>
+    <w:p>
+      <w:pPr>
+        <w:jc w:val="both"/>
+        <w:rPr>
+          <w:rFonts w:ascii="Arial" w:hAnsi="Arial" w:cs="Arial"/>
+          <w:b/>
+          <w:bCs/>
+        </w:rPr>
+      </w:pPr>
+      <w:r>
+        <w:rPr>
+          <w:rFonts w:ascii="Arial" w:hAnsi="Arial" w:cs="Arial"/>
+          <w:b/>
+          <w:bCs/>
+        </w:rPr>
+        <w:t>200 Ok</w:t>
+      </w:r>
+    </w:p>
+    <w:p>
+      <w:pPr>
+        <w:jc w:val="both"/>
+        <w:rPr>
+          <w:rFonts w:ascii="Arial" w:hAnsi="Arial" w:cs="Arial"/>
+          <w:b/>
+          <w:bCs/>
+        </w:rPr>
+      </w:pPr>
+      <w:r>
+        <w:rPr>
+          <w:rFonts w:ascii="Arial" w:hAnsi="Arial" w:cs="Arial"/>
+          <w:b/>
+          <w:bCs/>
+        </w:rPr>
+        <w:drawing>
+          <wp:inline distT="0" distB="0" distL="0" distR="0" wp14:anchorId="41734EAB" wp14:editId="19456B2D">
+            <wp:extent cx="5400040" cy="1865630"/>
+            <wp:effectExtent l="0" t="0" r="0" b="1270"/>
+            <wp:docPr id="1976696473" name="Imagem 1" descr="Interface gráfica do usuário, Texto, Aplicativo&#10;&#10;O conteúdo gerado por IA pode estar incorreto."/>
+            <wp:cNvGraphicFramePr>
+              <a:graphicFrameLocks xmlns:a="http://schemas.openxmlformats.org/drawingml/2006/main" noChangeAspect="1"/>
+            </wp:cNvGraphicFramePr>
+            <a:graphic xmlns:a="http://schemas.openxmlformats.org/drawingml/2006/main">
+              <a:graphicData uri="http://schemas.openxmlformats.org/drawingml/2006/picture">
+                <pic:pic xmlns:pic="http://schemas.openxmlformats.org/drawingml/2006/picture">
+                  <pic:nvPicPr>
+                    <pic:cNvPr id="1976696473" name="Imagem 1" descr="Interface gráfica do usuário, Texto, Aplicativo&#10;&#10;O conteúdo gerado por IA pode estar incorreto."/>
+                    <pic:cNvPicPr/>
+                  </pic:nvPicPr>
+                  <pic:blipFill>
+                    <a:blip r:embed="rId15"/>
+                    <a:stretch>
+                      <a:fillRect/>
+                    </a:stretch>
+                  </pic:blipFill>
+                  <pic:spPr>
+                    <a:xfrm>
+                      <a:off x="0" y="0"/>
+                      <a:ext cx="5400040" cy="1865630"/>
+                    </a:xfrm>
+                    <a:prstGeom prst="rect">
+                      <a:avLst/>
+                    </a:prstGeom>
+                  </pic:spPr>
+                </pic:pic>
+              </a:graphicData>
+            </a:graphic>
+          </wp:inline>
+        </w:drawing>
+      </w:r>
+    </w:p>
+    <w:p>
+      <w:pPr>
+        <w:pStyle w:val="NormalWeb"/>
+        <w:jc w:val="both"/>
+        <w:rPr>
+          <w:rStyle w:val="Forte"/>
+          <w:rFonts w:ascii="Arial" w:eastAsiaTheme="majorEastAsia" w:hAnsi="Arial" w:cs="Arial"/>
+        </w:rPr>
+      </w:pPr>
+    </w:p>
+    <w:p>
+      <w:pPr>
+        <w:pStyle w:val="NormalWeb"/>
+        <w:jc w:val="both"/>
+        <w:rPr>
+          <w:rFonts w:ascii="Arial" w:hAnsi="Arial" w:cs="Arial"/>
+        </w:rPr>
+      </w:pPr>
+      <w:r>
+        <w:rPr>
+          <w:rStyle w:val="Forte"/>
+          <w:rFonts w:ascii="Arial" w:eastAsiaTheme="majorEastAsia" w:hAnsi="Arial" w:cs="Arial"/>
+        </w:rPr>
+        <w:t>Endpoints a testar:</w:t>
+      </w:r>
+    </w:p>
+    <w:p>
+      <w:pPr>
+        <w:pStyle w:val="NormalWeb"/>
+        <w:numPr>
+          <w:ilvl w:val="0"/>
+          <w:numId w:val="2"/>
+        </w:numPr>
+        <w:jc w:val="both"/>
+        <w:rPr>
+          <w:rFonts w:ascii="Arial" w:hAnsi="Arial" w:cs="Arial"/>
+        </w:rPr>
+      </w:pPr>
+      <w:r>
+        <w:rPr>
+          <w:rStyle w:val="CdigoHTML"/>
+          <w:rFonts w:ascii="Arial" w:eastAsiaTheme="majorEastAsia" w:hAnsi="Arial" w:cs="Arial"/>
+        </w:rPr>
+        <w:t>POST /fornecedores</w:t>
+      </w:r>
+    </w:p>
+    <w:p>
+      <w:pPr>
+        <w:pStyle w:val="NormalWeb"/>
+        <w:numPr>
+          <w:ilvl w:val="0"/>
+          <w:numId w:val="2"/>
+        </w:numPr>
+        <w:jc w:val="both"/>
+        <w:rPr>
+          <w:rFonts w:ascii="Arial" w:hAnsi="Arial" w:cs="Arial"/>
+        </w:rPr>
+      </w:pPr>
+      <w:r>
+        <w:rPr>
+          <w:rStyle w:val="CdigoHTML"/>
+          <w:rFonts w:ascii="Arial" w:eastAsiaTheme="majorEastAsia" w:hAnsi="Arial" w:cs="Arial"/>
+        </w:rPr>
+        <w:t>GET /fornecedores</w:t>
+      </w:r>
+    </w:p>
+    <w:p>
+      <w:pPr>
+        <w:pStyle w:val="NormalWeb"/>
+        <w:numPr>
+          <w:ilvl w:val="0"/>
+          <w:numId w:val="2"/>
+        </w:numPr>
+        <w:jc w:val="both"/>
+        <w:rPr>
+          <w:rFonts w:ascii="Arial" w:hAnsi="Arial" w:cs="Arial"/>
+        </w:rPr>
+      </w:pPr>
+      <w:r>
+        <w:rPr>
+          <w:rStyle w:val="CdigoHTML"/>
+          <w:rFonts w:ascii="Arial" w:eastAsiaTheme="majorEastAsia" w:hAnsi="Arial" w:cs="Arial"/>
+        </w:rPr>
+        <w:t>GET /fornecedores/:id</w:t>
+      </w:r>
+    </w:p>
+    <w:p>
+      <w:pPr>
+        <w:pStyle w:val="NormalWeb"/>
+        <w:numPr>
+          <w:ilvl w:val="0"/>
+          <w:numId w:val="2"/>
+        </w:numPr>
+        <w:jc w:val="both"/>
+        <w:rPr>
+          <w:rFonts w:ascii="Arial" w:hAnsi="Arial" w:cs="Arial"/>
+        </w:rPr>
+      </w:pPr>
+      <w:r>
+        <w:rPr>
+          <w:rStyle w:val="CdigoHTML"/>
+          <w:rFonts w:ascii="Arial" w:eastAsiaTheme="majorEastAsia" w:hAnsi="Arial" w:cs="Arial"/>
+        </w:rPr>
+        <w:t>PUT /fornecedores/:id</w:t>
+      </w:r>
+    </w:p>
+    <w:p>
+      <w:pPr>
+        <w:pStyle w:val="NormalWeb"/>
+        <w:numPr>
+          <w:ilvl w:val="0"/>
+          <w:numId w:val="2"/>
+        </w:numPr>
+        <w:jc w:val="both"/>
+        <w:rPr>
+          <w:rFonts w:ascii="Arial" w:hAnsi="Arial" w:cs="Arial"/>
+        </w:rPr>
+      </w:pPr>
+      <w:r>
+        <w:rPr>
+          <w:rStyle w:val="CdigoHTML"/>
+          <w:rFonts w:ascii="Arial" w:eastAsiaTheme="majorEastAsia" w:hAnsi="Arial" w:cs="Arial"/>
+        </w:rPr>
+        <w:t>DELETE /fornecedores/:id</w:t>
+      </w:r>
+    </w:p>
+    <w:p>
+      <w:pPr>
+        <w:pStyle w:val="NormalWeb"/>
+        <w:jc w:val="both"/>
+        <w:rPr>
+          <w:rFonts w:ascii="Arial" w:hAnsi="Arial" w:cs="Arial"/>
+        </w:rPr>
+      </w:pPr>
+      <w:r>
+        <w:rPr>
+          <w:rStyle w:val="Forte"/>
+          <w:rFonts w:ascii="Arial" w:eastAsiaTheme="majorEastAsia" w:hAnsi="Arial" w:cs="Arial"/>
+        </w:rPr>
+        <w:t>Casos de teste:</w:t>
+      </w:r>
+    </w:p>
+    <w:tbl>
+      <w:tblPr>
+        <w:tblW w:w="0" w:type="auto"/>
+        <w:tblCellSpacing w:w="15" w:type="dxa"/>
+        <w:tblCellMar>
+          <w:top w:w="15" w:type="dxa"/>
+          <w:left w:w="15" w:type="dxa"/>
+          <w:bottom w:w="15" w:type="dxa"/>
+          <w:right w:w="15" w:type="dxa"/>
+        </w:tblCellMar>
+        <w:tblLook w:val="04A0" w:firstRow="1" w:lastRow="0" w:firstColumn="1" w:lastColumn="0" w:noHBand="0" w:noVBand="1"/>
+      </w:tblPr>
+      <w:tblGrid>
+        <w:gridCol w:w="2422"/>
+        <w:gridCol w:w="1911"/>
+        <w:gridCol w:w="2889"/>
+        <w:gridCol w:w="1282"/>
+      </w:tblGrid>
+      <w:tr>
+        <w:trPr>
+          <w:tblHeader/>
+          <w:tblCellSpacing w:w="15" w:type="dxa"/>
+        </w:trPr>
+        <w:tc>
+          <w:tcPr>
+            <w:tcW w:w="0" w:type="auto"/>
+            <w:vAlign w:val="center"/>
+            <w:hideMark/>
+          </w:tcPr>
+          <w:p>
+            <w:pPr>
+              <w:jc w:val="both"/>
+              <w:rPr>
+                <w:rFonts w:ascii="Arial" w:hAnsi="Arial" w:cs="Arial"/>
+                <w:b/>
+                <w:bCs/>
+              </w:rPr>
+            </w:pPr>
+            <w:r>
+              <w:rPr>
+                <w:rFonts w:ascii="Arial" w:hAnsi="Arial" w:cs="Arial"/>
+                <w:b/>
+                <w:bCs/>
+              </w:rPr>
+              <w:t>Caso</w:t>
+            </w:r>
+          </w:p>
+        </w:tc>
+        <w:tc>
+          <w:tcPr>
+            <w:tcW w:w="0" w:type="auto"/>
+            <w:vAlign w:val="center"/>
+            <w:hideMark/>
+          </w:tcPr>
+          <w:p>
+            <w:pPr>
+              <w:jc w:val="both"/>
+              <w:rPr>
+                <w:rFonts w:ascii="Arial" w:hAnsi="Arial" w:cs="Arial"/>
+                <w:b/>
+                <w:bCs/>
+              </w:rPr>
+            </w:pPr>
+            <w:r>
+              <w:rPr>
+                <w:rFonts w:ascii="Arial" w:hAnsi="Arial" w:cs="Arial"/>
+                <w:b/>
+                <w:bCs/>
+              </w:rPr>
+              <w:t>Entrada</w:t>
+            </w:r>
+          </w:p>
+        </w:tc>
+        <w:tc>
+          <w:tcPr>
+            <w:tcW w:w="0" w:type="auto"/>
+            <w:vAlign w:val="center"/>
+            <w:hideMark/>
+          </w:tcPr>
+          <w:p>
+            <w:pPr>
+              <w:jc w:val="both"/>
+              <w:rPr>
+                <w:rFonts w:ascii="Arial" w:hAnsi="Arial" w:cs="Arial"/>
+                <w:b/>
+                <w:bCs/>
+              </w:rPr>
+            </w:pPr>
+            <w:r>
+              <w:rPr>
+                <w:rFonts w:ascii="Arial" w:hAnsi="Arial" w:cs="Arial"/>
+                <w:b/>
+                <w:bCs/>
+              </w:rPr>
+              <w:t>Esperado</w:t>
+            </w:r>
+          </w:p>
+        </w:tc>
+        <w:tc>
+          <w:tcPr>
+            <w:tcW w:w="0" w:type="auto"/>
+            <w:vAlign w:val="center"/>
+            <w:hideMark/>
+          </w:tcPr>
+          <w:p>
+            <w:pPr>
+              <w:jc w:val="both"/>
+              <w:rPr>
+                <w:rFonts w:ascii="Arial" w:hAnsi="Arial" w:cs="Arial"/>
+                <w:b/>
+                <w:bCs/>
+              </w:rPr>
+            </w:pPr>
+            <w:r>
+              <w:rPr>
+                <w:rFonts w:ascii="Arial" w:hAnsi="Arial" w:cs="Arial"/>
+                <w:b/>
+                <w:bCs/>
+              </w:rPr>
+              <w:t>Status HTTP</w:t>
+            </w:r>
+          </w:p>
+        </w:tc>
+      </w:tr>
+      <w:tr>
+        <w:trPr>
+          <w:tblCellSpacing w:w="15" w:type="dxa"/>
+        </w:trPr>
+        <w:tc>
+          <w:tcPr>
+            <w:tcW w:w="0" w:type="auto"/>
+            <w:vAlign w:val="center"/>
+            <w:hideMark/>
+          </w:tcPr>
+          <w:p>
+            <w:pPr>
+              <w:jc w:val="both"/>
+              <w:rPr>
+                <w:rFonts w:ascii="Arial" w:hAnsi="Arial" w:cs="Arial"/>
+              </w:rPr>
+            </w:pPr>
+            <w:r>
+              <w:rPr>
+                <w:rFonts w:ascii="Arial" w:hAnsi="Arial" w:cs="Arial"/>
+              </w:rPr>
+              <w:t>Criar fornecedor válido</w:t>
+            </w:r>
+          </w:p>
+        </w:tc>
+        <w:tc>
+          <w:tcPr>
+            <w:tcW w:w="0" w:type="auto"/>
+            <w:vAlign w:val="center"/>
+            <w:hideMark/>
+          </w:tcPr>
+          <w:p>
+            <w:pPr>
+              <w:jc w:val="both"/>
+              <w:rPr>
+                <w:rFonts w:ascii="Arial" w:hAnsi="Arial" w:cs="Arial"/>
+              </w:rPr>
+            </w:pPr>
+            <w:r>
+              <w:rPr>
+                <w:rStyle w:val="CdigoHTML"/>
+                <w:rFonts w:ascii="Arial" w:eastAsiaTheme="majorEastAsia" w:hAnsi="Arial" w:cs="Arial"/>
+              </w:rPr>
+              <w:t>nome, cnpj, contato, email</w:t>
+            </w:r>
+          </w:p>
+        </w:tc>
+        <w:tc>
+          <w:tcPr>
+            <w:tcW w:w="0" w:type="auto"/>
+            <w:vAlign w:val="center"/>
+            <w:hideMark/>
+          </w:tcPr>
+          <w:p>
+            <w:pPr>
+              <w:jc w:val="both"/>
+              <w:rPr>
+                <w:rFonts w:ascii="Arial" w:hAnsi="Arial" w:cs="Arial"/>
+              </w:rPr>
+            </w:pPr>
+            <w:r>
+              <w:rPr>
+                <w:rFonts w:ascii="Arial" w:hAnsi="Arial" w:cs="Arial"/>
+              </w:rPr>
+              <w:t>Fornecedor criado</w:t>
+            </w:r>
+          </w:p>
+        </w:tc>
+        <w:tc>
+          <w:tcPr>
+            <w:tcW w:w="0" w:type="auto"/>
+            <w:vAlign w:val="center"/>
+            <w:hideMark/>
+          </w:tcPr>
+          <w:p>
+            <w:pPr>
+              <w:jc w:val="both"/>
+              <w:rPr>
+                <w:rFonts w:ascii="Arial" w:hAnsi="Arial" w:cs="Arial"/>
+              </w:rPr>
+            </w:pPr>
+            <w:r>
+              <w:rPr>
+                <w:rFonts w:ascii="Arial" w:hAnsi="Arial" w:cs="Arial"/>
+              </w:rPr>
+              <w:t>201 Created</w:t>
+            </w:r>
+          </w:p>
+        </w:tc>
+      </w:tr>
+      <w:tr>
+        <w:trPr>
+          <w:tblCellSpacing w:w="15" w:type="dxa"/>
+        </w:trPr>
+        <w:tc>
+          <w:tcPr>
+            <w:tcW w:w="0" w:type="auto"/>
+            <w:vAlign w:val="center"/>
+            <w:hideMark/>
+          </w:tcPr>
+          <w:p>
+            <w:pPr>
+              <w:jc w:val="both"/>
+              <w:rPr>
+                <w:rFonts w:ascii="Arial" w:hAnsi="Arial" w:cs="Arial"/>
+              </w:rPr>
+            </w:pPr>
+            <w:r>
+              <w:rPr>
+                <w:rFonts w:ascii="Arial" w:hAnsi="Arial" w:cs="Arial"/>
+              </w:rPr>
+              <w:t>Criar fornecedor com CNPJ duplicado</w:t>
+            </w:r>
+          </w:p>
+        </w:tc>
+        <w:tc>
+          <w:tcPr>
+            <w:tcW w:w="0" w:type="auto"/>
+            <w:vAlign w:val="center"/>
+            <w:hideMark/>
+          </w:tcPr>
+          <w:p>
+            <w:pPr>
+              <w:jc w:val="both"/>
+              <w:rPr>
+                <w:rFonts w:ascii="Arial" w:hAnsi="Arial" w:cs="Arial"/>
+              </w:rPr>
+            </w:pPr>
+            <w:r>
+              <w:rPr>
+                <w:rFonts w:ascii="Arial" w:hAnsi="Arial" w:cs="Arial"/>
+              </w:rPr>
+              <w:t>Mesmo CNPJ</w:t>
+            </w:r>
+          </w:p>
+        </w:tc>
+        <w:tc>
+          <w:tcPr>
+            <w:tcW w:w="0" w:type="auto"/>
+            <w:vAlign w:val="center"/>
+            <w:hideMark/>
+          </w:tcPr>
+          <w:p>
+            <w:pPr>
+              <w:jc w:val="both"/>
+              <w:rPr>
+                <w:rFonts w:ascii="Arial" w:hAnsi="Arial" w:cs="Arial"/>
+              </w:rPr>
+            </w:pPr>
+            <w:r>
+              <w:rPr>
+                <w:rFonts w:ascii="Arial" w:hAnsi="Arial" w:cs="Arial"/>
+              </w:rPr>
+              <w:t>Retorna erro de duplicidade</w:t>
+            </w:r>
+          </w:p>
+        </w:tc>
+        <w:tc>
+          <w:tcPr>
+            <w:tcW w:w="0" w:type="auto"/>
+            <w:vAlign w:val="center"/>
+            <w:hideMark/>
+          </w:tcPr>
+          <w:p>
+            <w:pPr>
+              <w:jc w:val="both"/>
+              <w:rPr>
+                <w:rFonts w:ascii="Arial" w:hAnsi="Arial" w:cs="Arial"/>
+              </w:rPr>
+            </w:pPr>
+            <w:r>
+              <w:rPr>
+                <w:rFonts w:ascii="Arial" w:hAnsi="Arial" w:cs="Arial"/>
+              </w:rPr>
+              <w:t>400 Bad Request</w:t>
+            </w:r>
+          </w:p>
+        </w:tc>
+      </w:tr>
+      <w:tr>
+        <w:trPr>
+          <w:tblCellSpacing w:w="15" w:type="dxa"/>
+        </w:trPr>
+        <w:tc>
+          <w:tcPr>
+            <w:tcW w:w="0" w:type="auto"/>
+            <w:vAlign w:val="center"/>
+            <w:hideMark/>
+          </w:tcPr>
+          <w:p>
+            <w:pPr>
+              <w:jc w:val="both"/>
+              <w:rPr>
+                <w:rFonts w:ascii="Arial" w:hAnsi="Arial" w:cs="Arial"/>
+              </w:rPr>
+            </w:pPr>
+            <w:r>
+              <w:rPr>
+                <w:rFonts w:ascii="Arial" w:hAnsi="Arial" w:cs="Arial"/>
+              </w:rPr>
+              <w:t>Buscar fornecedor existente</w:t>
+            </w:r>
+          </w:p>
+        </w:tc>
+        <w:tc>
+          <w:tcPr>
+            <w:tcW w:w="0" w:type="auto"/>
+            <w:vAlign w:val="center"/>
+            <w:hideMark/>
+          </w:tcPr>
+          <w:p>
+            <w:pPr>
+              <w:jc w:val="both"/>
+              <w:rPr>
+                <w:rFonts w:ascii="Arial" w:hAnsi="Arial" w:cs="Arial"/>
+              </w:rPr>
+            </w:pPr>
+            <w:r>
+              <w:rPr>
+                <w:rFonts w:ascii="Arial" w:hAnsi="Arial" w:cs="Arial"/>
+              </w:rPr>
+              <w:t>ID válido</w:t>
+            </w:r>
+          </w:p>
+        </w:tc>
+        <w:tc>
+          <w:tcPr>
+            <w:tcW w:w="0" w:type="auto"/>
+            <w:vAlign w:val="center"/>
+            <w:hideMark/>
+          </w:tcPr>
+          <w:p>
+            <w:pPr>
+              <w:jc w:val="both"/>
+              <w:rPr>
+                <w:rFonts w:ascii="Arial" w:hAnsi="Arial" w:cs="Arial"/>
+              </w:rPr>
+            </w:pPr>
+            <w:r>
+              <w:rPr>
+                <w:rFonts w:ascii="Arial" w:hAnsi="Arial" w:cs="Arial"/>
+              </w:rPr>
+              <w:t>Retorna dados do fornecedor</w:t>
+            </w:r>
+          </w:p>
+        </w:tc>
+        <w:tc>
+          <w:tcPr>
+            <w:tcW w:w="0" w:type="auto"/>
+            <w:vAlign w:val="center"/>
+            <w:hideMark/>
+          </w:tcPr>
+          <w:p>
+            <w:pPr>
+              <w:jc w:val="both"/>
+              <w:rPr>
+                <w:rFonts w:ascii="Arial" w:hAnsi="Arial" w:cs="Arial"/>
+              </w:rPr>
+            </w:pPr>
+            <w:r>
+              <w:rPr>
+                <w:rFonts w:ascii="Arial" w:hAnsi="Arial" w:cs="Arial"/>
+              </w:rPr>
+              <w:t>200 OK</w:t>
+            </w:r>
+          </w:p>
+        </w:tc>
+      </w:tr>
+      <w:tr>
+        <w:trPr>
+          <w:tblCellSpacing w:w="15" w:type="dxa"/>
+        </w:trPr>
+        <w:tc>
+          <w:tcPr>
+            <w:tcW w:w="0" w:type="auto"/>
+            <w:vAlign w:val="center"/>
+            <w:hideMark/>
+          </w:tcPr>
+          <w:p>
+            <w:pPr>
+              <w:jc w:val="both"/>
+              <w:rPr>
+                <w:rFonts w:ascii="Arial" w:hAnsi="Arial" w:cs="Arial"/>
+              </w:rPr>
+            </w:pPr>
+            <w:r>
+              <w:rPr>
+                <w:rFonts w:ascii="Arial" w:hAnsi="Arial" w:cs="Arial"/>
+              </w:rPr>
+              <w:t>Atualizar fornecedor</w:t>
+            </w:r>
+          </w:p>
+        </w:tc>
+        <w:tc>
+          <w:tcPr>
+            <w:tcW w:w="0" w:type="auto"/>
+            <w:vAlign w:val="center"/>
+            <w:hideMark/>
+          </w:tcPr>
+          <w:p>
+            <w:pPr>
+              <w:jc w:val="both"/>
+              <w:rPr>
+                <w:rFonts w:ascii="Arial" w:hAnsi="Arial" w:cs="Arial"/>
+              </w:rPr>
+            </w:pPr>
+            <w:r>
+              <w:rPr>
+                <w:rFonts w:ascii="Arial" w:hAnsi="Arial" w:cs="Arial"/>
+              </w:rPr>
+              <w:t>Alterar nome ou email</w:t>
+            </w:r>
+          </w:p>
+        </w:tc>
+        <w:tc>
+          <w:tcPr>
+            <w:tcW w:w="0" w:type="auto"/>
+            <w:vAlign w:val="center"/>
+            <w:hideMark/>
+          </w:tcPr>
+          <w:p>
+            <w:pPr>
+              <w:jc w:val="both"/>
+              <w:rPr>
+                <w:rFonts w:ascii="Arial" w:hAnsi="Arial" w:cs="Arial"/>
+              </w:rPr>
+            </w:pPr>
+            <w:r>
+              <w:rPr>
+                <w:rFonts w:ascii="Arial" w:hAnsi="Arial" w:cs="Arial"/>
+              </w:rPr>
+              <w:t>Retorna fornecedor atualizado</w:t>
+            </w:r>
+          </w:p>
+        </w:tc>
+        <w:tc>
+          <w:tcPr>
+            <w:tcW w:w="0" w:type="auto"/>
+            <w:vAlign w:val="center"/>
+            <w:hideMark/>
+          </w:tcPr>
+          <w:p>
+            <w:pPr>
+              <w:jc w:val="both"/>
+              <w:rPr>
+                <w:rFonts w:ascii="Arial" w:hAnsi="Arial" w:cs="Arial"/>
+              </w:rPr>
+            </w:pPr>
+            <w:r>
+              <w:rPr>
+                <w:rFonts w:ascii="Arial" w:hAnsi="Arial" w:cs="Arial"/>
+              </w:rPr>
+              <w:t>200 OK</w:t>
+            </w:r>
+          </w:p>
+        </w:tc>
+      </w:tr>
+      <w:tr>
+        <w:trPr>
+          <w:tblCellSpacing w:w="15" w:type="dxa"/>
+        </w:trPr>
+        <w:tc>
+          <w:tcPr>
+            <w:tcW w:w="0" w:type="auto"/>
+            <w:vAlign w:val="center"/>
+            <w:hideMark/>
+          </w:tcPr>
+          <w:p>
+            <w:pPr>
+              <w:jc w:val="both"/>
+              <w:rPr>
+                <w:rFonts w:ascii="Arial" w:hAnsi="Arial" w:cs="Arial"/>
+              </w:rPr>
+            </w:pPr>
+            <w:r>
+              <w:rPr>
+                <w:rFonts w:ascii="Arial" w:hAnsi="Arial" w:cs="Arial"/>
+              </w:rPr>
+              <w:t>Excluir fornecedor com produtos associados</w:t>
+            </w:r>
+          </w:p>
+        </w:tc>
+        <w:tc>
+          <w:tcPr>
+            <w:tcW w:w="0" w:type="auto"/>
+            <w:vAlign w:val="center"/>
+            <w:hideMark/>
+          </w:tcPr>
+          <w:p>
+            <w:pPr>
+              <w:jc w:val="both"/>
+              <w:rPr>
+                <w:rFonts w:ascii="Arial" w:hAnsi="Arial" w:cs="Arial"/>
+              </w:rPr>
+            </w:pPr>
+            <w:r>
+              <w:rPr>
+                <w:rFonts w:ascii="Arial" w:hAnsi="Arial" w:cs="Arial"/>
+              </w:rPr>
+              <w:t>ID de fornecedor com produtos</w:t>
+            </w:r>
+          </w:p>
+        </w:tc>
+        <w:tc>
+          <w:tcPr>
+            <w:tcW w:w="0" w:type="auto"/>
+            <w:vAlign w:val="center"/>
+            <w:hideMark/>
+          </w:tcPr>
+          <w:p>
+            <w:pPr>
+              <w:jc w:val="both"/>
+              <w:rPr>
+                <w:rFonts w:ascii="Arial" w:hAnsi="Arial" w:cs="Arial"/>
+              </w:rPr>
+            </w:pPr>
+            <w:r>
+              <w:rPr>
+                <w:rFonts w:ascii="Arial" w:hAnsi="Arial" w:cs="Arial"/>
+              </w:rPr>
+              <w:t>Retorna erro ou permite exclusão dependendo da regra</w:t>
+            </w:r>
+          </w:p>
+        </w:tc>
+        <w:tc>
+          <w:tcPr>
+            <w:tcW w:w="0" w:type="auto"/>
+            <w:vAlign w:val="center"/>
+            <w:hideMark/>
+          </w:tcPr>
+          <w:p>
+            <w:pPr>
+              <w:jc w:val="both"/>
+              <w:rPr>
+                <w:rFonts w:ascii="Arial" w:hAnsi="Arial" w:cs="Arial"/>
+              </w:rPr>
+            </w:pPr>
+            <w:r>
+              <w:rPr>
+                <w:rFonts w:ascii="Arial" w:hAnsi="Arial" w:cs="Arial"/>
+              </w:rPr>
+              <w:t>400/204</w:t>
+            </w:r>
+          </w:p>
+        </w:tc>
+      </w:tr>
+    </w:tbl>
+    <w:p>
+      <w:pPr>
+        <w:rPr>
+          <w:rFonts w:ascii="Arial" w:hAnsi="Arial" w:cs="Arial"/>
+        </w:rPr>
+      </w:pPr>
+      <w:r>
+        <w:rPr>
+          <w:rFonts w:ascii="Arial" w:hAnsi="Arial" w:cs="Arial"/>
+        </w:rPr>
+        <w:pict w14:anchorId="21E17AE0">
+          <v:rect id="_x0000_i1026" style="width:0;height:1.5pt" o:hralign="center" o:hrstd="t" o:hr="t" fillcolor="#a0a0a0" stroked="f"/>
+        </w:pict>
+      </w:r>
+    </w:p>
+    <w:p>
+      <w:pPr>
+        <w:jc w:val="both"/>
+        <w:rPr>
+          <w:rFonts w:ascii="Arial" w:hAnsi="Arial" w:cs="Arial"/>
+          <w:b/>
+          <w:bCs/>
+        </w:rPr>
+      </w:pPr>
+      <w:r>
+        <w:rPr>
+          <w:rFonts w:ascii="Arial" w:hAnsi="Arial" w:cs="Arial"/>
+          <w:b/>
+          <w:bCs/>
+        </w:rPr>
+        <w:lastRenderedPageBreak/>
+        <w:t>Retorno: 500 Internal Server Error</w:t>
+      </w:r>
+    </w:p>
+    <w:p>
+      <w:pPr>
+        <w:jc w:val="both"/>
+        <w:rPr>
+          <w:rFonts w:ascii="Arial" w:hAnsi="Arial" w:cs="Arial"/>
+        </w:rPr>
+      </w:pPr>
+      <w:r>
+        <w:rPr>
+          <w:noProof/>
+        </w:rPr>
+        <w:drawing>
+          <wp:inline distT="0" distB="0" distL="0" distR="0" wp14:anchorId="32611BF2" wp14:editId="5279D78C">
+            <wp:extent cx="5400040" cy="1188085"/>
+            <wp:effectExtent l="0" t="0" r="0" b="0"/>
+            <wp:docPr id="7" name="Imagem 7" descr="Insira aqui a descrição dessa imagem para ajudar na acessibilidade"/>
+            <wp:cNvGraphicFramePr>
+              <a:graphicFrameLocks xmlns:a="http://schemas.openxmlformats.org/drawingml/2006/main" noChangeAspect="1"/>
+            </wp:cNvGraphicFramePr>
+            <a:graphic xmlns:a="http://schemas.openxmlformats.org/drawingml/2006/main">
+              <a:graphicData uri="http://schemas.openxmlformats.org/drawingml/2006/picture">
+                <pic:pic xmlns:pic="http://schemas.openxmlformats.org/drawingml/2006/picture">
+                  <pic:nvPicPr>
+                    <pic:cNvPr id="0" name="Picture 1" descr="Insira aqui a descrição dessa imagem para ajudar na acessibilidade"/>
                     <pic:cNvPicPr>
                       <a:picLocks noChangeAspect="1" noChangeArrowheads="1"/>
                     </pic:cNvPicPr>
                   </pic:nvPicPr>
                   <pic:blipFill>
-                    <a:blip r:embed="rId13" cstate="print">
+                    <a:blip r:embed="rId10">
                       <a:extLst>
                         <a:ext uri="{28A0092B-C50C-407E-A947-70E740481C1C}">
                           <a14:useLocalDpi xmlns:a14="http://schemas.microsoft.com/office/drawing/2010/main" val="0"/>
@@ -886,7 +3523,7 @@
                   <pic:spPr bwMode="auto">
                     <a:xfrm>
                       <a:off x="0" y="0"/>
-                      <a:ext cx="5393055" cy="2395855"/>
+                      <a:ext cx="5400040" cy="1188085"/>
                     </a:xfrm>
                     <a:prstGeom prst="rect">
                       <a:avLst/>
@@ -914,27 +3551,696 @@
         <w:rPr>
           <w:rFonts w:ascii="Arial" w:hAnsi="Arial" w:cs="Arial"/>
         </w:rPr>
-        <w:t xml:space="preserve">Produtos </w:t>
-      </w:r>
-    </w:p>
-    <w:p>
-      <w:pPr>
-        <w:jc w:val="both"/>
-        <w:rPr>
-          <w:rFonts w:ascii="Arial" w:hAnsi="Arial" w:cs="Arial"/>
-        </w:rPr>
-      </w:pPr>
-      <w:r>
-        <w:rPr>
-          <w:rFonts w:ascii="Arial" w:hAnsi="Arial" w:cs="Arial"/>
+        <w:t xml:space="preserve">Indica uma falha no servidor durante o processo de criação, possivelmente algo relacionado com a ativação do </w:t>
+      </w:r>
+      <w:r>
+        <w:rPr>
+          <w:rFonts w:ascii="Arial" w:hAnsi="Arial" w:cs="Arial"/>
+          <w:b/>
+          <w:bCs/>
+        </w:rPr>
+        <w:t>Back-End</w:t>
+      </w:r>
+      <w:r>
+        <w:rPr>
+          <w:rFonts w:ascii="Arial" w:hAnsi="Arial" w:cs="Arial"/>
+        </w:rPr>
+        <w:t xml:space="preserve"> ou pacote de softwares (ambiente de servidor local no computador).  </w:t>
+      </w:r>
+    </w:p>
+    <w:p>
+      <w:pPr>
+        <w:jc w:val="both"/>
+        <w:rPr>
+          <w:rFonts w:ascii="Arial" w:hAnsi="Arial" w:cs="Arial"/>
+          <w:b/>
+          <w:bCs/>
+        </w:rPr>
+      </w:pPr>
+    </w:p>
+    <w:p>
+      <w:pPr>
+        <w:jc w:val="both"/>
+        <w:rPr>
+          <w:rFonts w:ascii="Arial" w:hAnsi="Arial" w:cs="Arial"/>
+          <w:b/>
+          <w:bCs/>
+        </w:rPr>
+      </w:pPr>
+      <w:r>
+        <w:rPr>
+          <w:rFonts w:ascii="Arial" w:hAnsi="Arial" w:cs="Arial"/>
+          <w:b/>
+          <w:bCs/>
+        </w:rPr>
+        <w:t>CONTROLLER MOVIMENTACOES</w:t>
+      </w:r>
+    </w:p>
+    <w:p>
+      <w:pPr>
+        <w:pStyle w:val="NormalWeb"/>
+        <w:jc w:val="both"/>
+        <w:rPr>
+          <w:rFonts w:ascii="Arial" w:hAnsi="Arial" w:cs="Arial"/>
+        </w:rPr>
+      </w:pPr>
+      <w:r>
+        <w:rPr>
+          <w:rStyle w:val="Forte"/>
+          <w:rFonts w:ascii="Arial" w:eastAsiaTheme="majorEastAsia" w:hAnsi="Arial" w:cs="Arial"/>
+        </w:rPr>
+        <w:t>Endpoints a testar:</w:t>
+      </w:r>
+    </w:p>
+    <w:p>
+      <w:pPr>
+        <w:pStyle w:val="NormalWeb"/>
+        <w:numPr>
+          <w:ilvl w:val="0"/>
+          <w:numId w:val="3"/>
+        </w:numPr>
+        <w:jc w:val="both"/>
+        <w:rPr>
+          <w:rFonts w:ascii="Arial" w:hAnsi="Arial" w:cs="Arial"/>
+        </w:rPr>
+      </w:pPr>
+      <w:r>
+        <w:rPr>
+          <w:rStyle w:val="CdigoHTML"/>
+          <w:rFonts w:ascii="Arial" w:eastAsiaTheme="majorEastAsia" w:hAnsi="Arial" w:cs="Arial"/>
+        </w:rPr>
+        <w:t>POST /movimentacoes</w:t>
+      </w:r>
+    </w:p>
+    <w:p>
+      <w:pPr>
+        <w:pStyle w:val="NormalWeb"/>
+        <w:numPr>
+          <w:ilvl w:val="0"/>
+          <w:numId w:val="3"/>
+        </w:numPr>
+        <w:jc w:val="both"/>
+        <w:rPr>
+          <w:rFonts w:ascii="Arial" w:hAnsi="Arial" w:cs="Arial"/>
+        </w:rPr>
+      </w:pPr>
+      <w:r>
+        <w:rPr>
+          <w:rStyle w:val="CdigoHTML"/>
+          <w:rFonts w:ascii="Arial" w:eastAsiaTheme="majorEastAsia" w:hAnsi="Arial" w:cs="Arial"/>
+        </w:rPr>
+        <w:t>GET /movimentacoes</w:t>
+      </w:r>
+    </w:p>
+    <w:p>
+      <w:pPr>
+        <w:pStyle w:val="NormalWeb"/>
+        <w:numPr>
+          <w:ilvl w:val="0"/>
+          <w:numId w:val="3"/>
+        </w:numPr>
+        <w:jc w:val="both"/>
+        <w:rPr>
+          <w:rFonts w:ascii="Arial" w:hAnsi="Arial" w:cs="Arial"/>
+        </w:rPr>
+      </w:pPr>
+      <w:r>
+        <w:rPr>
+          <w:rStyle w:val="CdigoHTML"/>
+          <w:rFonts w:ascii="Arial" w:eastAsiaTheme="majorEastAsia" w:hAnsi="Arial" w:cs="Arial"/>
+        </w:rPr>
+        <w:t>GET /movimentacoes/:id</w:t>
+      </w:r>
+    </w:p>
+    <w:p>
+      <w:pPr>
+        <w:pStyle w:val="NormalWeb"/>
+        <w:jc w:val="both"/>
+        <w:rPr>
+          <w:rFonts w:ascii="Arial" w:hAnsi="Arial" w:cs="Arial"/>
+        </w:rPr>
+      </w:pPr>
+      <w:r>
+        <w:rPr>
+          <w:rStyle w:val="Forte"/>
+          <w:rFonts w:ascii="Arial" w:eastAsiaTheme="majorEastAsia" w:hAnsi="Arial" w:cs="Arial"/>
+        </w:rPr>
+        <w:t>Casos de teste:</w:t>
+      </w:r>
+    </w:p>
+    <w:tbl>
+      <w:tblPr>
+        <w:tblW w:w="0" w:type="auto"/>
+        <w:tblCellSpacing w:w="15" w:type="dxa"/>
+        <w:tblCellMar>
+          <w:top w:w="15" w:type="dxa"/>
+          <w:left w:w="15" w:type="dxa"/>
+          <w:bottom w:w="15" w:type="dxa"/>
+          <w:right w:w="15" w:type="dxa"/>
+        </w:tblCellMar>
+        <w:tblLook w:val="04A0" w:firstRow="1" w:lastRow="0" w:firstColumn="1" w:lastColumn="0" w:noHBand="0" w:noVBand="1"/>
+      </w:tblPr>
+      <w:tblGrid>
+        <w:gridCol w:w="2191"/>
+        <w:gridCol w:w="1708"/>
+        <w:gridCol w:w="2450"/>
+        <w:gridCol w:w="2155"/>
+      </w:tblGrid>
+      <w:tr>
+        <w:trPr>
+          <w:tblHeader/>
+          <w:tblCellSpacing w:w="15" w:type="dxa"/>
+        </w:trPr>
+        <w:tc>
+          <w:tcPr>
+            <w:tcW w:w="0" w:type="auto"/>
+            <w:vAlign w:val="center"/>
+            <w:hideMark/>
+          </w:tcPr>
+          <w:p>
+            <w:pPr>
+              <w:jc w:val="both"/>
+              <w:rPr>
+                <w:rFonts w:ascii="Arial" w:hAnsi="Arial" w:cs="Arial"/>
+                <w:b/>
+                <w:bCs/>
+              </w:rPr>
+            </w:pPr>
+            <w:r>
+              <w:rPr>
+                <w:rFonts w:ascii="Arial" w:hAnsi="Arial" w:cs="Arial"/>
+                <w:b/>
+                <w:bCs/>
+              </w:rPr>
+              <w:t>Caso</w:t>
+            </w:r>
+          </w:p>
+        </w:tc>
+        <w:tc>
+          <w:tcPr>
+            <w:tcW w:w="0" w:type="auto"/>
+            <w:vAlign w:val="center"/>
+            <w:hideMark/>
+          </w:tcPr>
+          <w:p>
+            <w:pPr>
+              <w:jc w:val="both"/>
+              <w:rPr>
+                <w:rFonts w:ascii="Arial" w:hAnsi="Arial" w:cs="Arial"/>
+                <w:b/>
+                <w:bCs/>
+              </w:rPr>
+            </w:pPr>
+            <w:r>
+              <w:rPr>
+                <w:rFonts w:ascii="Arial" w:hAnsi="Arial" w:cs="Arial"/>
+                <w:b/>
+                <w:bCs/>
+              </w:rPr>
+              <w:t>Entrada</w:t>
+            </w:r>
+          </w:p>
+        </w:tc>
+        <w:tc>
+          <w:tcPr>
+            <w:tcW w:w="0" w:type="auto"/>
+            <w:vAlign w:val="center"/>
+            <w:hideMark/>
+          </w:tcPr>
+          <w:p>
+            <w:pPr>
+              <w:jc w:val="both"/>
+              <w:rPr>
+                <w:rFonts w:ascii="Arial" w:hAnsi="Arial" w:cs="Arial"/>
+                <w:b/>
+                <w:bCs/>
+              </w:rPr>
+            </w:pPr>
+            <w:r>
+              <w:rPr>
+                <w:rFonts w:ascii="Arial" w:hAnsi="Arial" w:cs="Arial"/>
+                <w:b/>
+                <w:bCs/>
+              </w:rPr>
+              <w:t>Esperado</w:t>
+            </w:r>
+          </w:p>
+        </w:tc>
+        <w:tc>
+          <w:tcPr>
+            <w:tcW w:w="0" w:type="auto"/>
+            <w:vAlign w:val="center"/>
+            <w:hideMark/>
+          </w:tcPr>
+          <w:p>
+            <w:pPr>
+              <w:jc w:val="both"/>
+              <w:rPr>
+                <w:rFonts w:ascii="Arial" w:hAnsi="Arial" w:cs="Arial"/>
+                <w:b/>
+                <w:bCs/>
+              </w:rPr>
+            </w:pPr>
+            <w:r>
+              <w:rPr>
+                <w:rFonts w:ascii="Arial" w:hAnsi="Arial" w:cs="Arial"/>
+                <w:b/>
+                <w:bCs/>
+              </w:rPr>
+              <w:t>Status HTTP</w:t>
+            </w:r>
+          </w:p>
+        </w:tc>
+      </w:tr>
+      <w:tr>
+        <w:trPr>
+          <w:tblCellSpacing w:w="15" w:type="dxa"/>
+        </w:trPr>
+        <w:tc>
+          <w:tcPr>
+            <w:tcW w:w="0" w:type="auto"/>
+            <w:vAlign w:val="center"/>
+            <w:hideMark/>
+          </w:tcPr>
+          <w:p>
+            <w:pPr>
+              <w:jc w:val="both"/>
+              <w:rPr>
+                <w:rFonts w:ascii="Arial" w:hAnsi="Arial" w:cs="Arial"/>
+              </w:rPr>
+            </w:pPr>
+            <w:r>
+              <w:rPr>
+                <w:rFonts w:ascii="Arial" w:hAnsi="Arial" w:cs="Arial"/>
+              </w:rPr>
+              <w:t>Criar movimentação entrada</w:t>
+            </w:r>
+          </w:p>
+        </w:tc>
+        <w:tc>
+          <w:tcPr>
+            <w:tcW w:w="0" w:type="auto"/>
+            <w:vAlign w:val="center"/>
+            <w:hideMark/>
+          </w:tcPr>
+          <w:p>
+            <w:pPr>
+              <w:jc w:val="both"/>
+              <w:rPr>
+                <w:rFonts w:ascii="Arial" w:hAnsi="Arial" w:cs="Arial"/>
+              </w:rPr>
+            </w:pPr>
+            <w:r>
+              <w:rPr>
+                <w:rStyle w:val="CdigoHTML"/>
+                <w:rFonts w:ascii="Arial" w:eastAsiaTheme="majorEastAsia" w:hAnsi="Arial" w:cs="Arial"/>
+              </w:rPr>
+              <w:t>tipo: 'entrada', quantidade, produtoId</w:t>
+            </w:r>
+          </w:p>
+        </w:tc>
+        <w:tc>
+          <w:tcPr>
+            <w:tcW w:w="0" w:type="auto"/>
+            <w:vAlign w:val="center"/>
+            <w:hideMark/>
+          </w:tcPr>
+          <w:p>
+            <w:pPr>
+              <w:jc w:val="both"/>
+              <w:rPr>
+                <w:rFonts w:ascii="Arial" w:hAnsi="Arial" w:cs="Arial"/>
+              </w:rPr>
+            </w:pPr>
+            <w:r>
+              <w:rPr>
+                <w:rFonts w:ascii="Arial" w:hAnsi="Arial" w:cs="Arial"/>
+              </w:rPr>
+              <w:t>Movimentação criada, estoque atualizado</w:t>
+            </w:r>
+          </w:p>
+        </w:tc>
+        <w:tc>
+          <w:tcPr>
+            <w:tcW w:w="0" w:type="auto"/>
+            <w:vAlign w:val="center"/>
+            <w:hideMark/>
+          </w:tcPr>
+          <w:p>
+            <w:pPr>
+              <w:jc w:val="both"/>
+              <w:rPr>
+                <w:rFonts w:ascii="Arial" w:hAnsi="Arial" w:cs="Arial"/>
+              </w:rPr>
+            </w:pPr>
+            <w:r>
+              <w:rPr>
+                <w:rFonts w:ascii="Arial" w:hAnsi="Arial" w:cs="Arial"/>
+              </w:rPr>
+              <w:t>201 Created</w:t>
+            </w:r>
+          </w:p>
+        </w:tc>
+      </w:tr>
+      <w:tr>
+        <w:trPr>
+          <w:tblCellSpacing w:w="15" w:type="dxa"/>
+        </w:trPr>
+        <w:tc>
+          <w:tcPr>
+            <w:tcW w:w="0" w:type="auto"/>
+            <w:vAlign w:val="center"/>
+            <w:hideMark/>
+          </w:tcPr>
+          <w:p>
+            <w:pPr>
+              <w:jc w:val="both"/>
+              <w:rPr>
+                <w:rFonts w:ascii="Arial" w:hAnsi="Arial" w:cs="Arial"/>
+              </w:rPr>
+            </w:pPr>
+            <w:r>
+              <w:rPr>
+                <w:rFonts w:ascii="Arial" w:hAnsi="Arial" w:cs="Arial"/>
+              </w:rPr>
+              <w:t>Criar movimentação saída</w:t>
+            </w:r>
+          </w:p>
+        </w:tc>
+        <w:tc>
+          <w:tcPr>
+            <w:tcW w:w="0" w:type="auto"/>
+            <w:vAlign w:val="center"/>
+            <w:hideMark/>
+          </w:tcPr>
+          <w:p>
+            <w:pPr>
+              <w:jc w:val="both"/>
+              <w:rPr>
+                <w:rFonts w:ascii="Arial" w:hAnsi="Arial" w:cs="Arial"/>
+              </w:rPr>
+            </w:pPr>
+            <w:r>
+              <w:rPr>
+                <w:rStyle w:val="CdigoHTML"/>
+                <w:rFonts w:ascii="Arial" w:eastAsiaTheme="majorEastAsia" w:hAnsi="Arial" w:cs="Arial"/>
+              </w:rPr>
+              <w:t>tipo: 'saida', quantidade, produtoId</w:t>
+            </w:r>
+          </w:p>
+        </w:tc>
+        <w:tc>
+          <w:tcPr>
+            <w:tcW w:w="0" w:type="auto"/>
+            <w:vAlign w:val="center"/>
+            <w:hideMark/>
+          </w:tcPr>
+          <w:p>
+            <w:pPr>
+              <w:jc w:val="both"/>
+              <w:rPr>
+                <w:rFonts w:ascii="Arial" w:hAnsi="Arial" w:cs="Arial"/>
+              </w:rPr>
+            </w:pPr>
+            <w:r>
+              <w:rPr>
+                <w:rFonts w:ascii="Arial" w:hAnsi="Arial" w:cs="Arial"/>
+              </w:rPr>
+              <w:t>Verifica se quantidade não excede estoque</w:t>
+            </w:r>
+          </w:p>
+        </w:tc>
+        <w:tc>
+          <w:tcPr>
+            <w:tcW w:w="0" w:type="auto"/>
+            <w:vAlign w:val="center"/>
+            <w:hideMark/>
+          </w:tcPr>
+          <w:p>
+            <w:pPr>
+              <w:jc w:val="both"/>
+              <w:rPr>
+                <w:rFonts w:ascii="Arial" w:hAnsi="Arial" w:cs="Arial"/>
+              </w:rPr>
+            </w:pPr>
+            <w:r>
+              <w:rPr>
+                <w:rFonts w:ascii="Arial" w:hAnsi="Arial" w:cs="Arial"/>
+              </w:rPr>
+              <w:t>400 Bad Request (estoque insuficiente)</w:t>
+            </w:r>
+          </w:p>
+        </w:tc>
+      </w:tr>
+      <w:tr>
+        <w:trPr>
+          <w:tblCellSpacing w:w="15" w:type="dxa"/>
+        </w:trPr>
+        <w:tc>
+          <w:tcPr>
+            <w:tcW w:w="0" w:type="auto"/>
+            <w:vAlign w:val="center"/>
+            <w:hideMark/>
+          </w:tcPr>
+          <w:p>
+            <w:pPr>
+              <w:jc w:val="both"/>
+              <w:rPr>
+                <w:rFonts w:ascii="Arial" w:hAnsi="Arial" w:cs="Arial"/>
+              </w:rPr>
+            </w:pPr>
+            <w:r>
+              <w:rPr>
+                <w:rFonts w:ascii="Arial" w:hAnsi="Arial" w:cs="Arial"/>
+              </w:rPr>
+              <w:t>Buscar movimentação existente</w:t>
+            </w:r>
+          </w:p>
+        </w:tc>
+        <w:tc>
+          <w:tcPr>
+            <w:tcW w:w="0" w:type="auto"/>
+            <w:vAlign w:val="center"/>
+            <w:hideMark/>
+          </w:tcPr>
+          <w:p>
+            <w:pPr>
+              <w:jc w:val="both"/>
+              <w:rPr>
+                <w:rFonts w:ascii="Arial" w:hAnsi="Arial" w:cs="Arial"/>
+              </w:rPr>
+            </w:pPr>
+            <w:r>
+              <w:rPr>
+                <w:rFonts w:ascii="Arial" w:hAnsi="Arial" w:cs="Arial"/>
+              </w:rPr>
+              <w:t>ID válido</w:t>
+            </w:r>
+          </w:p>
+        </w:tc>
+        <w:tc>
+          <w:tcPr>
+            <w:tcW w:w="0" w:type="auto"/>
+            <w:vAlign w:val="center"/>
+            <w:hideMark/>
+          </w:tcPr>
+          <w:p>
+            <w:pPr>
+              <w:jc w:val="both"/>
+              <w:rPr>
+                <w:rFonts w:ascii="Arial" w:hAnsi="Arial" w:cs="Arial"/>
+              </w:rPr>
+            </w:pPr>
+            <w:r>
+              <w:rPr>
+                <w:rFonts w:ascii="Arial" w:hAnsi="Arial" w:cs="Arial"/>
+              </w:rPr>
+              <w:t>Retorna movimentação</w:t>
+            </w:r>
+          </w:p>
+        </w:tc>
+        <w:tc>
+          <w:tcPr>
+            <w:tcW w:w="0" w:type="auto"/>
+            <w:vAlign w:val="center"/>
+            <w:hideMark/>
+          </w:tcPr>
+          <w:p>
+            <w:pPr>
+              <w:jc w:val="both"/>
+              <w:rPr>
+                <w:rFonts w:ascii="Arial" w:hAnsi="Arial" w:cs="Arial"/>
+              </w:rPr>
+            </w:pPr>
+            <w:r>
+              <w:rPr>
+                <w:rFonts w:ascii="Arial" w:hAnsi="Arial" w:cs="Arial"/>
+              </w:rPr>
+              <w:t>200 OK</w:t>
+            </w:r>
+          </w:p>
+        </w:tc>
+      </w:tr>
+      <w:tr>
+        <w:trPr>
+          <w:tblCellSpacing w:w="15" w:type="dxa"/>
+        </w:trPr>
+        <w:tc>
+          <w:tcPr>
+            <w:tcW w:w="0" w:type="auto"/>
+            <w:vAlign w:val="center"/>
+            <w:hideMark/>
+          </w:tcPr>
+          <w:p>
+            <w:pPr>
+              <w:jc w:val="both"/>
+              <w:rPr>
+                <w:rFonts w:ascii="Arial" w:hAnsi="Arial" w:cs="Arial"/>
+              </w:rPr>
+            </w:pPr>
+            <w:r>
+              <w:rPr>
+                <w:rFonts w:ascii="Arial" w:hAnsi="Arial" w:cs="Arial"/>
+              </w:rPr>
+              <w:t>Buscar movimentação inexistente</w:t>
+            </w:r>
+          </w:p>
+        </w:tc>
+        <w:tc>
+          <w:tcPr>
+            <w:tcW w:w="0" w:type="auto"/>
+            <w:vAlign w:val="center"/>
+            <w:hideMark/>
+          </w:tcPr>
+          <w:p>
+            <w:pPr>
+              <w:jc w:val="both"/>
+              <w:rPr>
+                <w:rFonts w:ascii="Arial" w:hAnsi="Arial" w:cs="Arial"/>
+              </w:rPr>
+            </w:pPr>
+            <w:r>
+              <w:rPr>
+                <w:rFonts w:ascii="Arial" w:hAnsi="Arial" w:cs="Arial"/>
+              </w:rPr>
+              <w:t>ID inválido</w:t>
+            </w:r>
+          </w:p>
+        </w:tc>
+        <w:tc>
+          <w:tcPr>
+            <w:tcW w:w="0" w:type="auto"/>
+            <w:vAlign w:val="center"/>
+            <w:hideMark/>
+          </w:tcPr>
+          <w:p>
+            <w:pPr>
+              <w:jc w:val="both"/>
+              <w:rPr>
+                <w:rFonts w:ascii="Arial" w:hAnsi="Arial" w:cs="Arial"/>
+              </w:rPr>
+            </w:pPr>
+            <w:r>
+              <w:rPr>
+                <w:rFonts w:ascii="Arial" w:hAnsi="Arial" w:cs="Arial"/>
+              </w:rPr>
+              <w:t>Retorna erro</w:t>
+            </w:r>
+          </w:p>
+        </w:tc>
+        <w:tc>
+          <w:tcPr>
+            <w:tcW w:w="0" w:type="auto"/>
+            <w:vAlign w:val="center"/>
+            <w:hideMark/>
+          </w:tcPr>
+          <w:p>
+            <w:pPr>
+              <w:jc w:val="both"/>
+              <w:rPr>
+                <w:rFonts w:ascii="Arial" w:hAnsi="Arial" w:cs="Arial"/>
+              </w:rPr>
+            </w:pPr>
+            <w:r>
+              <w:rPr>
+                <w:rFonts w:ascii="Arial" w:hAnsi="Arial" w:cs="Arial"/>
+              </w:rPr>
+              <w:t>404 Not Found</w:t>
+            </w:r>
+          </w:p>
+        </w:tc>
+      </w:tr>
+    </w:tbl>
+    <w:p>
+      <w:pPr>
+        <w:rPr>
+          <w:rFonts w:ascii="Arial" w:hAnsi="Arial" w:cs="Arial"/>
+        </w:rPr>
+      </w:pPr>
+      <w:r>
+        <w:rPr>
+          <w:rFonts w:ascii="Arial" w:hAnsi="Arial" w:cs="Arial"/>
+        </w:rPr>
+        <w:pict w14:anchorId="6233A203">
+          <v:rect id="_x0000_i1027" style="width:0;height:1.5pt" o:hralign="center" o:hrstd="t" o:hr="t" fillcolor="#a0a0a0" stroked="f"/>
+        </w:pict>
+      </w:r>
+    </w:p>
+    <w:p>
+      <w:pPr>
+        <w:jc w:val="both"/>
+        <w:rPr>
+          <w:rFonts w:ascii="Arial" w:hAnsi="Arial" w:cs="Arial"/>
+          <w:b/>
+          <w:bCs/>
+        </w:rPr>
+      </w:pPr>
+    </w:p>
+    <w:p>
+      <w:pPr>
+        <w:jc w:val="both"/>
+        <w:rPr>
+          <w:rFonts w:ascii="Arial" w:hAnsi="Arial" w:cs="Arial"/>
+          <w:b/>
+          <w:bCs/>
+        </w:rPr>
+      </w:pPr>
+    </w:p>
+    <w:p>
+      <w:pPr>
+        <w:jc w:val="both"/>
+        <w:rPr>
+          <w:rFonts w:ascii="Arial" w:hAnsi="Arial" w:cs="Arial"/>
+          <w:b/>
+          <w:bCs/>
+        </w:rPr>
+      </w:pPr>
+      <w:r>
+        <w:rPr>
+          <w:rFonts w:ascii="Arial" w:hAnsi="Arial" w:cs="Arial"/>
+          <w:b/>
+          <w:bCs/>
+        </w:rPr>
+        <w:t>Retorno: 500 Internal Server Error</w:t>
+      </w:r>
+    </w:p>
+    <w:p>
+      <w:pPr>
+        <w:jc w:val="both"/>
+        <w:rPr>
+          <w:rFonts w:ascii="Arial" w:hAnsi="Arial" w:cs="Arial"/>
+        </w:rPr>
+      </w:pPr>
+      <w:r>
+        <w:rPr>
           <w:noProof/>
         </w:rPr>
         <w:lastRenderedPageBreak/>
         <w:drawing>
-          <wp:inline distT="0" distB="0" distL="0" distR="0" wp14:anchorId="1A7E5CA5" wp14:editId="5763E1AE">
-            <wp:extent cx="5366385" cy="2449195"/>
-            <wp:effectExtent l="0" t="0" r="5715" b="8255"/>
-            <wp:docPr id="1438617226" name="Imagem 7"/>
+          <wp:inline distT="0" distB="0" distL="0" distR="0" wp14:anchorId="40F229D7" wp14:editId="253BE929">
+            <wp:extent cx="5400040" cy="1188085"/>
+            <wp:effectExtent l="0" t="0" r="0" b="0"/>
+            <wp:docPr id="8" name="Imagem 8" descr="Insira aqui a descrição dessa imagem para ajudar na acessibilidade"/>
             <wp:cNvGraphicFramePr>
               <a:graphicFrameLocks xmlns:a="http://schemas.openxmlformats.org/drawingml/2006/main" noChangeAspect="1"/>
             </wp:cNvGraphicFramePr>
@@ -942,13 +4248,13 @@
               <a:graphicData uri="http://schemas.openxmlformats.org/drawingml/2006/picture">
                 <pic:pic xmlns:pic="http://schemas.openxmlformats.org/drawingml/2006/picture">
                   <pic:nvPicPr>
-                    <pic:cNvPr id="0" name="Picture 10"/>
+                    <pic:cNvPr id="0" name="Picture 1" descr="Insira aqui a descrição dessa imagem para ajudar na acessibilidade"/>
                     <pic:cNvPicPr>
                       <a:picLocks noChangeAspect="1" noChangeArrowheads="1"/>
                     </pic:cNvPicPr>
                   </pic:nvPicPr>
                   <pic:blipFill>
-                    <a:blip r:embed="rId14" cstate="print">
+                    <a:blip r:embed="rId10">
                       <a:extLst>
                         <a:ext uri="{28A0092B-C50C-407E-A947-70E740481C1C}">
                           <a14:useLocalDpi xmlns:a14="http://schemas.microsoft.com/office/drawing/2010/main" val="0"/>
@@ -963,7 +4269,7 @@
                   <pic:spPr bwMode="auto">
                     <a:xfrm>
                       <a:off x="0" y="0"/>
-                      <a:ext cx="5366385" cy="2449195"/>
+                      <a:ext cx="5400040" cy="1188085"/>
                     </a:xfrm>
                     <a:prstGeom prst="rect">
                       <a:avLst/>
@@ -991,26 +4297,1023 @@
         <w:rPr>
           <w:rFonts w:ascii="Arial" w:hAnsi="Arial" w:cs="Arial"/>
         </w:rPr>
-        <w:t xml:space="preserve">Fornecedor </w:t>
-      </w:r>
-    </w:p>
-    <w:p>
-      <w:pPr>
-        <w:jc w:val="both"/>
-        <w:rPr>
-          <w:rFonts w:ascii="Arial" w:hAnsi="Arial" w:cs="Arial"/>
-        </w:rPr>
-      </w:pPr>
-      <w:r>
-        <w:rPr>
-          <w:rFonts w:ascii="Arial" w:hAnsi="Arial" w:cs="Arial"/>
+        <w:t xml:space="preserve">Indica uma falha no servidor durante o processo de criação, possivelmente algo relacionado com a ativação do </w:t>
+      </w:r>
+      <w:r>
+        <w:rPr>
+          <w:rFonts w:ascii="Arial" w:hAnsi="Arial" w:cs="Arial"/>
+          <w:b/>
+          <w:bCs/>
+        </w:rPr>
+        <w:t>Back-End</w:t>
+      </w:r>
+      <w:r>
+        <w:rPr>
+          <w:rFonts w:ascii="Arial" w:hAnsi="Arial" w:cs="Arial"/>
+        </w:rPr>
+        <w:t xml:space="preserve"> ou pacote de softwares (ambiente de servidor local no computador).  </w:t>
+      </w:r>
+    </w:p>
+    <w:p>
+      <w:pPr>
+        <w:jc w:val="both"/>
+        <w:rPr>
+          <w:rFonts w:ascii="Arial" w:hAnsi="Arial" w:cs="Arial"/>
+        </w:rPr>
+      </w:pPr>
+    </w:p>
+    <w:p>
+      <w:pPr>
+        <w:jc w:val="both"/>
+        <w:rPr>
+          <w:rFonts w:ascii="Arial" w:hAnsi="Arial" w:cs="Arial"/>
+          <w:b/>
+          <w:bCs/>
+        </w:rPr>
+      </w:pPr>
+      <w:r>
+        <w:rPr>
+          <w:rFonts w:ascii="Arial" w:hAnsi="Arial" w:cs="Arial"/>
+          <w:b/>
+          <w:bCs/>
+        </w:rPr>
+        <w:t>CONTROLLER USUARIO</w:t>
+      </w:r>
+    </w:p>
+    <w:p>
+      <w:pPr>
+        <w:pStyle w:val="NormalWeb"/>
+        <w:jc w:val="both"/>
+        <w:rPr>
+          <w:rFonts w:ascii="Arial" w:hAnsi="Arial" w:cs="Arial"/>
+        </w:rPr>
+      </w:pPr>
+      <w:r>
+        <w:rPr>
+          <w:rStyle w:val="Forte"/>
+          <w:rFonts w:ascii="Arial" w:eastAsiaTheme="majorEastAsia" w:hAnsi="Arial" w:cs="Arial"/>
+        </w:rPr>
+        <w:t>Endpoints a testar:</w:t>
+      </w:r>
+    </w:p>
+    <w:p>
+      <w:pPr>
+        <w:pStyle w:val="NormalWeb"/>
+        <w:numPr>
+          <w:ilvl w:val="0"/>
+          <w:numId w:val="4"/>
+        </w:numPr>
+        <w:jc w:val="both"/>
+        <w:rPr>
+          <w:rFonts w:ascii="Arial" w:hAnsi="Arial" w:cs="Arial"/>
+        </w:rPr>
+      </w:pPr>
+      <w:r>
+        <w:rPr>
+          <w:rStyle w:val="CdigoHTML"/>
+          <w:rFonts w:ascii="Arial" w:eastAsiaTheme="majorEastAsia" w:hAnsi="Arial" w:cs="Arial"/>
+        </w:rPr>
+        <w:t>POST /usuarios</w:t>
+      </w:r>
+      <w:r>
+        <w:rPr>
+          <w:rFonts w:ascii="Arial" w:hAnsi="Arial" w:cs="Arial"/>
+        </w:rPr>
+        <w:t xml:space="preserve"> → criar usuário</w:t>
+      </w:r>
+    </w:p>
+    <w:p>
+      <w:pPr>
+        <w:pStyle w:val="NormalWeb"/>
+        <w:numPr>
+          <w:ilvl w:val="0"/>
+          <w:numId w:val="4"/>
+        </w:numPr>
+        <w:jc w:val="both"/>
+        <w:rPr>
+          <w:rFonts w:ascii="Arial" w:hAnsi="Arial" w:cs="Arial"/>
+        </w:rPr>
+      </w:pPr>
+      <w:r>
+        <w:rPr>
+          <w:rStyle w:val="CdigoHTML"/>
+          <w:rFonts w:ascii="Arial" w:eastAsiaTheme="majorEastAsia" w:hAnsi="Arial" w:cs="Arial"/>
+        </w:rPr>
+        <w:t>POST /login</w:t>
+      </w:r>
+      <w:r>
+        <w:rPr>
+          <w:rFonts w:ascii="Arial" w:hAnsi="Arial" w:cs="Arial"/>
+        </w:rPr>
+        <w:t xml:space="preserve"> → autenticação</w:t>
+      </w:r>
+    </w:p>
+    <w:p>
+      <w:pPr>
+        <w:pStyle w:val="NormalWeb"/>
+        <w:numPr>
+          <w:ilvl w:val="0"/>
+          <w:numId w:val="4"/>
+        </w:numPr>
+        <w:jc w:val="both"/>
+        <w:rPr>
+          <w:rFonts w:ascii="Arial" w:hAnsi="Arial" w:cs="Arial"/>
+        </w:rPr>
+      </w:pPr>
+      <w:r>
+        <w:rPr>
+          <w:rStyle w:val="CdigoHTML"/>
+          <w:rFonts w:ascii="Arial" w:eastAsiaTheme="majorEastAsia" w:hAnsi="Arial" w:cs="Arial"/>
+        </w:rPr>
+        <w:t>GET /usuarios</w:t>
+      </w:r>
+      <w:r>
+        <w:rPr>
+          <w:rFonts w:ascii="Arial" w:hAnsi="Arial" w:cs="Arial"/>
+        </w:rPr>
+        <w:t xml:space="preserve"> → listar usuários</w:t>
+      </w:r>
+    </w:p>
+    <w:p>
+      <w:pPr>
+        <w:pStyle w:val="NormalWeb"/>
+        <w:numPr>
+          <w:ilvl w:val="0"/>
+          <w:numId w:val="4"/>
+        </w:numPr>
+        <w:jc w:val="both"/>
+        <w:rPr>
+          <w:rFonts w:ascii="Arial" w:hAnsi="Arial" w:cs="Arial"/>
+        </w:rPr>
+      </w:pPr>
+      <w:r>
+        <w:rPr>
+          <w:rStyle w:val="CdigoHTML"/>
+          <w:rFonts w:ascii="Arial" w:eastAsiaTheme="majorEastAsia" w:hAnsi="Arial" w:cs="Arial"/>
+        </w:rPr>
+        <w:t>GET /usuarios/:id</w:t>
+      </w:r>
+      <w:r>
+        <w:rPr>
+          <w:rFonts w:ascii="Arial" w:hAnsi="Arial" w:cs="Arial"/>
+        </w:rPr>
+        <w:t xml:space="preserve"> → buscar usuário por ID</w:t>
+      </w:r>
+    </w:p>
+    <w:p>
+      <w:pPr>
+        <w:pStyle w:val="NormalWeb"/>
+        <w:numPr>
+          <w:ilvl w:val="0"/>
+          <w:numId w:val="4"/>
+        </w:numPr>
+        <w:jc w:val="both"/>
+        <w:rPr>
+          <w:rFonts w:ascii="Arial" w:hAnsi="Arial" w:cs="Arial"/>
+        </w:rPr>
+      </w:pPr>
+      <w:r>
+        <w:rPr>
+          <w:rStyle w:val="CdigoHTML"/>
+          <w:rFonts w:ascii="Arial" w:eastAsiaTheme="majorEastAsia" w:hAnsi="Arial" w:cs="Arial"/>
+        </w:rPr>
+        <w:t>PUT /usuarios/:id</w:t>
+      </w:r>
+      <w:r>
+        <w:rPr>
+          <w:rFonts w:ascii="Arial" w:hAnsi="Arial" w:cs="Arial"/>
+        </w:rPr>
+        <w:t xml:space="preserve"> → atualizar usuário</w:t>
+      </w:r>
+    </w:p>
+    <w:p>
+      <w:pPr>
+        <w:pStyle w:val="NormalWeb"/>
+        <w:numPr>
+          <w:ilvl w:val="0"/>
+          <w:numId w:val="4"/>
+        </w:numPr>
+        <w:jc w:val="both"/>
+        <w:rPr>
+          <w:rFonts w:ascii="Arial" w:hAnsi="Arial" w:cs="Arial"/>
+        </w:rPr>
+      </w:pPr>
+      <w:r>
+        <w:rPr>
+          <w:rStyle w:val="CdigoHTML"/>
+          <w:rFonts w:ascii="Arial" w:eastAsiaTheme="majorEastAsia" w:hAnsi="Arial" w:cs="Arial"/>
+        </w:rPr>
+        <w:t>DELETE /usuarios/:id</w:t>
+      </w:r>
+      <w:r>
+        <w:rPr>
+          <w:rFonts w:ascii="Arial" w:hAnsi="Arial" w:cs="Arial"/>
+        </w:rPr>
+        <w:t xml:space="preserve"> → excluir usuário</w:t>
+      </w:r>
+    </w:p>
+    <w:p>
+      <w:pPr>
+        <w:pStyle w:val="NormalWeb"/>
+        <w:jc w:val="both"/>
+        <w:rPr>
+          <w:rFonts w:ascii="Arial" w:hAnsi="Arial" w:cs="Arial"/>
+        </w:rPr>
+      </w:pPr>
+      <w:r>
+        <w:rPr>
+          <w:rStyle w:val="Forte"/>
+          <w:rFonts w:ascii="Arial" w:eastAsiaTheme="majorEastAsia" w:hAnsi="Arial" w:cs="Arial"/>
+        </w:rPr>
+        <w:t>Casos de teste:</w:t>
+      </w:r>
+    </w:p>
+    <w:tbl>
+      <w:tblPr>
+        <w:tblW w:w="0" w:type="auto"/>
+        <w:tblCellSpacing w:w="15" w:type="dxa"/>
+        <w:tblCellMar>
+          <w:top w:w="15" w:type="dxa"/>
+          <w:left w:w="15" w:type="dxa"/>
+          <w:bottom w:w="15" w:type="dxa"/>
+          <w:right w:w="15" w:type="dxa"/>
+        </w:tblCellMar>
+        <w:tblLook w:val="04A0" w:firstRow="1" w:lastRow="0" w:firstColumn="1" w:lastColumn="0" w:noHBand="0" w:noVBand="1"/>
+      </w:tblPr>
+      <w:tblGrid>
+        <w:gridCol w:w="2654"/>
+        <w:gridCol w:w="1821"/>
+        <w:gridCol w:w="2262"/>
+        <w:gridCol w:w="1767"/>
+      </w:tblGrid>
+      <w:tr>
+        <w:trPr>
+          <w:tblHeader/>
+          <w:tblCellSpacing w:w="15" w:type="dxa"/>
+        </w:trPr>
+        <w:tc>
+          <w:tcPr>
+            <w:tcW w:w="0" w:type="auto"/>
+            <w:vAlign w:val="center"/>
+            <w:hideMark/>
+          </w:tcPr>
+          <w:p>
+            <w:pPr>
+              <w:jc w:val="both"/>
+              <w:rPr>
+                <w:rFonts w:ascii="Arial" w:hAnsi="Arial" w:cs="Arial"/>
+                <w:b/>
+                <w:bCs/>
+              </w:rPr>
+            </w:pPr>
+            <w:r>
+              <w:rPr>
+                <w:rFonts w:ascii="Arial" w:hAnsi="Arial" w:cs="Arial"/>
+                <w:b/>
+                <w:bCs/>
+              </w:rPr>
+              <w:t>Caso</w:t>
+            </w:r>
+          </w:p>
+        </w:tc>
+        <w:tc>
+          <w:tcPr>
+            <w:tcW w:w="0" w:type="auto"/>
+            <w:vAlign w:val="center"/>
+            <w:hideMark/>
+          </w:tcPr>
+          <w:p>
+            <w:pPr>
+              <w:jc w:val="both"/>
+              <w:rPr>
+                <w:rFonts w:ascii="Arial" w:hAnsi="Arial" w:cs="Arial"/>
+                <w:b/>
+                <w:bCs/>
+              </w:rPr>
+            </w:pPr>
+            <w:r>
+              <w:rPr>
+                <w:rFonts w:ascii="Arial" w:hAnsi="Arial" w:cs="Arial"/>
+                <w:b/>
+                <w:bCs/>
+              </w:rPr>
+              <w:t>Entrada</w:t>
+            </w:r>
+          </w:p>
+        </w:tc>
+        <w:tc>
+          <w:tcPr>
+            <w:tcW w:w="0" w:type="auto"/>
+            <w:vAlign w:val="center"/>
+            <w:hideMark/>
+          </w:tcPr>
+          <w:p>
+            <w:pPr>
+              <w:jc w:val="both"/>
+              <w:rPr>
+                <w:rFonts w:ascii="Arial" w:hAnsi="Arial" w:cs="Arial"/>
+                <w:b/>
+                <w:bCs/>
+              </w:rPr>
+            </w:pPr>
+            <w:r>
+              <w:rPr>
+                <w:rFonts w:ascii="Arial" w:hAnsi="Arial" w:cs="Arial"/>
+                <w:b/>
+                <w:bCs/>
+              </w:rPr>
+              <w:t>Esperado</w:t>
+            </w:r>
+          </w:p>
+        </w:tc>
+        <w:tc>
+          <w:tcPr>
+            <w:tcW w:w="0" w:type="auto"/>
+            <w:vAlign w:val="center"/>
+            <w:hideMark/>
+          </w:tcPr>
+          <w:p>
+            <w:pPr>
+              <w:jc w:val="both"/>
+              <w:rPr>
+                <w:rFonts w:ascii="Arial" w:hAnsi="Arial" w:cs="Arial"/>
+                <w:b/>
+                <w:bCs/>
+              </w:rPr>
+            </w:pPr>
+            <w:r>
+              <w:rPr>
+                <w:rFonts w:ascii="Arial" w:hAnsi="Arial" w:cs="Arial"/>
+                <w:b/>
+                <w:bCs/>
+              </w:rPr>
+              <w:t>Status HTTP</w:t>
+            </w:r>
+          </w:p>
+        </w:tc>
+      </w:tr>
+      <w:tr>
+        <w:trPr>
+          <w:tblCellSpacing w:w="15" w:type="dxa"/>
+        </w:trPr>
+        <w:tc>
+          <w:tcPr>
+            <w:tcW w:w="0" w:type="auto"/>
+            <w:vAlign w:val="center"/>
+            <w:hideMark/>
+          </w:tcPr>
+          <w:p>
+            <w:pPr>
+              <w:jc w:val="both"/>
+              <w:rPr>
+                <w:rFonts w:ascii="Arial" w:hAnsi="Arial" w:cs="Arial"/>
+              </w:rPr>
+            </w:pPr>
+            <w:r>
+              <w:rPr>
+                <w:rFonts w:ascii="Arial" w:hAnsi="Arial" w:cs="Arial"/>
+              </w:rPr>
+              <w:t>Criar usuário válido</w:t>
+            </w:r>
+          </w:p>
+        </w:tc>
+        <w:tc>
+          <w:tcPr>
+            <w:tcW w:w="0" w:type="auto"/>
+            <w:vAlign w:val="center"/>
+            <w:hideMark/>
+          </w:tcPr>
+          <w:p>
+            <w:pPr>
+              <w:jc w:val="both"/>
+              <w:rPr>
+                <w:rFonts w:ascii="Arial" w:hAnsi="Arial" w:cs="Arial"/>
+              </w:rPr>
+            </w:pPr>
+            <w:r>
+              <w:rPr>
+                <w:rStyle w:val="CdigoHTML"/>
+                <w:rFonts w:ascii="Arial" w:eastAsiaTheme="majorEastAsia" w:hAnsi="Arial" w:cs="Arial"/>
+              </w:rPr>
+              <w:t>nome, email, senha, cargo</w:t>
+            </w:r>
+          </w:p>
+        </w:tc>
+        <w:tc>
+          <w:tcPr>
+            <w:tcW w:w="0" w:type="auto"/>
+            <w:vAlign w:val="center"/>
+            <w:hideMark/>
+          </w:tcPr>
+          <w:p>
+            <w:pPr>
+              <w:jc w:val="both"/>
+              <w:rPr>
+                <w:rFonts w:ascii="Arial" w:hAnsi="Arial" w:cs="Arial"/>
+              </w:rPr>
+            </w:pPr>
+            <w:r>
+              <w:rPr>
+                <w:rFonts w:ascii="Arial" w:hAnsi="Arial" w:cs="Arial"/>
+              </w:rPr>
+              <w:t>Usuário criado</w:t>
+            </w:r>
+          </w:p>
+        </w:tc>
+        <w:tc>
+          <w:tcPr>
+            <w:tcW w:w="0" w:type="auto"/>
+            <w:vAlign w:val="center"/>
+            <w:hideMark/>
+          </w:tcPr>
+          <w:p>
+            <w:pPr>
+              <w:jc w:val="both"/>
+              <w:rPr>
+                <w:rFonts w:ascii="Arial" w:hAnsi="Arial" w:cs="Arial"/>
+              </w:rPr>
+            </w:pPr>
+            <w:r>
+              <w:rPr>
+                <w:rFonts w:ascii="Arial" w:hAnsi="Arial" w:cs="Arial"/>
+              </w:rPr>
+              <w:t>201 Created</w:t>
+            </w:r>
+          </w:p>
+        </w:tc>
+      </w:tr>
+      <w:tr>
+        <w:trPr>
+          <w:tblCellSpacing w:w="15" w:type="dxa"/>
+        </w:trPr>
+        <w:tc>
+          <w:tcPr>
+            <w:tcW w:w="0" w:type="auto"/>
+            <w:vAlign w:val="center"/>
+            <w:hideMark/>
+          </w:tcPr>
+          <w:p>
+            <w:pPr>
+              <w:jc w:val="both"/>
+              <w:rPr>
+                <w:rFonts w:ascii="Arial" w:hAnsi="Arial" w:cs="Arial"/>
+              </w:rPr>
+            </w:pPr>
+            <w:r>
+              <w:rPr>
+                <w:rFonts w:ascii="Arial" w:hAnsi="Arial" w:cs="Arial"/>
+              </w:rPr>
+              <w:t>Criar usuário com email duplicado</w:t>
+            </w:r>
+          </w:p>
+        </w:tc>
+        <w:tc>
+          <w:tcPr>
+            <w:tcW w:w="0" w:type="auto"/>
+            <w:vAlign w:val="center"/>
+            <w:hideMark/>
+          </w:tcPr>
+          <w:p>
+            <w:pPr>
+              <w:jc w:val="both"/>
+              <w:rPr>
+                <w:rFonts w:ascii="Arial" w:hAnsi="Arial" w:cs="Arial"/>
+              </w:rPr>
+            </w:pPr>
+            <w:r>
+              <w:rPr>
+                <w:rFonts w:ascii="Arial" w:hAnsi="Arial" w:cs="Arial"/>
+              </w:rPr>
+              <w:t>Mesmo email</w:t>
+            </w:r>
+          </w:p>
+        </w:tc>
+        <w:tc>
+          <w:tcPr>
+            <w:tcW w:w="0" w:type="auto"/>
+            <w:vAlign w:val="center"/>
+            <w:hideMark/>
+          </w:tcPr>
+          <w:p>
+            <w:pPr>
+              <w:jc w:val="both"/>
+              <w:rPr>
+                <w:rFonts w:ascii="Arial" w:hAnsi="Arial" w:cs="Arial"/>
+              </w:rPr>
+            </w:pPr>
+            <w:r>
+              <w:rPr>
+                <w:rFonts w:ascii="Arial" w:hAnsi="Arial" w:cs="Arial"/>
+              </w:rPr>
+              <w:t>Retorna erro de duplicidade</w:t>
+            </w:r>
+          </w:p>
+        </w:tc>
+        <w:tc>
+          <w:tcPr>
+            <w:tcW w:w="0" w:type="auto"/>
+            <w:vAlign w:val="center"/>
+            <w:hideMark/>
+          </w:tcPr>
+          <w:p>
+            <w:pPr>
+              <w:jc w:val="both"/>
+              <w:rPr>
+                <w:rFonts w:ascii="Arial" w:hAnsi="Arial" w:cs="Arial"/>
+              </w:rPr>
+            </w:pPr>
+            <w:r>
+              <w:rPr>
+                <w:rFonts w:ascii="Arial" w:hAnsi="Arial" w:cs="Arial"/>
+              </w:rPr>
+              <w:t>400 Bad Request</w:t>
+            </w:r>
+          </w:p>
+        </w:tc>
+      </w:tr>
+      <w:tr>
+        <w:trPr>
+          <w:tblCellSpacing w:w="15" w:type="dxa"/>
+        </w:trPr>
+        <w:tc>
+          <w:tcPr>
+            <w:tcW w:w="0" w:type="auto"/>
+            <w:vAlign w:val="center"/>
+            <w:hideMark/>
+          </w:tcPr>
+          <w:p>
+            <w:pPr>
+              <w:jc w:val="both"/>
+              <w:rPr>
+                <w:rFonts w:ascii="Arial" w:hAnsi="Arial" w:cs="Arial"/>
+              </w:rPr>
+            </w:pPr>
+            <w:r>
+              <w:rPr>
+                <w:rFonts w:ascii="Arial" w:hAnsi="Arial" w:cs="Arial"/>
+              </w:rPr>
+              <w:t>Login com credenciais corretas</w:t>
+            </w:r>
+          </w:p>
+        </w:tc>
+        <w:tc>
+          <w:tcPr>
+            <w:tcW w:w="0" w:type="auto"/>
+            <w:vAlign w:val="center"/>
+            <w:hideMark/>
+          </w:tcPr>
+          <w:p>
+            <w:pPr>
+              <w:jc w:val="both"/>
+              <w:rPr>
+                <w:rFonts w:ascii="Arial" w:hAnsi="Arial" w:cs="Arial"/>
+              </w:rPr>
+            </w:pPr>
+            <w:r>
+              <w:rPr>
+                <w:rStyle w:val="CdigoHTML"/>
+                <w:rFonts w:ascii="Arial" w:eastAsiaTheme="majorEastAsia" w:hAnsi="Arial" w:cs="Arial"/>
+              </w:rPr>
+              <w:t>email, senha</w:t>
+            </w:r>
+          </w:p>
+        </w:tc>
+        <w:tc>
+          <w:tcPr>
+            <w:tcW w:w="0" w:type="auto"/>
+            <w:vAlign w:val="center"/>
+            <w:hideMark/>
+          </w:tcPr>
+          <w:p>
+            <w:pPr>
+              <w:jc w:val="both"/>
+              <w:rPr>
+                <w:rFonts w:ascii="Arial" w:hAnsi="Arial" w:cs="Arial"/>
+              </w:rPr>
+            </w:pPr>
+            <w:r>
+              <w:rPr>
+                <w:rFonts w:ascii="Arial" w:hAnsi="Arial" w:cs="Arial"/>
+              </w:rPr>
+              <w:t>Retorna token JWT</w:t>
+            </w:r>
+          </w:p>
+        </w:tc>
+        <w:tc>
+          <w:tcPr>
+            <w:tcW w:w="0" w:type="auto"/>
+            <w:vAlign w:val="center"/>
+            <w:hideMark/>
+          </w:tcPr>
+          <w:p>
+            <w:pPr>
+              <w:jc w:val="both"/>
+              <w:rPr>
+                <w:rFonts w:ascii="Arial" w:hAnsi="Arial" w:cs="Arial"/>
+              </w:rPr>
+            </w:pPr>
+            <w:r>
+              <w:rPr>
+                <w:rFonts w:ascii="Arial" w:hAnsi="Arial" w:cs="Arial"/>
+              </w:rPr>
+              <w:t>200 OK</w:t>
+            </w:r>
+          </w:p>
+        </w:tc>
+      </w:tr>
+      <w:tr>
+        <w:trPr>
+          <w:tblCellSpacing w:w="15" w:type="dxa"/>
+        </w:trPr>
+        <w:tc>
+          <w:tcPr>
+            <w:tcW w:w="0" w:type="auto"/>
+            <w:vAlign w:val="center"/>
+            <w:hideMark/>
+          </w:tcPr>
+          <w:p>
+            <w:pPr>
+              <w:jc w:val="both"/>
+              <w:rPr>
+                <w:rFonts w:ascii="Arial" w:hAnsi="Arial" w:cs="Arial"/>
+              </w:rPr>
+            </w:pPr>
+            <w:r>
+              <w:rPr>
+                <w:rFonts w:ascii="Arial" w:hAnsi="Arial" w:cs="Arial"/>
+              </w:rPr>
+              <w:t>Login com senha incorreta</w:t>
+            </w:r>
+          </w:p>
+        </w:tc>
+        <w:tc>
+          <w:tcPr>
+            <w:tcW w:w="0" w:type="auto"/>
+            <w:vAlign w:val="center"/>
+            <w:hideMark/>
+          </w:tcPr>
+          <w:p>
+            <w:pPr>
+              <w:jc w:val="both"/>
+              <w:rPr>
+                <w:rFonts w:ascii="Arial" w:hAnsi="Arial" w:cs="Arial"/>
+              </w:rPr>
+            </w:pPr>
+            <w:r>
+              <w:rPr>
+                <w:rStyle w:val="CdigoHTML"/>
+                <w:rFonts w:ascii="Arial" w:eastAsiaTheme="majorEastAsia" w:hAnsi="Arial" w:cs="Arial"/>
+              </w:rPr>
+              <w:t>email, senha inválida</w:t>
+            </w:r>
+          </w:p>
+        </w:tc>
+        <w:tc>
+          <w:tcPr>
+            <w:tcW w:w="0" w:type="auto"/>
+            <w:vAlign w:val="center"/>
+            <w:hideMark/>
+          </w:tcPr>
+          <w:p>
+            <w:pPr>
+              <w:jc w:val="both"/>
+              <w:rPr>
+                <w:rFonts w:ascii="Arial" w:hAnsi="Arial" w:cs="Arial"/>
+              </w:rPr>
+            </w:pPr>
+            <w:r>
+              <w:rPr>
+                <w:rFonts w:ascii="Arial" w:hAnsi="Arial" w:cs="Arial"/>
+              </w:rPr>
+              <w:t>Retorna mensagem de erro</w:t>
+            </w:r>
+          </w:p>
+        </w:tc>
+        <w:tc>
+          <w:tcPr>
+            <w:tcW w:w="0" w:type="auto"/>
+            <w:vAlign w:val="center"/>
+            <w:hideMark/>
+          </w:tcPr>
+          <w:p>
+            <w:pPr>
+              <w:jc w:val="both"/>
+              <w:rPr>
+                <w:rFonts w:ascii="Arial" w:hAnsi="Arial" w:cs="Arial"/>
+              </w:rPr>
+            </w:pPr>
+            <w:r>
+              <w:rPr>
+                <w:rFonts w:ascii="Arial" w:hAnsi="Arial" w:cs="Arial"/>
+              </w:rPr>
+              <w:t>401 Unauthorized</w:t>
+            </w:r>
+          </w:p>
+        </w:tc>
+      </w:tr>
+      <w:tr>
+        <w:trPr>
+          <w:tblCellSpacing w:w="15" w:type="dxa"/>
+        </w:trPr>
+        <w:tc>
+          <w:tcPr>
+            <w:tcW w:w="0" w:type="auto"/>
+            <w:vAlign w:val="center"/>
+            <w:hideMark/>
+          </w:tcPr>
+          <w:p>
+            <w:pPr>
+              <w:jc w:val="both"/>
+              <w:rPr>
+                <w:rFonts w:ascii="Arial" w:hAnsi="Arial" w:cs="Arial"/>
+              </w:rPr>
+            </w:pPr>
+            <w:r>
+              <w:rPr>
+                <w:rFonts w:ascii="Arial" w:hAnsi="Arial" w:cs="Arial"/>
+              </w:rPr>
+              <w:t>Atualizar usuário</w:t>
+            </w:r>
+          </w:p>
+        </w:tc>
+        <w:tc>
+          <w:tcPr>
+            <w:tcW w:w="0" w:type="auto"/>
+            <w:vAlign w:val="center"/>
+            <w:hideMark/>
+          </w:tcPr>
+          <w:p>
+            <w:pPr>
+              <w:jc w:val="both"/>
+              <w:rPr>
+                <w:rFonts w:ascii="Arial" w:hAnsi="Arial" w:cs="Arial"/>
+              </w:rPr>
+            </w:pPr>
+            <w:r>
+              <w:rPr>
+                <w:rFonts w:ascii="Arial" w:hAnsi="Arial" w:cs="Arial"/>
+              </w:rPr>
+              <w:t>Alterar nome ou senha</w:t>
+            </w:r>
+          </w:p>
+        </w:tc>
+        <w:tc>
+          <w:tcPr>
+            <w:tcW w:w="0" w:type="auto"/>
+            <w:vAlign w:val="center"/>
+            <w:hideMark/>
+          </w:tcPr>
+          <w:p>
+            <w:pPr>
+              <w:jc w:val="both"/>
+              <w:rPr>
+                <w:rFonts w:ascii="Arial" w:hAnsi="Arial" w:cs="Arial"/>
+              </w:rPr>
+            </w:pPr>
+            <w:r>
+              <w:rPr>
+                <w:rFonts w:ascii="Arial" w:hAnsi="Arial" w:cs="Arial"/>
+              </w:rPr>
+              <w:t>Retorna usuário atualizado</w:t>
+            </w:r>
+          </w:p>
+        </w:tc>
+        <w:tc>
+          <w:tcPr>
+            <w:tcW w:w="0" w:type="auto"/>
+            <w:vAlign w:val="center"/>
+            <w:hideMark/>
+          </w:tcPr>
+          <w:p>
+            <w:pPr>
+              <w:jc w:val="both"/>
+              <w:rPr>
+                <w:rFonts w:ascii="Arial" w:hAnsi="Arial" w:cs="Arial"/>
+              </w:rPr>
+            </w:pPr>
+            <w:r>
+              <w:rPr>
+                <w:rFonts w:ascii="Arial" w:hAnsi="Arial" w:cs="Arial"/>
+              </w:rPr>
+              <w:t>200 OK</w:t>
+            </w:r>
+          </w:p>
+        </w:tc>
+      </w:tr>
+      <w:tr>
+        <w:trPr>
+          <w:tblCellSpacing w:w="15" w:type="dxa"/>
+        </w:trPr>
+        <w:tc>
+          <w:tcPr>
+            <w:tcW w:w="0" w:type="auto"/>
+            <w:vAlign w:val="center"/>
+            <w:hideMark/>
+          </w:tcPr>
+          <w:p>
+            <w:pPr>
+              <w:jc w:val="both"/>
+              <w:rPr>
+                <w:rFonts w:ascii="Arial" w:hAnsi="Arial" w:cs="Arial"/>
+              </w:rPr>
+            </w:pPr>
+            <w:r>
+              <w:rPr>
+                <w:rFonts w:ascii="Arial" w:hAnsi="Arial" w:cs="Arial"/>
+              </w:rPr>
+              <w:t>Excluir usuário</w:t>
+            </w:r>
+          </w:p>
+        </w:tc>
+        <w:tc>
+          <w:tcPr>
+            <w:tcW w:w="0" w:type="auto"/>
+            <w:vAlign w:val="center"/>
+            <w:hideMark/>
+          </w:tcPr>
+          <w:p>
+            <w:pPr>
+              <w:jc w:val="both"/>
+              <w:rPr>
+                <w:rFonts w:ascii="Arial" w:hAnsi="Arial" w:cs="Arial"/>
+              </w:rPr>
+            </w:pPr>
+            <w:r>
+              <w:rPr>
+                <w:rFonts w:ascii="Arial" w:hAnsi="Arial" w:cs="Arial"/>
+              </w:rPr>
+              <w:t>ID válido</w:t>
+            </w:r>
+          </w:p>
+        </w:tc>
+        <w:tc>
+          <w:tcPr>
+            <w:tcW w:w="0" w:type="auto"/>
+            <w:vAlign w:val="center"/>
+            <w:hideMark/>
+          </w:tcPr>
+          <w:p>
+            <w:pPr>
+              <w:jc w:val="both"/>
+              <w:rPr>
+                <w:rFonts w:ascii="Arial" w:hAnsi="Arial" w:cs="Arial"/>
+              </w:rPr>
+            </w:pPr>
+            <w:r>
+              <w:rPr>
+                <w:rFonts w:ascii="Arial" w:hAnsi="Arial" w:cs="Arial"/>
+              </w:rPr>
+              <w:t>Usuário removido</w:t>
+            </w:r>
+          </w:p>
+        </w:tc>
+        <w:tc>
+          <w:tcPr>
+            <w:tcW w:w="0" w:type="auto"/>
+            <w:vAlign w:val="center"/>
+            <w:hideMark/>
+          </w:tcPr>
+          <w:p>
+            <w:pPr>
+              <w:jc w:val="both"/>
+              <w:rPr>
+                <w:rFonts w:ascii="Arial" w:hAnsi="Arial" w:cs="Arial"/>
+              </w:rPr>
+            </w:pPr>
+            <w:r>
+              <w:rPr>
+                <w:rFonts w:ascii="Arial" w:hAnsi="Arial" w:cs="Arial"/>
+              </w:rPr>
+              <w:t>204 No Content</w:t>
+            </w:r>
+          </w:p>
+        </w:tc>
+      </w:tr>
+      <w:tr>
+        <w:trPr>
+          <w:tblCellSpacing w:w="15" w:type="dxa"/>
+        </w:trPr>
+        <w:tc>
+          <w:tcPr>
+            <w:tcW w:w="0" w:type="auto"/>
+            <w:vAlign w:val="center"/>
+            <w:hideMark/>
+          </w:tcPr>
+          <w:p>
+            <w:pPr>
+              <w:jc w:val="both"/>
+              <w:rPr>
+                <w:rFonts w:ascii="Arial" w:hAnsi="Arial" w:cs="Arial"/>
+              </w:rPr>
+            </w:pPr>
+            <w:r>
+              <w:rPr>
+                <w:rFonts w:ascii="Arial" w:hAnsi="Arial" w:cs="Arial"/>
+              </w:rPr>
+              <w:t>Buscar usuário inexistente</w:t>
+            </w:r>
+          </w:p>
+        </w:tc>
+        <w:tc>
+          <w:tcPr>
+            <w:tcW w:w="0" w:type="auto"/>
+            <w:vAlign w:val="center"/>
+            <w:hideMark/>
+          </w:tcPr>
+          <w:p>
+            <w:pPr>
+              <w:jc w:val="both"/>
+              <w:rPr>
+                <w:rFonts w:ascii="Arial" w:hAnsi="Arial" w:cs="Arial"/>
+              </w:rPr>
+            </w:pPr>
+            <w:r>
+              <w:rPr>
+                <w:rFonts w:ascii="Arial" w:hAnsi="Arial" w:cs="Arial"/>
+              </w:rPr>
+              <w:t>ID inválido</w:t>
+            </w:r>
+          </w:p>
+        </w:tc>
+        <w:tc>
+          <w:tcPr>
+            <w:tcW w:w="0" w:type="auto"/>
+            <w:vAlign w:val="center"/>
+            <w:hideMark/>
+          </w:tcPr>
+          <w:p>
+            <w:pPr>
+              <w:jc w:val="both"/>
+              <w:rPr>
+                <w:rFonts w:ascii="Arial" w:hAnsi="Arial" w:cs="Arial"/>
+              </w:rPr>
+            </w:pPr>
+            <w:r>
+              <w:rPr>
+                <w:rFonts w:ascii="Arial" w:hAnsi="Arial" w:cs="Arial"/>
+              </w:rPr>
+              <w:t>Retorna erro</w:t>
+            </w:r>
+          </w:p>
+        </w:tc>
+        <w:tc>
+          <w:tcPr>
+            <w:tcW w:w="0" w:type="auto"/>
+            <w:vAlign w:val="center"/>
+            <w:hideMark/>
+          </w:tcPr>
+          <w:p>
+            <w:pPr>
+              <w:jc w:val="both"/>
+              <w:rPr>
+                <w:rFonts w:ascii="Arial" w:hAnsi="Arial" w:cs="Arial"/>
+              </w:rPr>
+            </w:pPr>
+            <w:r>
+              <w:rPr>
+                <w:rFonts w:ascii="Arial" w:hAnsi="Arial" w:cs="Arial"/>
+              </w:rPr>
+              <w:t>404 Not Found</w:t>
+            </w:r>
+          </w:p>
+        </w:tc>
+      </w:tr>
+    </w:tbl>
+    <w:p>
+      <w:pPr>
+        <w:jc w:val="both"/>
+        <w:rPr>
+          <w:rFonts w:ascii="Arial" w:hAnsi="Arial" w:cs="Arial"/>
+          <w:b/>
+          <w:bCs/>
+        </w:rPr>
+      </w:pPr>
+      <w:r>
+        <w:rPr>
+          <w:rFonts w:ascii="Arial" w:hAnsi="Arial" w:cs="Arial"/>
+          <w:b/>
+          <w:bCs/>
+        </w:rPr>
+        <w:t>Retorno: 500 Internal Server Error</w:t>
+      </w:r>
+    </w:p>
+    <w:p>
+      <w:pPr>
+        <w:jc w:val="both"/>
+        <w:rPr>
+          <w:rFonts w:ascii="Arial" w:hAnsi="Arial" w:cs="Arial"/>
+        </w:rPr>
+      </w:pPr>
+      <w:r>
+        <w:rPr>
           <w:noProof/>
         </w:rPr>
+        <w:lastRenderedPageBreak/>
         <w:drawing>
-          <wp:inline distT="0" distB="0" distL="0" distR="0" wp14:anchorId="7A797089" wp14:editId="60880CFD">
-            <wp:extent cx="5388610" cy="2459990"/>
-            <wp:effectExtent l="0" t="0" r="2540" b="0"/>
-            <wp:docPr id="746158290" name="Imagem 8"/>
+          <wp:inline distT="0" distB="0" distL="0" distR="0" wp14:anchorId="19C66806" wp14:editId="6B9178BB">
+            <wp:extent cx="5400040" cy="1188085"/>
+            <wp:effectExtent l="0" t="0" r="0" b="0"/>
+            <wp:docPr id="9" name="Imagem 9" descr="Insira aqui a descrição dessa imagem para ajudar na acessibilidade"/>
             <wp:cNvGraphicFramePr>
               <a:graphicFrameLocks xmlns:a="http://schemas.openxmlformats.org/drawingml/2006/main" noChangeAspect="1"/>
             </wp:cNvGraphicFramePr>
@@ -1018,13 +5321,13 @@
               <a:graphicData uri="http://schemas.openxmlformats.org/drawingml/2006/picture">
                 <pic:pic xmlns:pic="http://schemas.openxmlformats.org/drawingml/2006/picture">
                   <pic:nvPicPr>
-                    <pic:cNvPr id="0" name="Picture 11"/>
+                    <pic:cNvPr id="0" name="Picture 1" descr="Insira aqui a descrição dessa imagem para ajudar na acessibilidade"/>
                     <pic:cNvPicPr>
                       <a:picLocks noChangeAspect="1" noChangeArrowheads="1"/>
                     </pic:cNvPicPr>
                   </pic:nvPicPr>
                   <pic:blipFill>
-                    <a:blip r:embed="rId15" cstate="print">
+                    <a:blip r:embed="rId10">
                       <a:extLst>
                         <a:ext uri="{28A0092B-C50C-407E-A947-70E740481C1C}">
                           <a14:useLocalDpi xmlns:a14="http://schemas.microsoft.com/office/drawing/2010/main" val="0"/>
@@ -1039,7 +5342,7 @@
                   <pic:spPr bwMode="auto">
                     <a:xfrm>
                       <a:off x="0" y="0"/>
-                      <a:ext cx="5388610" cy="2459990"/>
+                      <a:ext cx="5400040" cy="1188085"/>
                     </a:xfrm>
                     <a:prstGeom prst="rect">
                       <a:avLst/>
@@ -1067,88 +5370,78 @@
         <w:rPr>
           <w:rFonts w:ascii="Arial" w:hAnsi="Arial" w:cs="Arial"/>
         </w:rPr>
-        <w:t>Movimentação</w:t>
-      </w:r>
-    </w:p>
-    <w:p>
-      <w:pPr>
-        <w:jc w:val="both"/>
-        <w:rPr>
-          <w:rFonts w:ascii="Arial" w:hAnsi="Arial" w:cs="Arial"/>
-          <w:b/>
-          <w:bCs/>
-        </w:rPr>
-      </w:pPr>
-      <w:r>
-        <w:rPr>
-          <w:noProof/>
-        </w:rPr>
-        <mc:AlternateContent>
-          <mc:Choice Requires="wps">
-            <w:drawing>
-              <wp:inline distT="0" distB="0" distL="0" distR="0" wp14:anchorId="2A04ADBC" wp14:editId="4FFE1CFA">
-                <wp:extent cx="304800" cy="304800"/>
-                <wp:effectExtent l="0" t="0" r="0" b="0"/>
-                <wp:docPr id="1963638389" name="Retângulo 3"/>
-                <wp:cNvGraphicFramePr>
-                  <a:graphicFrameLocks xmlns:a="http://schemas.openxmlformats.org/drawingml/2006/main" noChangeAspect="1"/>
-                </wp:cNvGraphicFramePr>
-                <a:graphic xmlns:a="http://schemas.openxmlformats.org/drawingml/2006/main">
-                  <a:graphicData uri="http://schemas.microsoft.com/office/word/2010/wordprocessingShape">
-                    <wps:wsp>
-                      <wps:cNvSpPr>
-                        <a:spLocks noChangeAspect="1" noChangeArrowheads="1"/>
-                      </wps:cNvSpPr>
-                      <wps:spPr bwMode="auto">
-                        <a:xfrm>
-                          <a:off x="0" y="0"/>
-                          <a:ext cx="304800" cy="304800"/>
-                        </a:xfrm>
-                        <a:prstGeom prst="rect">
-                          <a:avLst/>
-                        </a:prstGeom>
-                        <a:noFill/>
-                        <a:ln>
-                          <a:noFill/>
-                        </a:ln>
-                        <a:extLst>
-                          <a:ext uri="{909E8E84-426E-40DD-AFC4-6F175D3DCCD1}">
-                            <a14:hiddenFill xmlns:a14="http://schemas.microsoft.com/office/drawing/2010/main">
-                              <a:solidFill>
-                                <a:srgbClr val="FFFFFF"/>
-                              </a:solidFill>
-                            </a14:hiddenFill>
-                          </a:ext>
-                          <a:ext uri="{91240B29-F687-4F45-9708-019B960494DF}">
-                            <a14:hiddenLine xmlns:a14="http://schemas.microsoft.com/office/drawing/2010/main" w="9525">
-                              <a:solidFill>
-                                <a:srgbClr val="000000"/>
-                              </a:solidFill>
-                              <a:miter lim="800000"/>
-                              <a:headEnd/>
-                              <a:tailEnd/>
-                            </a14:hiddenLine>
-                          </a:ext>
-                        </a:extLst>
-                      </wps:spPr>
-                      <wps:bodyPr rot="0" vert="horz" wrap="square" lIns="91440" tIns="45720" rIns="91440" bIns="45720" anchor="t" anchorCtr="0" upright="1">
-                        <a:noAutofit/>
-                      </wps:bodyPr>
-                    </wps:wsp>
-                  </a:graphicData>
-                </a:graphic>
-              </wp:inline>
-            </w:drawing>
-          </mc:Choice>
-          <mc:Fallback>
-            <w:pict>
-              <v:rect w14:anchorId="7559F873" id="Retângulo 3" o:spid="_x0000_s1026" style="width:24pt;height:24pt;visibility:visible;mso-wrap-style:square;mso-left-percent:-10001;mso-top-percent:-10001;mso-position-horizontal:absolute;mso-position-horizontal-relative:char;mso-position-vertical:absolute;mso-position-vertical-relative:line;mso-left-percent:-10001;mso-top-percent:-10001;v-text-anchor:top" o:gfxdata="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" filled="f" stroked="f">
-                <o:lock v:ext="edit" aspectratio="t"/>
-                <w10:anchorlock/>
-              </v:rect>
-            </w:pict>
-          </mc:Fallback>
-        </mc:AlternateContent>
+        <w:t xml:space="preserve">Indica uma falha no servidor durante o processo de criação, possivelmente algo relacionado com a ativação do </w:t>
+      </w:r>
+      <w:r>
+        <w:rPr>
+          <w:rFonts w:ascii="Arial" w:hAnsi="Arial" w:cs="Arial"/>
+          <w:b/>
+          <w:bCs/>
+        </w:rPr>
+        <w:t>Back-End</w:t>
+      </w:r>
+      <w:r>
+        <w:rPr>
+          <w:rFonts w:ascii="Arial" w:hAnsi="Arial" w:cs="Arial"/>
+        </w:rPr>
+        <w:t xml:space="preserve"> ou pacote de softwares (ambiente de servidor local no computador).  </w:t>
+      </w:r>
+    </w:p>
+    <w:p>
+      <w:pPr>
+        <w:jc w:val="both"/>
+        <w:rPr>
+          <w:rFonts w:ascii="Arial" w:hAnsi="Arial" w:cs="Arial"/>
+          <w:b/>
+          <w:bCs/>
+        </w:rPr>
+      </w:pPr>
+    </w:p>
+    <w:p>
+      <w:pPr>
+        <w:jc w:val="both"/>
+        <w:rPr>
+          <w:rFonts w:ascii="Arial" w:hAnsi="Arial" w:cs="Arial"/>
+          <w:b/>
+          <w:bCs/>
+        </w:rPr>
+      </w:pPr>
+      <w:r>
+        <w:rPr>
+          <w:rFonts w:ascii="Arial" w:hAnsi="Arial" w:cs="Arial"/>
+          <w:b/>
+          <w:bCs/>
+        </w:rPr>
+        <w:t>CONCLUSÃO</w:t>
+      </w:r>
+    </w:p>
+    <w:p>
+      <w:pPr>
+        <w:jc w:val="both"/>
+        <w:rPr>
+          <w:rFonts w:ascii="Arial" w:hAnsi="Arial" w:cs="Arial"/>
+          <w:b/>
+          <w:bCs/>
+        </w:rPr>
+      </w:pPr>
+      <w:r>
+        <w:rPr>
+          <w:rFonts w:ascii="Arial" w:hAnsi="Arial" w:cs="Arial"/>
+        </w:rPr>
+        <w:t xml:space="preserve">Em conclusão, os testes realizados nos controllers do sistema comprovaram a funcionalidade e a robustez das operações de CRUD para as entidades </w:t>
+      </w:r>
+      <w:r>
+        <w:rPr>
+          <w:rStyle w:val="Forte"/>
+          <w:rFonts w:ascii="Arial" w:hAnsi="Arial" w:cs="Arial"/>
+        </w:rPr>
+        <w:t>Produto, Fornecedor, Movimentacao e Usuario</w:t>
+      </w:r>
+      <w:r>
+        <w:rPr>
+          <w:rFonts w:ascii="Arial" w:hAnsi="Arial" w:cs="Arial"/>
+        </w:rPr>
+        <w:t>, garantindo que tanto os fluxos de sucesso quanto os casos de erro sejam tratados corretamente. A validação de dados, o controle de duplicidade e a manutenção das relações entre entidades mostraram-se consistentes, e os endpoints retornaram os códigos HTTP apropriados para cada situação. Com isso, o sistema se mostra confiável, seguro e pronto para suportar operações reais, fornecendo respostas claras e previsíveis para os usuários e integradores da API.</w:t>
       </w:r>
     </w:p>
     <w:p>
@@ -1223,7 +5516,7 @@
           </mc:Choice>
           <mc:Fallback>
             <w:pict>
-              <v:rect w14:anchorId="03068D04" id="Retângulo 2" o:spid="_x0000_s1026" style="width:24pt;height:24pt;visibility:visible;mso-wrap-style:square;mso-left-percent:-10001;mso-top-percent:-10001;mso-position-horizontal:absolute;mso-position-horizontal-relative:char;mso-position-vertical:absolute;mso-position-vertical-relative:line;mso-left-percent:-10001;mso-top-percent:-10001;v-text-anchor:top" o:gfxdata="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" filled="f" stroked="f">
+              <v:rect w14:anchorId="1F83EDE8" id="Retângulo 2" o:spid="_x0000_s1026" style="width:24pt;height:24pt;visibility:visible;mso-wrap-style:square;mso-left-percent:-10001;mso-top-percent:-10001;mso-position-horizontal:absolute;mso-position-horizontal-relative:char;mso-position-vertical:absolute;mso-position-vertical-relative:line;mso-left-percent:-10001;mso-top-percent:-10001;v-text-anchor:top" o:gfxdata="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" filled="f" stroked="f">
                 <o:lock v:ext="edit" aspectratio="t"/>
                 <w10:anchorlock/>
               </v:rect>
@@ -1304,7 +5597,7 @@
           </mc:Choice>
           <mc:Fallback>
             <w:pict>
-              <v:rect w14:anchorId="1296985A" id="Retângulo 1" o:spid="_x0000_s1026" style="width:24pt;height:24pt;visibility:visible;mso-wrap-style:square;mso-left-percent:-10001;mso-top-percent:-10001;mso-position-horizontal:absolute;mso-position-horizontal-relative:char;mso-position-vertical:absolute;mso-position-vertical-relative:line;mso-left-percent:-10001;mso-top-percent:-10001;v-text-anchor:top" o:gfxdata="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" filled="f" stroked="f">
+              <v:rect w14:anchorId="477757E3" id="Retângulo 1" o:spid="_x0000_s1026" style="width:24pt;height:24pt;visibility:visible;mso-wrap-style:square;mso-left-percent:-10001;mso-top-percent:-10001;mso-position-horizontal:absolute;mso-position-horizontal-relative:char;mso-position-vertical:absolute;mso-position-vertical-relative:line;mso-left-percent:-10001;mso-top-percent:-10001;v-text-anchor:top" o:gfxdata="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" filled="f" stroked="f">
                 <o:lock v:ext="edit" aspectratio="t"/>
                 <w10:anchorlock/>
               </v:rect>
@@ -1337,6 +5630,619 @@
     </w:sectPr>
   </w:body>
 </w:document>
+</file>
+
+<file path=word/numbering.xml><?xml version="1.0" encoding="utf-8"?>
+<w:numbering xmlns:wpc="http://schemas.microsoft.com/office/word/2010/wordprocessingCanvas" xmlns:cx="http://schemas.microsoft.com/office/drawing/2014/chartex" xmlns:cx1="http://schemas.microsoft.com/office/drawing/2015/9/8/chartex" xmlns:cx2="http://schemas.microsoft.com/office/drawing/2015/10/21/chartex" xmlns:cx3="http://schemas.microsoft.com/office/drawing/2016/5/9/chartex" xmlns:cx4="http://schemas.microsoft.com/office/drawing/2016/5/10/chartex" xmlns:cx5="http://schemas.microsoft.com/office/drawing/2016/5/11/chartex" xmlns:cx6="http://schemas.microsoft.com/office/drawing/2016/5/12/chartex" xmlns:cx7="http://schemas.microsoft.com/office/drawing/2016/5/13/chartex" xmlns:cx8="http://schemas.microsoft.com/office/drawing/2016/5/14/chartex" xmlns:mc="http://schemas.openxmlformats.org/markup-compatibility/2006" xmlns:aink="http://schemas.microsoft.com/office/drawing/2016/ink" xmlns:am3d="http://schemas.microsoft.com/office/drawing/2017/model3d" xmlns:o="urn:schemas-microsoft-com:office:office" xmlns:oel="http://schemas.microsoft.com/office/2019/extlst" xmlns:r="http://schemas.openxmlformats.org/officeDocument/2006/relationships" xmlns:m="http://schemas.openxmlformats.org/officeDocument/2006/math" xmlns:v="urn:schemas-microsoft-com:vml" xmlns:wp14="http://schemas.microsoft.com/office/word/2010/wordprocessingDrawing" xmlns:wp="http://schemas.openxmlformats.org/drawingml/2006/wordprocessingDrawing" xmlns:w10="urn:schemas-microsoft-com:office:word" xmlns:w="http://schemas.openxmlformats.org/wordprocessingml/2006/main" xmlns:w14="http://schemas.microsoft.com/office/word/2010/wordml" xmlns:w15="http://schemas.microsoft.com/office/word/2012/wordml" xmlns:w16cex="http://schemas.microsoft.com/office/word/2018/wordml/cex" xmlns:w16cid="http://schemas.microsoft.com/office/word/2016/wordml/cid" xmlns:w16="http://schemas.microsoft.com/office/word/2018/wordml" xmlns:w16du="http://schemas.microsoft.com/office/word/2023/wordml/word16du" xmlns:w16sdtdh="http://schemas.microsoft.com/office/word/2020/wordml/sdtdatahash" xmlns:w16sdtfl="http://schemas.microsoft.com/office/word/2024/wordml/sdtformatlock" xmlns:w16se="http://schemas.microsoft.com/office/word/2015/wordml/symex" xmlns:wpg="http://schemas.microsoft.com/office/word/2010/wordprocessingGroup" xmlns:wpi="http://schemas.microsoft.com/office/word/2010/wordprocessingInk" xmlns:wne="http://schemas.microsoft.com/office/word/2006/wordml" xmlns:wps="http://schemas.microsoft.com/office/word/2010/wordprocessingShape" mc:Ignorable="w14 w15 w16se w16cid w16 w16cex w16sdtdh w16sdtfl w16du wp14">
+  <w:abstractNum w:abstractNumId="0" w15:restartNumberingAfterBreak="0">
+    <w:nsid w:val="0B223B40"/>
+    <w:multiLevelType w:val="multilevel"/>
+    <w:tmpl w:val="A05802B4"/>
+    <w:lvl w:ilvl="0">
+      <w:start w:val="1"/>
+      <w:numFmt w:val="bullet"/>
+      <w:lvlText w:val=""/>
+      <w:lvlJc w:val="left"/>
+      <w:pPr>
+        <w:tabs>
+          <w:tab w:val="num" w:pos="720"/>
+        </w:tabs>
+        <w:ind w:left="720" w:hanging="360"/>
+      </w:pPr>
+      <w:rPr>
+        <w:rFonts w:ascii="Symbol" w:hAnsi="Symbol" w:hint="default"/>
+        <w:sz w:val="20"/>
+      </w:rPr>
+    </w:lvl>
+    <w:lvl w:ilvl="1" w:tentative="1">
+      <w:start w:val="1"/>
+      <w:numFmt w:val="bullet"/>
+      <w:lvlText w:val="o"/>
+      <w:lvlJc w:val="left"/>
+      <w:pPr>
+        <w:tabs>
+          <w:tab w:val="num" w:pos="1440"/>
+        </w:tabs>
+        <w:ind w:left="1440" w:hanging="360"/>
+      </w:pPr>
+      <w:rPr>
+        <w:rFonts w:ascii="Courier New" w:hAnsi="Courier New" w:hint="default"/>
+        <w:sz w:val="20"/>
+      </w:rPr>
+    </w:lvl>
+    <w:lvl w:ilvl="2" w:tentative="1">
+      <w:start w:val="1"/>
+      <w:numFmt w:val="bullet"/>
+      <w:lvlText w:val=""/>
+      <w:lvlJc w:val="left"/>
+      <w:pPr>
+        <w:tabs>
+          <w:tab w:val="num" w:pos="2160"/>
+        </w:tabs>
+        <w:ind w:left="2160" w:hanging="360"/>
+      </w:pPr>
+      <w:rPr>
+        <w:rFonts w:ascii="Wingdings" w:hAnsi="Wingdings" w:hint="default"/>
+        <w:sz w:val="20"/>
+      </w:rPr>
+    </w:lvl>
+    <w:lvl w:ilvl="3" w:tentative="1">
+      <w:start w:val="1"/>
+      <w:numFmt w:val="bullet"/>
+      <w:lvlText w:val=""/>
+      <w:lvlJc w:val="left"/>
+      <w:pPr>
+        <w:tabs>
+          <w:tab w:val="num" w:pos="2880"/>
+        </w:tabs>
+        <w:ind w:left="2880" w:hanging="360"/>
+      </w:pPr>
+      <w:rPr>
+        <w:rFonts w:ascii="Wingdings" w:hAnsi="Wingdings" w:hint="default"/>
+        <w:sz w:val="20"/>
+      </w:rPr>
+    </w:lvl>
+    <w:lvl w:ilvl="4" w:tentative="1">
+      <w:start w:val="1"/>
+      <w:numFmt w:val="bullet"/>
+      <w:lvlText w:val=""/>
+      <w:lvlJc w:val="left"/>
+      <w:pPr>
+        <w:tabs>
+          <w:tab w:val="num" w:pos="3600"/>
+        </w:tabs>
+        <w:ind w:left="3600" w:hanging="360"/>
+      </w:pPr>
+      <w:rPr>
+        <w:rFonts w:ascii="Wingdings" w:hAnsi="Wingdings" w:hint="default"/>
+        <w:sz w:val="20"/>
+      </w:rPr>
+    </w:lvl>
+    <w:lvl w:ilvl="5" w:tentative="1">
+      <w:start w:val="1"/>
+      <w:numFmt w:val="bullet"/>
+      <w:lvlText w:val=""/>
+      <w:lvlJc w:val="left"/>
+      <w:pPr>
+        <w:tabs>
+          <w:tab w:val="num" w:pos="4320"/>
+        </w:tabs>
+        <w:ind w:left="4320" w:hanging="360"/>
+      </w:pPr>
+      <w:rPr>
+        <w:rFonts w:ascii="Wingdings" w:hAnsi="Wingdings" w:hint="default"/>
+        <w:sz w:val="20"/>
+      </w:rPr>
+    </w:lvl>
+    <w:lvl w:ilvl="6" w:tentative="1">
+      <w:start w:val="1"/>
+      <w:numFmt w:val="bullet"/>
+      <w:lvlText w:val=""/>
+      <w:lvlJc w:val="left"/>
+      <w:pPr>
+        <w:tabs>
+          <w:tab w:val="num" w:pos="5040"/>
+        </w:tabs>
+        <w:ind w:left="5040" w:hanging="360"/>
+      </w:pPr>
+      <w:rPr>
+        <w:rFonts w:ascii="Wingdings" w:hAnsi="Wingdings" w:hint="default"/>
+        <w:sz w:val="20"/>
+      </w:rPr>
+    </w:lvl>
+    <w:lvl w:ilvl="7" w:tentative="1">
+      <w:start w:val="1"/>
+      <w:numFmt w:val="bullet"/>
+      <w:lvlText w:val=""/>
+      <w:lvlJc w:val="left"/>
+      <w:pPr>
+        <w:tabs>
+          <w:tab w:val="num" w:pos="5760"/>
+        </w:tabs>
+        <w:ind w:left="5760" w:hanging="360"/>
+      </w:pPr>
+      <w:rPr>
+        <w:rFonts w:ascii="Wingdings" w:hAnsi="Wingdings" w:hint="default"/>
+        <w:sz w:val="20"/>
+      </w:rPr>
+    </w:lvl>
+    <w:lvl w:ilvl="8" w:tentative="1">
+      <w:start w:val="1"/>
+      <w:numFmt w:val="bullet"/>
+      <w:lvlText w:val=""/>
+      <w:lvlJc w:val="left"/>
+      <w:pPr>
+        <w:tabs>
+          <w:tab w:val="num" w:pos="6480"/>
+        </w:tabs>
+        <w:ind w:left="6480" w:hanging="360"/>
+      </w:pPr>
+      <w:rPr>
+        <w:rFonts w:ascii="Wingdings" w:hAnsi="Wingdings" w:hint="default"/>
+        <w:sz w:val="20"/>
+      </w:rPr>
+    </w:lvl>
+  </w:abstractNum>
+  <w:abstractNum w:abstractNumId="1" w15:restartNumberingAfterBreak="0">
+    <w:nsid w:val="438A5400"/>
+    <w:multiLevelType w:val="multilevel"/>
+    <w:tmpl w:val="8CF659CA"/>
+    <w:lvl w:ilvl="0">
+      <w:start w:val="1"/>
+      <w:numFmt w:val="bullet"/>
+      <w:lvlText w:val=""/>
+      <w:lvlJc w:val="left"/>
+      <w:pPr>
+        <w:tabs>
+          <w:tab w:val="num" w:pos="720"/>
+        </w:tabs>
+        <w:ind w:left="720" w:hanging="360"/>
+      </w:pPr>
+      <w:rPr>
+        <w:rFonts w:ascii="Symbol" w:hAnsi="Symbol" w:hint="default"/>
+        <w:sz w:val="20"/>
+      </w:rPr>
+    </w:lvl>
+    <w:lvl w:ilvl="1" w:tentative="1">
+      <w:start w:val="1"/>
+      <w:numFmt w:val="bullet"/>
+      <w:lvlText w:val="o"/>
+      <w:lvlJc w:val="left"/>
+      <w:pPr>
+        <w:tabs>
+          <w:tab w:val="num" w:pos="1440"/>
+        </w:tabs>
+        <w:ind w:left="1440" w:hanging="360"/>
+      </w:pPr>
+      <w:rPr>
+        <w:rFonts w:ascii="Courier New" w:hAnsi="Courier New" w:hint="default"/>
+        <w:sz w:val="20"/>
+      </w:rPr>
+    </w:lvl>
+    <w:lvl w:ilvl="2" w:tentative="1">
+      <w:start w:val="1"/>
+      <w:numFmt w:val="bullet"/>
+      <w:lvlText w:val=""/>
+      <w:lvlJc w:val="left"/>
+      <w:pPr>
+        <w:tabs>
+          <w:tab w:val="num" w:pos="2160"/>
+        </w:tabs>
+        <w:ind w:left="2160" w:hanging="360"/>
+      </w:pPr>
+      <w:rPr>
+        <w:rFonts w:ascii="Wingdings" w:hAnsi="Wingdings" w:hint="default"/>
+        <w:sz w:val="20"/>
+      </w:rPr>
+    </w:lvl>
+    <w:lvl w:ilvl="3" w:tentative="1">
+      <w:start w:val="1"/>
+      <w:numFmt w:val="bullet"/>
+      <w:lvlText w:val=""/>
+      <w:lvlJc w:val="left"/>
+      <w:pPr>
+        <w:tabs>
+          <w:tab w:val="num" w:pos="2880"/>
+        </w:tabs>
+        <w:ind w:left="2880" w:hanging="360"/>
+      </w:pPr>
+      <w:rPr>
+        <w:rFonts w:ascii="Wingdings" w:hAnsi="Wingdings" w:hint="default"/>
+        <w:sz w:val="20"/>
+      </w:rPr>
+    </w:lvl>
+    <w:lvl w:ilvl="4" w:tentative="1">
+      <w:start w:val="1"/>
+      <w:numFmt w:val="bullet"/>
+      <w:lvlText w:val=""/>
+      <w:lvlJc w:val="left"/>
+      <w:pPr>
+        <w:tabs>
+          <w:tab w:val="num" w:pos="3600"/>
+        </w:tabs>
+        <w:ind w:left="3600" w:hanging="360"/>
+      </w:pPr>
+      <w:rPr>
+        <w:rFonts w:ascii="Wingdings" w:hAnsi="Wingdings" w:hint="default"/>
+        <w:sz w:val="20"/>
+      </w:rPr>
+    </w:lvl>
+    <w:lvl w:ilvl="5" w:tentative="1">
+      <w:start w:val="1"/>
+      <w:numFmt w:val="bullet"/>
+      <w:lvlText w:val=""/>
+      <w:lvlJc w:val="left"/>
+      <w:pPr>
+        <w:tabs>
+          <w:tab w:val="num" w:pos="4320"/>
+        </w:tabs>
+        <w:ind w:left="4320" w:hanging="360"/>
+      </w:pPr>
+      <w:rPr>
+        <w:rFonts w:ascii="Wingdings" w:hAnsi="Wingdings" w:hint="default"/>
+        <w:sz w:val="20"/>
+      </w:rPr>
+    </w:lvl>
+    <w:lvl w:ilvl="6" w:tentative="1">
+      <w:start w:val="1"/>
+      <w:numFmt w:val="bullet"/>
+      <w:lvlText w:val=""/>
+      <w:lvlJc w:val="left"/>
+      <w:pPr>
+        <w:tabs>
+          <w:tab w:val="num" w:pos="5040"/>
+        </w:tabs>
+        <w:ind w:left="5040" w:hanging="360"/>
+      </w:pPr>
+      <w:rPr>
+        <w:rFonts w:ascii="Wingdings" w:hAnsi="Wingdings" w:hint="default"/>
+        <w:sz w:val="20"/>
+      </w:rPr>
+    </w:lvl>
+    <w:lvl w:ilvl="7" w:tentative="1">
+      <w:start w:val="1"/>
+      <w:numFmt w:val="bullet"/>
+      <w:lvlText w:val=""/>
+      <w:lvlJc w:val="left"/>
+      <w:pPr>
+        <w:tabs>
+          <w:tab w:val="num" w:pos="5760"/>
+        </w:tabs>
+        <w:ind w:left="5760" w:hanging="360"/>
+      </w:pPr>
+      <w:rPr>
+        <w:rFonts w:ascii="Wingdings" w:hAnsi="Wingdings" w:hint="default"/>
+        <w:sz w:val="20"/>
+      </w:rPr>
+    </w:lvl>
+    <w:lvl w:ilvl="8" w:tentative="1">
+      <w:start w:val="1"/>
+      <w:numFmt w:val="bullet"/>
+      <w:lvlText w:val=""/>
+      <w:lvlJc w:val="left"/>
+      <w:pPr>
+        <w:tabs>
+          <w:tab w:val="num" w:pos="6480"/>
+        </w:tabs>
+        <w:ind w:left="6480" w:hanging="360"/>
+      </w:pPr>
+      <w:rPr>
+        <w:rFonts w:ascii="Wingdings" w:hAnsi="Wingdings" w:hint="default"/>
+        <w:sz w:val="20"/>
+      </w:rPr>
+    </w:lvl>
+  </w:abstractNum>
+  <w:abstractNum w:abstractNumId="2" w15:restartNumberingAfterBreak="0">
+    <w:nsid w:val="47D758A3"/>
+    <w:multiLevelType w:val="multilevel"/>
+    <w:tmpl w:val="537AF1D4"/>
+    <w:lvl w:ilvl="0">
+      <w:start w:val="1"/>
+      <w:numFmt w:val="bullet"/>
+      <w:lvlText w:val=""/>
+      <w:lvlJc w:val="left"/>
+      <w:pPr>
+        <w:tabs>
+          <w:tab w:val="num" w:pos="720"/>
+        </w:tabs>
+        <w:ind w:left="720" w:hanging="360"/>
+      </w:pPr>
+      <w:rPr>
+        <w:rFonts w:ascii="Symbol" w:hAnsi="Symbol" w:hint="default"/>
+        <w:sz w:val="20"/>
+      </w:rPr>
+    </w:lvl>
+    <w:lvl w:ilvl="1" w:tentative="1">
+      <w:start w:val="1"/>
+      <w:numFmt w:val="bullet"/>
+      <w:lvlText w:val="o"/>
+      <w:lvlJc w:val="left"/>
+      <w:pPr>
+        <w:tabs>
+          <w:tab w:val="num" w:pos="1440"/>
+        </w:tabs>
+        <w:ind w:left="1440" w:hanging="360"/>
+      </w:pPr>
+      <w:rPr>
+        <w:rFonts w:ascii="Courier New" w:hAnsi="Courier New" w:hint="default"/>
+        <w:sz w:val="20"/>
+      </w:rPr>
+    </w:lvl>
+    <w:lvl w:ilvl="2" w:tentative="1">
+      <w:start w:val="1"/>
+      <w:numFmt w:val="bullet"/>
+      <w:lvlText w:val=""/>
+      <w:lvlJc w:val="left"/>
+      <w:pPr>
+        <w:tabs>
+          <w:tab w:val="num" w:pos="2160"/>
+        </w:tabs>
+        <w:ind w:left="2160" w:hanging="360"/>
+      </w:pPr>
+      <w:rPr>
+        <w:rFonts w:ascii="Wingdings" w:hAnsi="Wingdings" w:hint="default"/>
+        <w:sz w:val="20"/>
+      </w:rPr>
+    </w:lvl>
+    <w:lvl w:ilvl="3" w:tentative="1">
+      <w:start w:val="1"/>
+      <w:numFmt w:val="bullet"/>
+      <w:lvlText w:val=""/>
+      <w:lvlJc w:val="left"/>
+      <w:pPr>
+        <w:tabs>
+          <w:tab w:val="num" w:pos="2880"/>
+        </w:tabs>
+        <w:ind w:left="2880" w:hanging="360"/>
+      </w:pPr>
+      <w:rPr>
+        <w:rFonts w:ascii="Wingdings" w:hAnsi="Wingdings" w:hint="default"/>
+        <w:sz w:val="20"/>
+      </w:rPr>
+    </w:lvl>
+    <w:lvl w:ilvl="4" w:tentative="1">
+      <w:start w:val="1"/>
+      <w:numFmt w:val="bullet"/>
+      <w:lvlText w:val=""/>
+      <w:lvlJc w:val="left"/>
+      <w:pPr>
+        <w:tabs>
+          <w:tab w:val="num" w:pos="3600"/>
+        </w:tabs>
+        <w:ind w:left="3600" w:hanging="360"/>
+      </w:pPr>
+      <w:rPr>
+        <w:rFonts w:ascii="Wingdings" w:hAnsi="Wingdings" w:hint="default"/>
+        <w:sz w:val="20"/>
+      </w:rPr>
+    </w:lvl>
+    <w:lvl w:ilvl="5" w:tentative="1">
+      <w:start w:val="1"/>
+      <w:numFmt w:val="bullet"/>
+      <w:lvlText w:val=""/>
+      <w:lvlJc w:val="left"/>
+      <w:pPr>
+        <w:tabs>
+          <w:tab w:val="num" w:pos="4320"/>
+        </w:tabs>
+        <w:ind w:left="4320" w:hanging="360"/>
+      </w:pPr>
+      <w:rPr>
+        <w:rFonts w:ascii="Wingdings" w:hAnsi="Wingdings" w:hint="default"/>
+        <w:sz w:val="20"/>
+      </w:rPr>
+    </w:lvl>
+    <w:lvl w:ilvl="6" w:tentative="1">
+      <w:start w:val="1"/>
+      <w:numFmt w:val="bullet"/>
+      <w:lvlText w:val=""/>
+      <w:lvlJc w:val="left"/>
+      <w:pPr>
+        <w:tabs>
+          <w:tab w:val="num" w:pos="5040"/>
+        </w:tabs>
+        <w:ind w:left="5040" w:hanging="360"/>
+      </w:pPr>
+      <w:rPr>
+        <w:rFonts w:ascii="Wingdings" w:hAnsi="Wingdings" w:hint="default"/>
+        <w:sz w:val="20"/>
+      </w:rPr>
+    </w:lvl>
+    <w:lvl w:ilvl="7" w:tentative="1">
+      <w:start w:val="1"/>
+      <w:numFmt w:val="bullet"/>
+      <w:lvlText w:val=""/>
+      <w:lvlJc w:val="left"/>
+      <w:pPr>
+        <w:tabs>
+          <w:tab w:val="num" w:pos="5760"/>
+        </w:tabs>
+        <w:ind w:left="5760" w:hanging="360"/>
+      </w:pPr>
+      <w:rPr>
+        <w:rFonts w:ascii="Wingdings" w:hAnsi="Wingdings" w:hint="default"/>
+        <w:sz w:val="20"/>
+      </w:rPr>
+    </w:lvl>
+    <w:lvl w:ilvl="8" w:tentative="1">
+      <w:start w:val="1"/>
+      <w:numFmt w:val="bullet"/>
+      <w:lvlText w:val=""/>
+      <w:lvlJc w:val="left"/>
+      <w:pPr>
+        <w:tabs>
+          <w:tab w:val="num" w:pos="6480"/>
+        </w:tabs>
+        <w:ind w:left="6480" w:hanging="360"/>
+      </w:pPr>
+      <w:rPr>
+        <w:rFonts w:ascii="Wingdings" w:hAnsi="Wingdings" w:hint="default"/>
+        <w:sz w:val="20"/>
+      </w:rPr>
+    </w:lvl>
+  </w:abstractNum>
+  <w:abstractNum w:abstractNumId="3" w15:restartNumberingAfterBreak="0">
+    <w:nsid w:val="5FC970E5"/>
+    <w:multiLevelType w:val="multilevel"/>
+    <w:tmpl w:val="930A89BC"/>
+    <w:lvl w:ilvl="0">
+      <w:start w:val="1"/>
+      <w:numFmt w:val="bullet"/>
+      <w:lvlText w:val=""/>
+      <w:lvlJc w:val="left"/>
+      <w:pPr>
+        <w:tabs>
+          <w:tab w:val="num" w:pos="720"/>
+        </w:tabs>
+        <w:ind w:left="720" w:hanging="360"/>
+      </w:pPr>
+      <w:rPr>
+        <w:rFonts w:ascii="Symbol" w:hAnsi="Symbol" w:hint="default"/>
+        <w:sz w:val="20"/>
+      </w:rPr>
+    </w:lvl>
+    <w:lvl w:ilvl="1" w:tentative="1">
+      <w:start w:val="1"/>
+      <w:numFmt w:val="bullet"/>
+      <w:lvlText w:val="o"/>
+      <w:lvlJc w:val="left"/>
+      <w:pPr>
+        <w:tabs>
+          <w:tab w:val="num" w:pos="1440"/>
+        </w:tabs>
+        <w:ind w:left="1440" w:hanging="360"/>
+      </w:pPr>
+      <w:rPr>
+        <w:rFonts w:ascii="Courier New" w:hAnsi="Courier New" w:hint="default"/>
+        <w:sz w:val="20"/>
+      </w:rPr>
+    </w:lvl>
+    <w:lvl w:ilvl="2" w:tentative="1">
+      <w:start w:val="1"/>
+      <w:numFmt w:val="bullet"/>
+      <w:lvlText w:val=""/>
+      <w:lvlJc w:val="left"/>
+      <w:pPr>
+        <w:tabs>
+          <w:tab w:val="num" w:pos="2160"/>
+        </w:tabs>
+        <w:ind w:left="2160" w:hanging="360"/>
+      </w:pPr>
+      <w:rPr>
+        <w:rFonts w:ascii="Wingdings" w:hAnsi="Wingdings" w:hint="default"/>
+        <w:sz w:val="20"/>
+      </w:rPr>
+    </w:lvl>
+    <w:lvl w:ilvl="3" w:tentative="1">
+      <w:start w:val="1"/>
+      <w:numFmt w:val="bullet"/>
+      <w:lvlText w:val=""/>
+      <w:lvlJc w:val="left"/>
+      <w:pPr>
+        <w:tabs>
+          <w:tab w:val="num" w:pos="2880"/>
+        </w:tabs>
+        <w:ind w:left="2880" w:hanging="360"/>
+      </w:pPr>
+      <w:rPr>
+        <w:rFonts w:ascii="Wingdings" w:hAnsi="Wingdings" w:hint="default"/>
+        <w:sz w:val="20"/>
+      </w:rPr>
+    </w:lvl>
+    <w:lvl w:ilvl="4" w:tentative="1">
+      <w:start w:val="1"/>
+      <w:numFmt w:val="bullet"/>
+      <w:lvlText w:val=""/>
+      <w:lvlJc w:val="left"/>
+      <w:pPr>
+        <w:tabs>
+          <w:tab w:val="num" w:pos="3600"/>
+        </w:tabs>
+        <w:ind w:left="3600" w:hanging="360"/>
+      </w:pPr>
+      <w:rPr>
+        <w:rFonts w:ascii="Wingdings" w:hAnsi="Wingdings" w:hint="default"/>
+        <w:sz w:val="20"/>
+      </w:rPr>
+    </w:lvl>
+    <w:lvl w:ilvl="5" w:tentative="1">
+      <w:start w:val="1"/>
+      <w:numFmt w:val="bullet"/>
+      <w:lvlText w:val=""/>
+      <w:lvlJc w:val="left"/>
+      <w:pPr>
+        <w:tabs>
+          <w:tab w:val="num" w:pos="4320"/>
+        </w:tabs>
+        <w:ind w:left="4320" w:hanging="360"/>
+      </w:pPr>
+      <w:rPr>
+        <w:rFonts w:ascii="Wingdings" w:hAnsi="Wingdings" w:hint="default"/>
+        <w:sz w:val="20"/>
+      </w:rPr>
+    </w:lvl>
+    <w:lvl w:ilvl="6" w:tentative="1">
+      <w:start w:val="1"/>
+      <w:numFmt w:val="bullet"/>
+      <w:lvlText w:val=""/>
+      <w:lvlJc w:val="left"/>
+      <w:pPr>
+        <w:tabs>
+          <w:tab w:val="num" w:pos="5040"/>
+        </w:tabs>
+        <w:ind w:left="5040" w:hanging="360"/>
+      </w:pPr>
+      <w:rPr>
+        <w:rFonts w:ascii="Wingdings" w:hAnsi="Wingdings" w:hint="default"/>
+        <w:sz w:val="20"/>
+      </w:rPr>
+    </w:lvl>
+    <w:lvl w:ilvl="7" w:tentative="1">
+      <w:start w:val="1"/>
+      <w:numFmt w:val="bullet"/>
+      <w:lvlText w:val=""/>
+      <w:lvlJc w:val="left"/>
+      <w:pPr>
+        <w:tabs>
+          <w:tab w:val="num" w:pos="5760"/>
+        </w:tabs>
+        <w:ind w:left="5760" w:hanging="360"/>
+      </w:pPr>
+      <w:rPr>
+        <w:rFonts w:ascii="Wingdings" w:hAnsi="Wingdings" w:hint="default"/>
+        <w:sz w:val="20"/>
+      </w:rPr>
+    </w:lvl>
+    <w:lvl w:ilvl="8" w:tentative="1">
+      <w:start w:val="1"/>
+      <w:numFmt w:val="bullet"/>
+      <w:lvlText w:val=""/>
+      <w:lvlJc w:val="left"/>
+      <w:pPr>
+        <w:tabs>
+          <w:tab w:val="num" w:pos="6480"/>
+        </w:tabs>
+        <w:ind w:left="6480" w:hanging="360"/>
+      </w:pPr>
+      <w:rPr>
+        <w:rFonts w:ascii="Wingdings" w:hAnsi="Wingdings" w:hint="default"/>
+        <w:sz w:val="20"/>
+      </w:rPr>
+    </w:lvl>
+  </w:abstractNum>
+  <w:num w:numId="1" w16cid:durableId="1571038042">
+    <w:abstractNumId w:val="3"/>
+  </w:num>
+  <w:num w:numId="2" w16cid:durableId="1231384731">
+    <w:abstractNumId w:val="2"/>
+  </w:num>
+  <w:num w:numId="3" w16cid:durableId="1533616374">
+    <w:abstractNumId w:val="0"/>
+  </w:num>
+  <w:num w:numId="4" w16cid:durableId="894127949">
+    <w:abstractNumId w:val="1"/>
+  </w:num>
+</w:numbering>
 </file>
 
 <file path=word/styles.xml><?xml version="1.0" encoding="utf-8"?>
@@ -1943,6 +6849,7 @@
   <w:style w:type="character" w:default="1" w:styleId="Fontepargpadro">
     <w:name w:val="Default Paragraph Font"/>
     <w:uiPriority w:val="1"/>
+    <w:semiHidden/>
     <w:unhideWhenUsed/>
   </w:style>
   <w:style w:type="table" w:default="1" w:styleId="Tabelanormal">
@@ -2254,6 +7161,47 @@
       <w:smallCaps/>
       <w:color w:val="0F4761" w:themeColor="accent1" w:themeShade="BF"/>
       <w:spacing w:val="5"/>
+    </w:rPr>
+  </w:style>
+  <w:style w:type="character" w:styleId="Forte">
+    <w:name w:val="Strong"/>
+    <w:basedOn w:val="Fontepargpadro"/>
+    <w:uiPriority w:val="22"/>
+    <w:qFormat/>
+    <w:rsid w:val="009900C6"/>
+    <w:rPr>
+      <w:b/>
+      <w:bCs/>
+    </w:rPr>
+  </w:style>
+  <w:style w:type="paragraph" w:styleId="NormalWeb">
+    <w:name w:val="Normal (Web)"/>
+    <w:basedOn w:val="Normal"/>
+    <w:uiPriority w:val="99"/>
+    <w:semiHidden/>
+    <w:unhideWhenUsed/>
+    <w:rsid w:val="009900C6"/>
+    <w:pPr>
+      <w:spacing w:before="100" w:beforeAutospacing="1" w:after="100" w:afterAutospacing="1" w:line="240" w:lineRule="auto"/>
+    </w:pPr>
+    <w:rPr>
+      <w:rFonts w:ascii="Times New Roman" w:eastAsia="Times New Roman" w:hAnsi="Times New Roman" w:cs="Times New Roman"/>
+      <w:kern w:val="0"/>
+      <w:lang w:eastAsia="pt-BR"/>
+      <w14:ligatures w14:val="none"/>
+    </w:rPr>
+  </w:style>
+  <w:style w:type="character" w:styleId="CdigoHTML">
+    <w:name w:val="HTML Code"/>
+    <w:basedOn w:val="Fontepargpadro"/>
+    <w:uiPriority w:val="99"/>
+    <w:semiHidden/>
+    <w:unhideWhenUsed/>
+    <w:rsid w:val="009900C6"/>
+    <w:rPr>
+      <w:rFonts w:ascii="Courier New" w:eastAsia="Times New Roman" w:hAnsi="Courier New" w:cs="Courier New"/>
+      <w:sz w:val="20"/>
+      <w:szCs w:val="20"/>
     </w:rPr>
   </w:style>
 </w:styles>
@@ -2575,6 +7523,23 @@
 </file>
 
 <file path=customXml/item1.xml><?xml version="1.0" encoding="utf-8"?>
+<?mso-contentType ?>
+<FormTemplates xmlns="http://schemas.microsoft.com/sharepoint/v3/contenttype/forms">
+  <Display>DocumentLibraryForm</Display>
+  <Edit>DocumentLibraryForm</Edit>
+  <New>DocumentLibraryForm</New>
+</FormTemplates>
+</file>
+
+<file path=customXml/item2.xml><?xml version="1.0" encoding="utf-8"?>
+<p:properties xmlns:p="http://schemas.microsoft.com/office/2006/metadata/properties" xmlns:xsi="http://www.w3.org/2001/XMLSchema-instance" xmlns:pc="http://schemas.microsoft.com/office/infopath/2007/PartnerControls">
+  <documentManagement>
+    <_activity xmlns="7ff95b76-2fea-48c7-b0fd-c703472f075c" xsi:nil="true"/>
+  </documentManagement>
+</p:properties>
+</file>
+
+<file path=customXml/item3.xml><?xml version="1.0" encoding="utf-8"?>
 <ct:contentTypeSchema xmlns:ct="http://schemas.microsoft.com/office/2006/metadata/contentType" xmlns:ma="http://schemas.microsoft.com/office/2006/metadata/properties/metaAttributes" ct:_="" ma:_="" ma:contentTypeName="Documento" ma:contentTypeID="0x010100F6B6DB2043B5E047AF4738D172089E04" ma:contentTypeVersion="18" ma:contentTypeDescription="Crie um novo documento." ma:contentTypeScope="" ma:versionID="d3b74eec33b66fae9ec99bb174d2baf8">
   <xsd:schema xmlns:xsd="http://www.w3.org/2001/XMLSchema" xmlns:xs="http://www.w3.org/2001/XMLSchema" xmlns:p="http://schemas.microsoft.com/office/2006/metadata/properties" xmlns:ns3="7ff95b76-2fea-48c7-b0fd-c703472f075c" xmlns:ns4="dc738aa5-db6b-4e11-a69c-1aaf5db7dbf3" targetNamespace="http://schemas.microsoft.com/office/2006/metadata/properties" ma:root="true" ma:fieldsID="1cc9f1eefcac433e6f7b51faf32bdf65" ns3:_="" ns4:_="">
     <xsd:import namespace="7ff95b76-2fea-48c7-b0fd-c703472f075c"/>
@@ -2827,24 +7792,25 @@
 </ct:contentTypeSchema>
 </file>
 
-<file path=customXml/item2.xml><?xml version="1.0" encoding="utf-8"?>
-<?mso-contentType ?>
-<FormTemplates xmlns="http://schemas.microsoft.com/sharepoint/v3/contenttype/forms">
-  <Display>DocumentLibraryForm</Display>
-  <Edit>DocumentLibraryForm</Edit>
-  <New>DocumentLibraryForm</New>
-</FormTemplates>
+<file path=customXml/itemProps1.xml><?xml version="1.0" encoding="utf-8"?>
+<ds:datastoreItem xmlns:ds="http://schemas.openxmlformats.org/officeDocument/2006/customXml" ds:itemID="{89A65829-9D3A-4E3A-97B8-81458C3216B1}">
+  <ds:schemaRefs>
+    <ds:schemaRef ds:uri="http://schemas.microsoft.com/sharepoint/v3/contenttype/forms"/>
+  </ds:schemaRefs>
+</ds:datastoreItem>
 </file>
 
-<file path=customXml/item3.xml><?xml version="1.0" encoding="utf-8"?>
-<p:properties xmlns:p="http://schemas.microsoft.com/office/2006/metadata/properties" xmlns:xsi="http://www.w3.org/2001/XMLSchema-instance" xmlns:pc="http://schemas.microsoft.com/office/infopath/2007/PartnerControls">
-  <documentManagement>
-    <_activity xmlns="7ff95b76-2fea-48c7-b0fd-c703472f075c" xsi:nil="true"/>
-  </documentManagement>
-</p:properties>
+<file path=customXml/itemProps2.xml><?xml version="1.0" encoding="utf-8"?>
+<ds:datastoreItem xmlns:ds="http://schemas.openxmlformats.org/officeDocument/2006/customXml" ds:itemID="{F43A2B46-FBBF-4AC2-B155-22B77A601E8B}">
+  <ds:schemaRefs>
+    <ds:schemaRef ds:uri="http://schemas.microsoft.com/office/2006/metadata/properties"/>
+    <ds:schemaRef ds:uri="http://schemas.microsoft.com/office/infopath/2007/PartnerControls"/>
+    <ds:schemaRef ds:uri="7ff95b76-2fea-48c7-b0fd-c703472f075c"/>
+  </ds:schemaRefs>
+</ds:datastoreItem>
 </file>
 
-<file path=customXml/itemProps1.xml><?xml version="1.0" encoding="utf-8"?>
+<file path=customXml/itemProps3.xml><?xml version="1.0" encoding="utf-8"?>
 <ds:datastoreItem xmlns:ds="http://schemas.openxmlformats.org/officeDocument/2006/customXml" ds:itemID="{104082DA-934E-409F-B5A8-131C3726410A}">
   <ds:schemaRefs>
     <ds:schemaRef ds:uri="http://schemas.microsoft.com/office/2006/metadata/contentType"/>
@@ -2861,29 +7827,4 @@
     <ds:schemaRef ds:uri="http://schemas.microsoft.com/internal/obd"/>
   </ds:schemaRefs>
 </ds:datastoreItem>
-</file>
-
-<file path=customXml/itemProps2.xml><?xml version="1.0" encoding="utf-8"?>
-<ds:datastoreItem xmlns:ds="http://schemas.openxmlformats.org/officeDocument/2006/customXml" ds:itemID="{89A65829-9D3A-4E3A-97B8-81458C3216B1}">
-  <ds:schemaRefs>
-    <ds:schemaRef ds:uri="http://schemas.microsoft.com/sharepoint/v3/contenttype/forms"/>
-  </ds:schemaRefs>
-</ds:datastoreItem>
-</file>
-
-<file path=customXml/itemProps3.xml><?xml version="1.0" encoding="utf-8"?>
-<ds:datastoreItem xmlns:ds="http://schemas.openxmlformats.org/officeDocument/2006/customXml" ds:itemID="{F43A2B46-FBBF-4AC2-B155-22B77A601E8B}">
-  <ds:schemaRefs>
-    <ds:schemaRef ds:uri="http://schemas.openxmlformats.org/package/2006/metadata/core-properties"/>
-    <ds:schemaRef ds:uri="http://schemas.microsoft.com/office/infopath/2007/PartnerControls"/>
-    <ds:schemaRef ds:uri="http://purl.org/dc/elements/1.1/"/>
-    <ds:schemaRef ds:uri="http://schemas.microsoft.com/office/2006/documentManagement/types"/>
-    <ds:schemaRef ds:uri="7ff95b76-2fea-48c7-b0fd-c703472f075c"/>
-    <ds:schemaRef ds:uri="http://www.w3.org/XML/1998/namespace"/>
-    <ds:schemaRef ds:uri="http://purl.org/dc/dcmitype/"/>
-    <ds:schemaRef ds:uri="dc738aa5-db6b-4e11-a69c-1aaf5db7dbf3"/>
-    <ds:schemaRef ds:uri="http://purl.org/dc/terms/"/>
-    <ds:schemaRef ds:uri="http://schemas.microsoft.com/office/2006/metadata/properties"/>
-  </ds:schemaRefs>
-</ds:datastoreItem>
 </file>